--- a/AiSD/lab1.docx
+++ b/AiSD/lab1.docx
@@ -333,7 +333,6 @@
         <w:jc w:val="center"/>
         <w:rPr>
           <w:b/>
-          <w:lang w:val="en-US"/>
         </w:rPr>
       </w:pPr>
     </w:p>
@@ -776,47 +775,7 @@
           <w:sz w:val="28"/>
           <w:szCs w:val="28"/>
         </w:rPr>
-        <w:t>Сортировка выбором (</w:t>
-      </w:r>
-      <w:proofErr w:type="spellStart"/>
-      <w:r>
-        <w:rPr>
-          <w:rFonts w:ascii="Times New Roman" w:hAnsi="Times New Roman" w:cs="Times New Roman"/>
-          <w:color w:val="000000"/>
-          <w:sz w:val="28"/>
-          <w:szCs w:val="28"/>
-        </w:rPr>
-        <w:t>Selection</w:t>
-      </w:r>
-      <w:proofErr w:type="spellEnd"/>
-      <w:r>
-        <w:rPr>
-          <w:rFonts w:ascii="Times New Roman" w:hAnsi="Times New Roman" w:cs="Times New Roman"/>
-          <w:color w:val="000000"/>
-          <w:sz w:val="28"/>
-          <w:szCs w:val="28"/>
-        </w:rPr>
-        <w:t xml:space="preserve"> </w:t>
-      </w:r>
-      <w:proofErr w:type="spellStart"/>
-      <w:r>
-        <w:rPr>
-          <w:rFonts w:ascii="Times New Roman" w:hAnsi="Times New Roman" w:cs="Times New Roman"/>
-          <w:color w:val="000000"/>
-          <w:sz w:val="28"/>
-          <w:szCs w:val="28"/>
-        </w:rPr>
-        <w:t>Sort</w:t>
-      </w:r>
-      <w:proofErr w:type="spellEnd"/>
-      <w:r>
-        <w:rPr>
-          <w:rFonts w:ascii="Times New Roman" w:hAnsi="Times New Roman" w:cs="Times New Roman"/>
-          <w:color w:val="000000"/>
-          <w:sz w:val="28"/>
-          <w:szCs w:val="28"/>
-        </w:rPr>
-        <w:t>)</w:t>
+        <w:t>Сортировка выбором (SelectionSort)</w:t>
       </w:r>
     </w:p>
     <w:p>
@@ -859,27 +818,53 @@
           <w:sz w:val="28"/>
           <w:szCs w:val="28"/>
         </w:rPr>
-        <w:t xml:space="preserve">Быстрая сортировка (Quick </w:t>
-      </w:r>
-      <w:proofErr w:type="spellStart"/>
-      <w:r>
-        <w:rPr>
-          <w:rFonts w:ascii="Times New Roman" w:hAnsi="Times New Roman" w:cs="Times New Roman"/>
-          <w:color w:val="000000"/>
-          <w:sz w:val="28"/>
-          <w:szCs w:val="28"/>
-        </w:rPr>
-        <w:t>Sort</w:t>
-      </w:r>
-      <w:proofErr w:type="spellEnd"/>
-      <w:r>
-        <w:rPr>
-          <w:rFonts w:ascii="Times New Roman" w:hAnsi="Times New Roman" w:cs="Times New Roman"/>
-          <w:color w:val="000000"/>
-          <w:sz w:val="28"/>
-          <w:szCs w:val="28"/>
-        </w:rPr>
-        <w:t>)</w:t>
+        <w:t>С</w:t>
+      </w:r>
+      <w:r>
+        <w:rPr>
+          <w:rFonts w:ascii="Times New Roman" w:hAnsi="Times New Roman" w:cs="Times New Roman"/>
+          <w:color w:val="000000"/>
+          <w:sz w:val="28"/>
+          <w:szCs w:val="28"/>
+        </w:rPr>
+        <w:t>ортировка</w:t>
+      </w:r>
+      <w:r>
+        <w:rPr>
+          <w:rFonts w:ascii="Times New Roman" w:hAnsi="Times New Roman" w:cs="Times New Roman"/>
+          <w:color w:val="000000"/>
+          <w:sz w:val="28"/>
+          <w:szCs w:val="28"/>
+        </w:rPr>
+        <w:t xml:space="preserve"> Шелла</w:t>
+      </w:r>
+      <w:r>
+        <w:rPr>
+          <w:rFonts w:ascii="Times New Roman" w:hAnsi="Times New Roman" w:cs="Times New Roman"/>
+          <w:color w:val="000000"/>
+          <w:sz w:val="28"/>
+          <w:szCs w:val="28"/>
+        </w:rPr>
+        <w:t xml:space="preserve"> (</w:t>
+      </w:r>
+      <w:r>
+        <w:rPr>
+          <w:rFonts w:ascii="Times New Roman" w:hAnsi="Times New Roman" w:cs="Times New Roman"/>
+          <w:color w:val="000000"/>
+          <w:sz w:val="28"/>
+          <w:szCs w:val="28"/>
+          <w:lang w:val="en-US"/>
+        </w:rPr>
+        <w:t>Shell</w:t>
+      </w:r>
+      <w:r>
+        <w:rPr>
+          <w:rFonts w:ascii="Times New Roman" w:hAnsi="Times New Roman" w:cs="Times New Roman"/>
+          <w:color w:val="000000"/>
+          <w:sz w:val="28"/>
+          <w:szCs w:val="28"/>
+        </w:rPr>
+        <w:t>Sort)</w:t>
       </w:r>
     </w:p>
     <w:p>
@@ -1262,7 +1247,18 @@
           <w:sz w:val="28"/>
           <w:szCs w:val="28"/>
         </w:rPr>
-        <w:t>C# 7.3</w:t>
+        <w:t>C</w:t>
+      </w:r>
+      <w:r>
+        <w:rPr>
+          <w:rFonts w:ascii="Times New Roman" w:hAnsi="Times New Roman" w:cs="Times New Roman"/>
+          <w:b/>
+          <w:bCs/>
+          <w:color w:val="000000"/>
+          <w:sz w:val="28"/>
+          <w:szCs w:val="28"/>
+        </w:rPr>
+        <w:t>++</w:t>
       </w:r>
       <w:r>
         <w:rPr>
@@ -1333,8 +1329,18 @@
           <w:color w:val="000000"/>
           <w:sz w:val="28"/>
           <w:szCs w:val="28"/>
-        </w:rPr>
-        <w:t>System – стандартные функции</w:t>
+          <w:lang w:val="en-US"/>
+        </w:rPr>
+        <w:t>iostream</w:t>
+      </w:r>
+      <w:r>
+        <w:rPr>
+          <w:rFonts w:ascii="Times New Roman" w:hAnsi="Times New Roman" w:cs="Times New Roman"/>
+          <w:color w:val="000000"/>
+          <w:sz w:val="28"/>
+          <w:szCs w:val="28"/>
+        </w:rPr>
+        <w:t xml:space="preserve"> – стандартные функции</w:t>
       </w:r>
     </w:p>
     <w:p>
@@ -1370,17 +1376,16 @@
           <w:szCs w:val="28"/>
         </w:rPr>
       </w:pPr>
-      <w:proofErr w:type="spellStart"/>
-      <w:r>
-        <w:rPr>
-          <w:rFonts w:ascii="Times New Roman" w:hAnsi="Times New Roman" w:cs="Times New Roman"/>
-          <w:color w:val="000000"/>
-          <w:sz w:val="28"/>
-          <w:szCs w:val="28"/>
-        </w:rPr>
-        <w:t>System.Diagnostics</w:t>
-      </w:r>
-      <w:proofErr w:type="spellEnd"/>
+      <w:r>
+        <w:rPr>
+          <w:rFonts w:ascii="Times New Roman" w:hAnsi="Times New Roman" w:cs="Times New Roman"/>
+          <w:color w:val="000000"/>
+          <w:sz w:val="28"/>
+          <w:szCs w:val="28"/>
+          <w:lang w:val="en-US"/>
+        </w:rPr>
+        <w:t>chrono</w:t>
+      </w:r>
       <w:r>
         <w:rPr>
           <w:rFonts w:ascii="Times New Roman" w:hAnsi="Times New Roman" w:cs="Times New Roman"/>
@@ -1464,7 +1469,25 @@
           <w:sz w:val="28"/>
           <w:szCs w:val="28"/>
         </w:rPr>
-        <w:t>Основные методы:</w:t>
+        <w:t xml:space="preserve">Основные </w:t>
+      </w:r>
+      <w:r>
+        <w:rPr>
+          <w:rFonts w:ascii="Times New Roman" w:hAnsi="Times New Roman" w:cs="Times New Roman"/>
+          <w:color w:val="000000"/>
+          <w:sz w:val="28"/>
+          <w:szCs w:val="28"/>
+        </w:rPr>
+        <w:t>Функции</w:t>
+      </w:r>
+      <w:r>
+        <w:rPr>
+          <w:rFonts w:ascii="Times New Roman" w:hAnsi="Times New Roman" w:cs="Times New Roman"/>
+          <w:color w:val="000000"/>
+          <w:sz w:val="28"/>
+          <w:szCs w:val="28"/>
+        </w:rPr>
+        <w:t>:</w:t>
       </w:r>
     </w:p>
     <w:p>
@@ -1498,86 +1521,26 @@
           <w:color w:val="000000"/>
           <w:sz w:val="28"/>
           <w:szCs w:val="28"/>
+        </w:rPr>
+      </w:pPr>
+      <w:r>
+        <w:rPr>
+          <w:rFonts w:ascii="Times New Roman" w:hAnsi="Times New Roman" w:cs="Times New Roman"/>
+          <w:color w:val="000000"/>
+          <w:sz w:val="28"/>
+          <w:szCs w:val="28"/>
           <w:lang w:val="en-US"/>
         </w:rPr>
-      </w:pPr>
-      <w:proofErr w:type="spellStart"/>
-      <w:proofErr w:type="gramStart"/>
-      <w:r>
-        <w:rPr>
-          <w:rFonts w:ascii="Times New Roman" w:hAnsi="Times New Roman" w:cs="Times New Roman"/>
-          <w:color w:val="000000"/>
-          <w:sz w:val="28"/>
-          <w:szCs w:val="28"/>
-          <w:lang w:val="en-US"/>
-        </w:rPr>
-        <w:t>CheckSort</w:t>
-      </w:r>
-      <w:proofErr w:type="spellEnd"/>
-      <w:r>
-        <w:rPr>
-          <w:rFonts w:ascii="Times New Roman" w:hAnsi="Times New Roman" w:cs="Times New Roman"/>
-          <w:color w:val="000000"/>
-          <w:sz w:val="28"/>
-          <w:szCs w:val="28"/>
-          <w:lang w:val="en-US"/>
-        </w:rPr>
-        <w:t>(</w:t>
-      </w:r>
-      <w:proofErr w:type="gramEnd"/>
-      <w:r>
-        <w:rPr>
-          <w:rFonts w:ascii="Times New Roman" w:hAnsi="Times New Roman" w:cs="Times New Roman"/>
-          <w:color w:val="000000"/>
-          <w:sz w:val="28"/>
-          <w:szCs w:val="28"/>
-          <w:lang w:val="en-US"/>
-        </w:rPr>
-        <w:t xml:space="preserve">int </w:t>
-      </w:r>
-      <w:proofErr w:type="spellStart"/>
-      <w:r>
-        <w:rPr>
-          <w:rFonts w:ascii="Times New Roman" w:hAnsi="Times New Roman" w:cs="Times New Roman"/>
-          <w:color w:val="000000"/>
-          <w:sz w:val="28"/>
-          <w:szCs w:val="28"/>
-          <w:lang w:val="en-US"/>
-        </w:rPr>
-        <w:t>checkCount</w:t>
-      </w:r>
-      <w:proofErr w:type="spellEnd"/>
-      <w:r>
-        <w:rPr>
-          <w:rFonts w:ascii="Times New Roman" w:hAnsi="Times New Roman" w:cs="Times New Roman"/>
-          <w:color w:val="000000"/>
-          <w:sz w:val="28"/>
-          <w:szCs w:val="28"/>
-          <w:lang w:val="en-US"/>
-        </w:rPr>
-        <w:t xml:space="preserve">, int </w:t>
-      </w:r>
-      <w:proofErr w:type="spellStart"/>
-      <w:r>
-        <w:rPr>
-          <w:rFonts w:ascii="Times New Roman" w:hAnsi="Times New Roman" w:cs="Times New Roman"/>
-          <w:color w:val="000000"/>
-          <w:sz w:val="28"/>
-          <w:szCs w:val="28"/>
-          <w:lang w:val="en-US"/>
-        </w:rPr>
-        <w:t>arraySize</w:t>
-      </w:r>
-      <w:proofErr w:type="spellEnd"/>
-      <w:r>
-        <w:rPr>
-          <w:rFonts w:ascii="Times New Roman" w:hAnsi="Times New Roman" w:cs="Times New Roman"/>
-          <w:color w:val="000000"/>
-          <w:sz w:val="28"/>
-          <w:szCs w:val="28"/>
-          <w:lang w:val="en-US"/>
-        </w:rPr>
-        <w:t xml:space="preserve">, string sort) – </w:t>
+        <w:t>CalculatuonTime</w:t>
+      </w:r>
+      <w:r>
+        <w:rPr>
+          <w:rFonts w:ascii="Times New Roman" w:hAnsi="Times New Roman" w:cs="Times New Roman"/>
+          <w:color w:val="000000"/>
+          <w:sz w:val="28"/>
+          <w:szCs w:val="28"/>
+        </w:rPr>
+        <w:t xml:space="preserve">() – </w:t>
       </w:r>
       <w:r>
         <w:rPr>
@@ -1594,7 +1557,6 @@
           <w:color w:val="000000"/>
           <w:sz w:val="28"/>
           <w:szCs w:val="28"/>
-          <w:lang w:val="en-US"/>
         </w:rPr>
         <w:t xml:space="preserve"> </w:t>
       </w:r>
@@ -1613,7 +1575,6 @@
           <w:color w:val="000000"/>
           <w:sz w:val="28"/>
           <w:szCs w:val="28"/>
-          <w:lang w:val="en-US"/>
         </w:rPr>
         <w:t xml:space="preserve"> </w:t>
       </w:r>
@@ -1658,69 +1619,76 @@
           <w:color w:val="000000"/>
           <w:sz w:val="28"/>
           <w:szCs w:val="28"/>
-        </w:rPr>
-      </w:pPr>
-      <w:proofErr w:type="spellStart"/>
-      <w:proofErr w:type="gramStart"/>
-      <w:r>
-        <w:rPr>
-          <w:rFonts w:ascii="Times New Roman" w:hAnsi="Times New Roman" w:cs="Times New Roman"/>
-          <w:color w:val="000000"/>
-          <w:sz w:val="28"/>
-          <w:szCs w:val="28"/>
-        </w:rPr>
-        <w:t>GenerateArray</w:t>
-      </w:r>
-      <w:proofErr w:type="spellEnd"/>
-      <w:r>
-        <w:rPr>
-          <w:rFonts w:ascii="Times New Roman" w:hAnsi="Times New Roman" w:cs="Times New Roman"/>
-          <w:color w:val="000000"/>
-          <w:sz w:val="28"/>
-          <w:szCs w:val="28"/>
-        </w:rPr>
-        <w:t>(</w:t>
-      </w:r>
-      <w:proofErr w:type="spellStart"/>
-      <w:proofErr w:type="gramEnd"/>
-      <w:r>
-        <w:rPr>
-          <w:rFonts w:ascii="Times New Roman" w:hAnsi="Times New Roman" w:cs="Times New Roman"/>
-          <w:color w:val="000000"/>
-          <w:sz w:val="28"/>
-          <w:szCs w:val="28"/>
-        </w:rPr>
-        <w:t>int</w:t>
-      </w:r>
-      <w:proofErr w:type="spellEnd"/>
-      <w:r>
-        <w:rPr>
-          <w:rFonts w:ascii="Times New Roman" w:hAnsi="Times New Roman" w:cs="Times New Roman"/>
-          <w:color w:val="000000"/>
-          <w:sz w:val="28"/>
-          <w:szCs w:val="28"/>
+          <w:lang w:val="en-US"/>
+        </w:rPr>
+      </w:pPr>
+      <w:r>
+        <w:rPr>
+          <w:rFonts w:ascii="Times New Roman" w:hAnsi="Times New Roman" w:cs="Times New Roman"/>
+          <w:color w:val="000000"/>
+          <w:sz w:val="28"/>
+          <w:szCs w:val="28"/>
+          <w:lang w:val="en-US"/>
+        </w:rPr>
+        <w:t>Copy</w:t>
+      </w:r>
+      <w:r>
+        <w:rPr>
+          <w:rFonts w:ascii="Times New Roman" w:hAnsi="Times New Roman" w:cs="Times New Roman"/>
+          <w:color w:val="000000"/>
+          <w:sz w:val="28"/>
+          <w:szCs w:val="28"/>
+          <w:lang w:val="en-US"/>
+        </w:rPr>
+        <w:t>(int</w:t>
+      </w:r>
+      <w:r>
+        <w:rPr>
+          <w:rFonts w:ascii="Times New Roman" w:hAnsi="Times New Roman" w:cs="Times New Roman"/>
+          <w:color w:val="000000"/>
+          <w:sz w:val="28"/>
+          <w:szCs w:val="28"/>
+          <w:lang w:val="en-US"/>
+        </w:rPr>
+        <w:t>* arr1, int* arr2, int n</w:t>
+      </w:r>
+      <w:r>
+        <w:rPr>
+          <w:rFonts w:ascii="Times New Roman" w:hAnsi="Times New Roman" w:cs="Times New Roman"/>
+          <w:color w:val="000000"/>
+          <w:sz w:val="28"/>
+          <w:szCs w:val="28"/>
+          <w:lang w:val="en-US"/>
+        </w:rPr>
+        <w:t xml:space="preserve">) – </w:t>
+      </w:r>
+      <w:r>
+        <w:rPr>
+          <w:rFonts w:ascii="Times New Roman" w:hAnsi="Times New Roman" w:cs="Times New Roman"/>
+          <w:color w:val="000000"/>
+          <w:sz w:val="28"/>
+          <w:szCs w:val="28"/>
+        </w:rPr>
+        <w:t>копирование</w:t>
+      </w:r>
+      <w:r>
+        <w:rPr>
+          <w:rFonts w:ascii="Times New Roman" w:hAnsi="Times New Roman" w:cs="Times New Roman"/>
+          <w:color w:val="000000"/>
+          <w:sz w:val="28"/>
+          <w:szCs w:val="28"/>
+          <w:lang w:val="en-US"/>
         </w:rPr>
         <w:t xml:space="preserve"> </w:t>
       </w:r>
-      <w:proofErr w:type="spellStart"/>
-      <w:r>
-        <w:rPr>
-          <w:rFonts w:ascii="Times New Roman" w:hAnsi="Times New Roman" w:cs="Times New Roman"/>
-          <w:color w:val="000000"/>
-          <w:sz w:val="28"/>
-          <w:szCs w:val="28"/>
-        </w:rPr>
-        <w:t>size</w:t>
-      </w:r>
-      <w:proofErr w:type="spellEnd"/>
-      <w:r>
-        <w:rPr>
-          <w:rFonts w:ascii="Times New Roman" w:hAnsi="Times New Roman" w:cs="Times New Roman"/>
-          <w:color w:val="000000"/>
-          <w:sz w:val="28"/>
-          <w:szCs w:val="28"/>
-        </w:rPr>
-        <w:t>) – создание случайного массива</w:t>
+      <w:r>
+        <w:rPr>
+          <w:rFonts w:ascii="Times New Roman" w:hAnsi="Times New Roman" w:cs="Times New Roman"/>
+          <w:color w:val="000000"/>
+          <w:sz w:val="28"/>
+          <w:szCs w:val="28"/>
+        </w:rPr>
+        <w:t>массива</w:t>
       </w:r>
     </w:p>
     <w:p>
@@ -1756,68 +1724,72 @@
           <w:szCs w:val="28"/>
         </w:rPr>
       </w:pPr>
-      <w:proofErr w:type="spellStart"/>
-      <w:r>
-        <w:rPr>
-          <w:rFonts w:ascii="Times New Roman" w:hAnsi="Times New Roman" w:cs="Times New Roman"/>
-          <w:color w:val="000000"/>
-          <w:sz w:val="28"/>
-          <w:szCs w:val="28"/>
-        </w:rPr>
-        <w:t>SelectionSort</w:t>
-      </w:r>
-      <w:proofErr w:type="spellEnd"/>
-      <w:r>
-        <w:rPr>
-          <w:rFonts w:ascii="Times New Roman" w:hAnsi="Times New Roman" w:cs="Times New Roman"/>
-          <w:color w:val="000000"/>
-          <w:sz w:val="28"/>
-          <w:szCs w:val="28"/>
-        </w:rPr>
-        <w:t>(</w:t>
-      </w:r>
-      <w:proofErr w:type="spellStart"/>
-      <w:proofErr w:type="gramStart"/>
-      <w:r>
-        <w:rPr>
-          <w:rFonts w:ascii="Times New Roman" w:hAnsi="Times New Roman" w:cs="Times New Roman"/>
-          <w:color w:val="000000"/>
-          <w:sz w:val="28"/>
-          <w:szCs w:val="28"/>
+      <w:r>
+        <w:rPr>
+          <w:rFonts w:ascii="Times New Roman" w:hAnsi="Times New Roman" w:cs="Times New Roman"/>
+          <w:color w:val="000000"/>
+          <w:sz w:val="28"/>
+          <w:szCs w:val="28"/>
+        </w:rPr>
+        <w:t>SelectionSort(int</w:t>
+      </w:r>
+      <w:r>
+        <w:rPr>
+          <w:rFonts w:ascii="Times New Roman" w:hAnsi="Times New Roman" w:cs="Times New Roman"/>
+          <w:color w:val="000000"/>
+          <w:sz w:val="28"/>
+          <w:szCs w:val="28"/>
+        </w:rPr>
+        <w:t xml:space="preserve">* </w:t>
+      </w:r>
+      <w:r>
+        <w:rPr>
+          <w:rFonts w:ascii="Times New Roman" w:hAnsi="Times New Roman" w:cs="Times New Roman"/>
+          <w:color w:val="000000"/>
+          <w:sz w:val="28"/>
+          <w:szCs w:val="28"/>
+          <w:lang w:val="en-US"/>
+        </w:rPr>
+        <w:t>arr</w:t>
+      </w:r>
+      <w:r>
+        <w:rPr>
+          <w:rFonts w:ascii="Times New Roman" w:hAnsi="Times New Roman" w:cs="Times New Roman"/>
+          <w:color w:val="000000"/>
+          <w:sz w:val="28"/>
+          <w:szCs w:val="28"/>
+        </w:rPr>
+        <w:t xml:space="preserve">, </w:t>
+      </w:r>
+      <w:r>
+        <w:rPr>
+          <w:rFonts w:ascii="Times New Roman" w:hAnsi="Times New Roman" w:cs="Times New Roman"/>
+          <w:color w:val="000000"/>
+          <w:sz w:val="28"/>
+          <w:szCs w:val="28"/>
+          <w:lang w:val="en-US"/>
         </w:rPr>
         <w:t>int</w:t>
       </w:r>
-      <w:proofErr w:type="spellEnd"/>
-      <w:r>
-        <w:rPr>
-          <w:rFonts w:ascii="Times New Roman" w:hAnsi="Times New Roman" w:cs="Times New Roman"/>
-          <w:color w:val="000000"/>
-          <w:sz w:val="28"/>
-          <w:szCs w:val="28"/>
-        </w:rPr>
-        <w:t>[</w:t>
-      </w:r>
-      <w:proofErr w:type="gramEnd"/>
-      <w:r>
-        <w:rPr>
-          <w:rFonts w:ascii="Times New Roman" w:hAnsi="Times New Roman" w:cs="Times New Roman"/>
-          <w:color w:val="000000"/>
-          <w:sz w:val="28"/>
-          <w:szCs w:val="28"/>
-        </w:rPr>
-        <w:t xml:space="preserve">] </w:t>
-      </w:r>
-      <w:proofErr w:type="spellStart"/>
-      <w:r>
-        <w:rPr>
-          <w:rFonts w:ascii="Times New Roman" w:hAnsi="Times New Roman" w:cs="Times New Roman"/>
-          <w:color w:val="000000"/>
-          <w:sz w:val="28"/>
-          <w:szCs w:val="28"/>
-        </w:rPr>
-        <w:t>array</w:t>
-      </w:r>
-      <w:proofErr w:type="spellEnd"/>
+      <w:r>
+        <w:rPr>
+          <w:rFonts w:ascii="Times New Roman" w:hAnsi="Times New Roman" w:cs="Times New Roman"/>
+          <w:color w:val="000000"/>
+          <w:sz w:val="28"/>
+          <w:szCs w:val="28"/>
+        </w:rPr>
+        <w:t xml:space="preserve"> </w:t>
+      </w:r>
+      <w:r>
+        <w:rPr>
+          <w:rFonts w:ascii="Times New Roman" w:hAnsi="Times New Roman" w:cs="Times New Roman"/>
+          <w:color w:val="000000"/>
+          <w:sz w:val="28"/>
+          <w:szCs w:val="28"/>
+          <w:lang w:val="en-US"/>
+        </w:rPr>
+        <w:t>n</w:t>
+      </w:r>
       <w:r>
         <w:rPr>
           <w:rFonts w:ascii="Times New Roman" w:hAnsi="Times New Roman" w:cs="Times New Roman"/>
@@ -1859,10 +1831,18 @@
           <w:color w:val="000000"/>
           <w:sz w:val="28"/>
           <w:szCs w:val="28"/>
+        </w:rPr>
+      </w:pPr>
+      <w:r>
+        <w:rPr>
+          <w:rFonts w:ascii="Times New Roman" w:hAnsi="Times New Roman" w:cs="Times New Roman"/>
+          <w:color w:val="000000"/>
+          <w:sz w:val="28"/>
+          <w:szCs w:val="28"/>
           <w:lang w:val="en-US"/>
         </w:rPr>
-      </w:pPr>
-      <w:proofErr w:type="spellStart"/>
+        <w:t>Shell</w:t>
+      </w:r>
       <w:r>
         <w:rPr>
           <w:rFonts w:ascii="Times New Roman" w:hAnsi="Times New Roman" w:cs="Times New Roman"/>
@@ -1871,9 +1851,17 @@
           <w:szCs w:val="28"/>
           <w:lang w:val="en-US"/>
         </w:rPr>
-        <w:t>QuickSort</w:t>
-      </w:r>
-      <w:proofErr w:type="spellEnd"/>
+        <w:t>Sort</w:t>
+      </w:r>
+      <w:r>
+        <w:rPr>
+          <w:rFonts w:ascii="Times New Roman" w:hAnsi="Times New Roman" w:cs="Times New Roman"/>
+          <w:color w:val="000000"/>
+          <w:sz w:val="28"/>
+          <w:szCs w:val="28"/>
+        </w:rPr>
+        <w:t>(</w:t>
+      </w:r>
       <w:r>
         <w:rPr>
           <w:rFonts w:ascii="Times New Roman" w:hAnsi="Times New Roman" w:cs="Times New Roman"/>
@@ -1882,9 +1870,26 @@
           <w:szCs w:val="28"/>
           <w:lang w:val="en-US"/>
         </w:rPr>
-        <w:t>(</w:t>
-      </w:r>
-      <w:proofErr w:type="gramStart"/>
+        <w:t>int</w:t>
+      </w:r>
+      <w:r>
+        <w:rPr>
+          <w:rFonts w:ascii="Times New Roman" w:hAnsi="Times New Roman" w:cs="Times New Roman"/>
+          <w:color w:val="000000"/>
+          <w:sz w:val="28"/>
+          <w:szCs w:val="28"/>
+        </w:rPr>
+        <w:t>*</w:t>
+      </w:r>
+      <w:r>
+        <w:rPr>
+          <w:rFonts w:ascii="Times New Roman" w:hAnsi="Times New Roman" w:cs="Times New Roman"/>
+          <w:color w:val="000000"/>
+          <w:sz w:val="28"/>
+          <w:szCs w:val="28"/>
+        </w:rPr>
+        <w:t xml:space="preserve"> </w:t>
+      </w:r>
       <w:r>
         <w:rPr>
           <w:rFonts w:ascii="Times New Roman" w:hAnsi="Times New Roman" w:cs="Times New Roman"/>
@@ -1893,9 +1898,17 @@
           <w:szCs w:val="28"/>
           <w:lang w:val="en-US"/>
         </w:rPr>
-        <w:t>int[</w:t>
-      </w:r>
-      <w:proofErr w:type="gramEnd"/>
+        <w:t>arr</w:t>
+      </w:r>
+      <w:r>
+        <w:rPr>
+          <w:rFonts w:ascii="Times New Roman" w:hAnsi="Times New Roman" w:cs="Times New Roman"/>
+          <w:color w:val="000000"/>
+          <w:sz w:val="28"/>
+          <w:szCs w:val="28"/>
+        </w:rPr>
+        <w:t xml:space="preserve">, </w:t>
+      </w:r>
       <w:r>
         <w:rPr>
           <w:rFonts w:ascii="Times New Roman" w:hAnsi="Times New Roman" w:cs="Times New Roman"/>
@@ -1904,7 +1917,35 @@
           <w:szCs w:val="28"/>
           <w:lang w:val="en-US"/>
         </w:rPr>
-        <w:t xml:space="preserve">] array, int from, int to) – </w:t>
+        <w:t>int</w:t>
+      </w:r>
+      <w:r>
+        <w:rPr>
+          <w:rFonts w:ascii="Times New Roman" w:hAnsi="Times New Roman" w:cs="Times New Roman"/>
+          <w:color w:val="000000"/>
+          <w:sz w:val="28"/>
+          <w:szCs w:val="28"/>
+        </w:rPr>
+        <w:t xml:space="preserve"> </w:t>
+      </w:r>
+      <w:r>
+        <w:rPr>
+          <w:rFonts w:ascii="Times New Roman" w:hAnsi="Times New Roman" w:cs="Times New Roman"/>
+          <w:color w:val="000000"/>
+          <w:sz w:val="28"/>
+          <w:szCs w:val="28"/>
+          <w:lang w:val="en-US"/>
+        </w:rPr>
+        <w:t>n</w:t>
+      </w:r>
+      <w:r>
+        <w:rPr>
+          <w:rFonts w:ascii="Times New Roman" w:hAnsi="Times New Roman" w:cs="Times New Roman"/>
+          <w:color w:val="000000"/>
+          <w:sz w:val="28"/>
+          <w:szCs w:val="28"/>
+        </w:rPr>
+        <w:t xml:space="preserve">) – </w:t>
       </w:r>
       <w:r>
         <w:rPr>
@@ -1921,7 +1962,6 @@
           <w:color w:val="000000"/>
           <w:sz w:val="28"/>
           <w:szCs w:val="28"/>
-          <w:lang w:val="en-US"/>
         </w:rPr>
         <w:t xml:space="preserve"> </w:t>
       </w:r>
@@ -1932,15 +1972,14 @@
           <w:sz w:val="28"/>
           <w:szCs w:val="28"/>
         </w:rPr>
-        <w:t>быстрой</w:t>
-      </w:r>
-      <w:r>
-        <w:rPr>
-          <w:rFonts w:ascii="Times New Roman" w:hAnsi="Times New Roman" w:cs="Times New Roman"/>
-          <w:color w:val="000000"/>
-          <w:sz w:val="28"/>
-          <w:szCs w:val="28"/>
-          <w:lang w:val="en-US"/>
+        <w:t>сортировки</w:t>
+      </w:r>
+      <w:r>
+        <w:rPr>
+          <w:rFonts w:ascii="Times New Roman" w:hAnsi="Times New Roman" w:cs="Times New Roman"/>
+          <w:color w:val="000000"/>
+          <w:sz w:val="28"/>
+          <w:szCs w:val="28"/>
         </w:rPr>
         <w:t xml:space="preserve"> </w:t>
       </w:r>
@@ -1951,7 +1990,7 @@
           <w:sz w:val="28"/>
           <w:szCs w:val="28"/>
         </w:rPr>
-        <w:t>сортировки</w:t>
+        <w:t>Шелла</w:t>
       </w:r>
     </w:p>
     <w:p>
@@ -1982,149 +2021,72 @@
         <w:spacing w:after="0" w:line="240" w:lineRule="auto"/>
         <w:rPr>
           <w:rFonts w:ascii="Times New Roman" w:hAnsi="Times New Roman" w:cs="Times New Roman"/>
+          <w:sz w:val="44"/>
+          <w:szCs w:val="44"/>
+        </w:rPr>
+      </w:pPr>
+      <w:r>
+        <w:rPr>
+          <w:rFonts w:ascii="Times New Roman" w:hAnsi="Times New Roman" w:cs="Times New Roman"/>
           <w:color w:val="000000"/>
           <w:sz w:val="28"/>
           <w:szCs w:val="28"/>
           <w:lang w:val="en-US"/>
         </w:rPr>
-      </w:pPr>
-      <w:proofErr w:type="spellStart"/>
-      <w:proofErr w:type="gramStart"/>
-      <w:r>
-        <w:rPr>
-          <w:rFonts w:ascii="Times New Roman" w:hAnsi="Times New Roman" w:cs="Times New Roman"/>
-          <w:color w:val="000000"/>
-          <w:sz w:val="28"/>
-          <w:szCs w:val="28"/>
-          <w:lang w:val="en-US"/>
-        </w:rPr>
-        <w:t>SwapElements</w:t>
-      </w:r>
-      <w:proofErr w:type="spellEnd"/>
-      <w:r>
-        <w:rPr>
-          <w:rFonts w:ascii="Times New Roman" w:hAnsi="Times New Roman" w:cs="Times New Roman"/>
-          <w:color w:val="000000"/>
-          <w:sz w:val="28"/>
-          <w:szCs w:val="28"/>
-          <w:lang w:val="en-US"/>
-        </w:rPr>
-        <w:t>(</w:t>
-      </w:r>
-      <w:proofErr w:type="gramEnd"/>
-      <w:r>
-        <w:rPr>
-          <w:rFonts w:ascii="Times New Roman" w:hAnsi="Times New Roman" w:cs="Times New Roman"/>
-          <w:color w:val="000000"/>
-          <w:sz w:val="28"/>
-          <w:szCs w:val="28"/>
-          <w:lang w:val="en-US"/>
-        </w:rPr>
-        <w:t xml:space="preserve">int index1, int index2, int[] array) – </w:t>
-      </w:r>
-      <w:r>
-        <w:rPr>
-          <w:rFonts w:ascii="Times New Roman" w:hAnsi="Times New Roman" w:cs="Times New Roman"/>
-          <w:color w:val="000000"/>
-          <w:sz w:val="28"/>
-          <w:szCs w:val="28"/>
-        </w:rPr>
-        <w:t>поменять</w:t>
-      </w:r>
-      <w:r>
-        <w:rPr>
-          <w:rFonts w:ascii="Times New Roman" w:hAnsi="Times New Roman" w:cs="Times New Roman"/>
-          <w:color w:val="000000"/>
-          <w:sz w:val="28"/>
-          <w:szCs w:val="28"/>
-          <w:lang w:val="en-US"/>
-        </w:rPr>
-        <w:t xml:space="preserve"> </w:t>
-      </w:r>
-      <w:r>
-        <w:rPr>
-          <w:rFonts w:ascii="Times New Roman" w:hAnsi="Times New Roman" w:cs="Times New Roman"/>
-          <w:color w:val="000000"/>
-          <w:sz w:val="28"/>
-          <w:szCs w:val="28"/>
-        </w:rPr>
-        <w:t>два</w:t>
-      </w:r>
-      <w:r>
-        <w:rPr>
-          <w:rFonts w:ascii="Times New Roman" w:hAnsi="Times New Roman" w:cs="Times New Roman"/>
-          <w:color w:val="000000"/>
-          <w:sz w:val="28"/>
-          <w:szCs w:val="28"/>
-          <w:lang w:val="en-US"/>
-        </w:rPr>
-        <w:t xml:space="preserve"> </w:t>
-      </w:r>
-      <w:r>
-        <w:rPr>
-          <w:rFonts w:ascii="Times New Roman" w:hAnsi="Times New Roman" w:cs="Times New Roman"/>
-          <w:color w:val="000000"/>
-          <w:sz w:val="28"/>
-          <w:szCs w:val="28"/>
-        </w:rPr>
-        <w:t>элемента</w:t>
-      </w:r>
-      <w:r>
-        <w:rPr>
-          <w:rFonts w:ascii="Times New Roman" w:hAnsi="Times New Roman" w:cs="Times New Roman"/>
-          <w:color w:val="000000"/>
-          <w:sz w:val="28"/>
-          <w:szCs w:val="28"/>
-          <w:lang w:val="en-US"/>
-        </w:rPr>
-        <w:t xml:space="preserve"> </w:t>
-      </w:r>
-      <w:r>
-        <w:rPr>
-          <w:rFonts w:ascii="Times New Roman" w:hAnsi="Times New Roman" w:cs="Times New Roman"/>
-          <w:color w:val="000000"/>
-          <w:sz w:val="28"/>
-          <w:szCs w:val="28"/>
-        </w:rPr>
-        <w:t>в</w:t>
-      </w:r>
-      <w:r>
-        <w:rPr>
-          <w:rFonts w:ascii="Times New Roman" w:hAnsi="Times New Roman" w:cs="Times New Roman"/>
-          <w:color w:val="000000"/>
-          <w:sz w:val="28"/>
-          <w:szCs w:val="28"/>
-          <w:lang w:val="en-US"/>
-        </w:rPr>
-        <w:t xml:space="preserve"> </w:t>
-      </w:r>
-      <w:r>
-        <w:rPr>
-          <w:rFonts w:ascii="Times New Roman" w:hAnsi="Times New Roman" w:cs="Times New Roman"/>
-          <w:color w:val="000000"/>
-          <w:sz w:val="28"/>
-          <w:szCs w:val="28"/>
-        </w:rPr>
-        <w:t>массиве</w:t>
-      </w:r>
-      <w:r>
-        <w:rPr>
-          <w:rFonts w:ascii="Times New Roman" w:hAnsi="Times New Roman" w:cs="Times New Roman"/>
-          <w:color w:val="000000"/>
-          <w:sz w:val="28"/>
-          <w:szCs w:val="28"/>
-          <w:lang w:val="en-US"/>
-        </w:rPr>
-        <w:t xml:space="preserve"> </w:t>
-      </w:r>
-      <w:r>
-        <w:rPr>
-          <w:rFonts w:ascii="Times New Roman" w:hAnsi="Times New Roman" w:cs="Times New Roman"/>
-          <w:color w:val="000000"/>
-          <w:sz w:val="28"/>
-          <w:szCs w:val="28"/>
-        </w:rPr>
-        <w:t>местами</w:t>
+        <w:t>Demonstration</w:t>
+      </w:r>
+      <w:r>
+        <w:rPr>
+          <w:rFonts w:ascii="Times New Roman" w:hAnsi="Times New Roman" w:cs="Times New Roman"/>
+          <w:color w:val="000000"/>
+          <w:sz w:val="28"/>
+          <w:szCs w:val="28"/>
+        </w:rPr>
+        <w:t xml:space="preserve">() – </w:t>
+      </w:r>
+      <w:r>
+        <w:rPr>
+          <w:rFonts w:ascii="Times New Roman" w:eastAsiaTheme="minorHAnsi" w:hAnsi="Times New Roman" w:cs="Times New Roman"/>
+          <w:sz w:val="28"/>
+          <w:szCs w:val="28"/>
+          <w:highlight w:val="white"/>
+          <w:lang w:eastAsia="en-US"/>
+          <w14:ligatures w14:val="standardContextual"/>
+        </w:rPr>
+        <w:t>д</w:t>
+      </w:r>
+      <w:r>
+        <w:rPr>
+          <w:rFonts w:ascii="Times New Roman" w:eastAsiaTheme="minorHAnsi" w:hAnsi="Times New Roman" w:cs="Times New Roman"/>
+          <w:sz w:val="28"/>
+          <w:szCs w:val="28"/>
+          <w:highlight w:val="white"/>
+          <w:lang w:eastAsia="en-US"/>
+          <w14:ligatures w14:val="standardContextual"/>
+        </w:rPr>
+        <w:t xml:space="preserve">емонстрация </w:t>
+      </w:r>
+      <w:r>
+        <w:rPr>
+          <w:rFonts w:ascii="Times New Roman" w:eastAsiaTheme="minorHAnsi" w:hAnsi="Times New Roman" w:cs="Times New Roman"/>
+          <w:sz w:val="28"/>
+          <w:szCs w:val="28"/>
+          <w:highlight w:val="white"/>
+          <w:lang w:eastAsia="en-US"/>
+          <w14:ligatures w14:val="standardContextual"/>
+        </w:rPr>
+        <w:t>работоспособности</w:t>
+      </w:r>
+      <w:r>
+        <w:rPr>
+          <w:rFonts w:ascii="Times New Roman" w:eastAsiaTheme="minorHAnsi" w:hAnsi="Times New Roman" w:cs="Times New Roman"/>
+          <w:sz w:val="28"/>
+          <w:szCs w:val="28"/>
+          <w:highlight w:val="white"/>
+          <w:lang w:eastAsia="en-US"/>
+          <w14:ligatures w14:val="standardContextual"/>
+        </w:rPr>
+        <w:t xml:space="preserve"> сортировок:</w:t>
       </w:r>
     </w:p>
     <w:p>
@@ -2161,7 +2123,6 @@
           <w:lang w:val="en-US"/>
         </w:rPr>
       </w:pPr>
-      <w:proofErr w:type="spellStart"/>
       <w:r>
         <w:rPr>
           <w:rFonts w:ascii="Times New Roman" w:hAnsi="Times New Roman" w:cs="Times New Roman"/>
@@ -2170,9 +2131,8 @@
           <w:szCs w:val="28"/>
           <w:lang w:val="en-US"/>
         </w:rPr>
-        <w:t>PrintArray</w:t>
-      </w:r>
-      <w:proofErr w:type="spellEnd"/>
+        <w:t>Array</w:t>
+      </w:r>
       <w:r>
         <w:rPr>
           <w:rFonts w:ascii="Times New Roman" w:hAnsi="Times New Roman" w:cs="Times New Roman"/>
@@ -2181,9 +2141,8 @@
           <w:szCs w:val="28"/>
           <w:lang w:val="en-US"/>
         </w:rPr>
-        <w:t>(</w:t>
-      </w:r>
-      <w:proofErr w:type="gramStart"/>
+        <w:t>Print</w:t>
+      </w:r>
       <w:r>
         <w:rPr>
           <w:rFonts w:ascii="Times New Roman" w:hAnsi="Times New Roman" w:cs="Times New Roman"/>
@@ -2192,9 +2151,8 @@
           <w:szCs w:val="28"/>
           <w:lang w:val="en-US"/>
         </w:rPr>
-        <w:t>int[</w:t>
-      </w:r>
-      <w:proofErr w:type="gramEnd"/>
+        <w:t>(int</w:t>
+      </w:r>
       <w:r>
         <w:rPr>
           <w:rFonts w:ascii="Times New Roman" w:hAnsi="Times New Roman" w:cs="Times New Roman"/>
@@ -2203,7 +2161,37 @@
           <w:szCs w:val="28"/>
           <w:lang w:val="en-US"/>
         </w:rPr>
-        <w:t xml:space="preserve">] array) – </w:t>
+        <w:t>*</w:t>
+      </w:r>
+      <w:r>
+        <w:rPr>
+          <w:rFonts w:ascii="Times New Roman" w:hAnsi="Times New Roman" w:cs="Times New Roman"/>
+          <w:color w:val="000000"/>
+          <w:sz w:val="28"/>
+          <w:szCs w:val="28"/>
+          <w:lang w:val="en-US"/>
+        </w:rPr>
+        <w:t xml:space="preserve"> arr</w:t>
+      </w:r>
+      <w:r>
+        <w:rPr>
+          <w:rFonts w:ascii="Times New Roman" w:hAnsi="Times New Roman" w:cs="Times New Roman"/>
+          <w:color w:val="000000"/>
+          <w:sz w:val="28"/>
+          <w:szCs w:val="28"/>
+          <w:lang w:val="en-US"/>
+        </w:rPr>
+        <w:t>, int n</w:t>
+      </w:r>
+      <w:r>
+        <w:rPr>
+          <w:rFonts w:ascii="Times New Roman" w:hAnsi="Times New Roman" w:cs="Times New Roman"/>
+          <w:color w:val="000000"/>
+          <w:sz w:val="28"/>
+          <w:szCs w:val="28"/>
+          <w:lang w:val="en-US"/>
+        </w:rPr>
+        <w:t xml:space="preserve">) – </w:t>
       </w:r>
       <w:r>
         <w:rPr>
@@ -2386,55 +2374,7 @@
           <w:sz w:val="28"/>
           <w:szCs w:val="28"/>
         </w:rPr>
-        <w:t>Сортировка выбором (</w:t>
-      </w:r>
-      <w:proofErr w:type="spellStart"/>
-      <w:r>
-        <w:rPr>
-          <w:rFonts w:ascii="Times New Roman" w:hAnsi="Times New Roman" w:cs="Times New Roman"/>
-          <w:b/>
-          <w:bCs/>
-          <w:color w:val="000000"/>
-          <w:sz w:val="28"/>
-          <w:szCs w:val="28"/>
-        </w:rPr>
-        <w:t>Selection</w:t>
-      </w:r>
-      <w:proofErr w:type="spellEnd"/>
-      <w:r>
-        <w:rPr>
-          <w:rFonts w:ascii="Times New Roman" w:hAnsi="Times New Roman" w:cs="Times New Roman"/>
-          <w:b/>
-          <w:bCs/>
-          <w:color w:val="000000"/>
-          <w:sz w:val="28"/>
-          <w:szCs w:val="28"/>
-        </w:rPr>
-        <w:t xml:space="preserve"> </w:t>
-      </w:r>
-      <w:proofErr w:type="spellStart"/>
-      <w:r>
-        <w:rPr>
-          <w:rFonts w:ascii="Times New Roman" w:hAnsi="Times New Roman" w:cs="Times New Roman"/>
-          <w:b/>
-          <w:bCs/>
-          <w:color w:val="000000"/>
-          <w:sz w:val="28"/>
-          <w:szCs w:val="28"/>
-        </w:rPr>
-        <w:t>Sort</w:t>
-      </w:r>
-      <w:proofErr w:type="spellEnd"/>
-      <w:r>
-        <w:rPr>
-          <w:rFonts w:ascii="Times New Roman" w:hAnsi="Times New Roman" w:cs="Times New Roman"/>
-          <w:b/>
-          <w:bCs/>
-          <w:color w:val="000000"/>
-          <w:sz w:val="28"/>
-          <w:szCs w:val="28"/>
-        </w:rPr>
-        <w:t>)</w:t>
+        <w:t>Сортировка выбором (SelectionSort)</w:t>
       </w:r>
     </w:p>
     <w:p>
@@ -2742,7 +2682,6 @@
           <w:sz w:val="28"/>
           <w:szCs w:val="28"/>
         </w:rPr>
-        <w:lastRenderedPageBreak/>
         <w:t>Процесс продолжается, пока весь массив не будет отсортирован.</w:t>
       </w:r>
     </w:p>
@@ -2784,6 +2723,7 @@
           <w:sz w:val="28"/>
           <w:szCs w:val="28"/>
         </w:rPr>
+        <w:lastRenderedPageBreak/>
         <w:t>Сложность алгоритма:</w:t>
       </w:r>
       <w:r>
@@ -2866,9 +2806,8 @@
           <w:sz w:val="28"/>
           <w:szCs w:val="28"/>
         </w:rPr>
-        <w:t xml:space="preserve">Быстрая сортировка (Quick </w:t>
-      </w:r>
-      <w:proofErr w:type="spellStart"/>
+        <w:t>Сортировка</w:t>
+      </w:r>
       <w:r>
         <w:rPr>
           <w:rFonts w:ascii="Times New Roman" w:hAnsi="Times New Roman" w:cs="Times New Roman"/>
@@ -2877,10 +2816,10 @@
           <w:color w:val="000000"/>
           <w:sz w:val="28"/>
           <w:szCs w:val="28"/>
-        </w:rPr>
-        <w:t>Sort</w:t>
-      </w:r>
-      <w:proofErr w:type="spellEnd"/>
+          <w:lang w:val="en-US"/>
+        </w:rPr>
+        <w:t xml:space="preserve"> </w:t>
+      </w:r>
       <w:r>
         <w:rPr>
           <w:rFonts w:ascii="Times New Roman" w:hAnsi="Times New Roman" w:cs="Times New Roman"/>
@@ -2890,7 +2829,41 @@
           <w:sz w:val="28"/>
           <w:szCs w:val="28"/>
         </w:rPr>
-        <w:t>)</w:t>
+        <w:t>Шелла</w:t>
+      </w:r>
+      <w:r>
+        <w:rPr>
+          <w:rFonts w:ascii="Times New Roman" w:hAnsi="Times New Roman" w:cs="Times New Roman"/>
+          <w:b/>
+          <w:bCs/>
+          <w:color w:val="000000"/>
+          <w:sz w:val="28"/>
+          <w:szCs w:val="28"/>
+        </w:rPr>
+        <w:t xml:space="preserve"> (</w:t>
+      </w:r>
+      <w:r>
+        <w:rPr>
+          <w:rFonts w:ascii="Times New Roman" w:hAnsi="Times New Roman" w:cs="Times New Roman"/>
+          <w:b/>
+          <w:bCs/>
+          <w:color w:val="000000"/>
+          <w:sz w:val="28"/>
+          <w:szCs w:val="28"/>
+          <w:lang w:val="en-US"/>
+        </w:rPr>
+        <w:t>Shell</w:t>
+      </w:r>
+      <w:r>
+        <w:rPr>
+          <w:rFonts w:ascii="Times New Roman" w:hAnsi="Times New Roman" w:cs="Times New Roman"/>
+          <w:b/>
+          <w:bCs/>
+          <w:color w:val="000000"/>
+          <w:sz w:val="28"/>
+          <w:szCs w:val="28"/>
+        </w:rPr>
+        <w:t>Sort)</w:t>
       </w:r>
     </w:p>
     <w:p>
@@ -2917,30 +2890,28 @@
         <w:spacing w:after="0" w:line="240" w:lineRule="auto"/>
         <w:rPr>
           <w:rFonts w:ascii="Times New Roman" w:hAnsi="Times New Roman" w:cs="Times New Roman"/>
-          <w:color w:val="000000"/>
-          <w:sz w:val="28"/>
-          <w:szCs w:val="28"/>
-        </w:rPr>
-      </w:pPr>
-      <w:r>
-        <w:rPr>
-          <w:rFonts w:ascii="Times New Roman" w:hAnsi="Times New Roman" w:cs="Times New Roman"/>
-          <w:color w:val="000000"/>
-          <w:sz w:val="28"/>
-          <w:szCs w:val="28"/>
-        </w:rPr>
-        <w:t>Быстрая сортировка использует метод "разделяй и властвуй" и выполняется следующим образом:</w:t>
-      </w:r>
-    </w:p>
-    <w:p>
-      <w:pPr>
+          <w:sz w:val="28"/>
+          <w:szCs w:val="28"/>
+        </w:rPr>
+      </w:pPr>
+      <w:r>
+        <w:rPr>
+          <w:rFonts w:ascii="Times New Roman" w:hAnsi="Times New Roman" w:cs="Times New Roman"/>
+          <w:sz w:val="28"/>
+          <w:szCs w:val="28"/>
+        </w:rPr>
+        <w:t>В методе Шелла сравниваются не соседние элементы, а элементы, расположенные на расстоянии d (где d – шаг между сравниваемыми элементами) d = [n/2]. После каждого просмотра шаг d уменьшается вдвое. На последнем просмотре он сокращается до d = 1.</w:t>
+      </w:r>
+    </w:p>
+    <w:p>
+      <w:pPr>
+        <w:pStyle w:val="a8"/>
         <w:numPr>
           <w:ilvl w:val="0"/>
           <w:numId w:val="9"/>
         </w:numPr>
         <w:shd w:val="clear" w:color="auto" w:fill="FFFFFF"/>
         <w:tabs>
-          <w:tab w:val="num" w:pos="720"/>
           <w:tab w:val="left" w:pos="916"/>
           <w:tab w:val="left" w:pos="1832"/>
           <w:tab w:val="left" w:pos="2748"/>
@@ -2961,81 +2932,38 @@
         <w:spacing w:after="0" w:line="240" w:lineRule="auto"/>
         <w:rPr>
           <w:rFonts w:ascii="Times New Roman" w:hAnsi="Times New Roman" w:cs="Times New Roman"/>
-          <w:color w:val="000000"/>
-          <w:sz w:val="28"/>
-          <w:szCs w:val="28"/>
-        </w:rPr>
-      </w:pPr>
-      <w:r>
-        <w:rPr>
-          <w:rFonts w:ascii="Times New Roman" w:hAnsi="Times New Roman" w:cs="Times New Roman"/>
-          <w:color w:val="000000"/>
-          <w:sz w:val="28"/>
-          <w:szCs w:val="28"/>
-        </w:rPr>
-        <w:t>Выбирается опорный элемент (</w:t>
-      </w:r>
-      <w:r>
-        <w:rPr>
-          <w:rFonts w:ascii="Times New Roman" w:hAnsi="Times New Roman" w:cs="Times New Roman"/>
-          <w:color w:val="000000"/>
-          <w:sz w:val="28"/>
-          <w:szCs w:val="28"/>
-        </w:rPr>
-        <w:t xml:space="preserve">его индекс - </w:t>
-      </w:r>
-      <w:proofErr w:type="spellStart"/>
-      <w:r>
-        <w:rPr>
-          <w:rFonts w:ascii="Times New Roman" w:hAnsi="Times New Roman" w:cs="Times New Roman"/>
-          <w:color w:val="000000"/>
-          <w:sz w:val="28"/>
-          <w:szCs w:val="28"/>
-          <w:lang w:val="en-US"/>
-        </w:rPr>
-        <w:t>key</w:t>
-      </w:r>
-      <w:r>
-        <w:rPr>
-          <w:rFonts w:ascii="Times New Roman" w:hAnsi="Times New Roman" w:cs="Times New Roman"/>
-          <w:color w:val="000000"/>
-          <w:sz w:val="28"/>
-          <w:szCs w:val="28"/>
-          <w:lang w:val="en-US"/>
-        </w:rPr>
-        <w:t>Index</w:t>
-      </w:r>
-      <w:proofErr w:type="spellEnd"/>
-      <w:r>
-        <w:rPr>
-          <w:rFonts w:ascii="Times New Roman" w:hAnsi="Times New Roman" w:cs="Times New Roman"/>
-          <w:color w:val="000000"/>
-          <w:sz w:val="28"/>
-          <w:szCs w:val="28"/>
-        </w:rPr>
-        <w:t xml:space="preserve">). </w:t>
-      </w:r>
-      <w:r>
-        <w:rPr>
-          <w:rFonts w:ascii="Times New Roman" w:hAnsi="Times New Roman" w:cs="Times New Roman"/>
-          <w:color w:val="000000"/>
-          <w:sz w:val="28"/>
-          <w:szCs w:val="28"/>
-        </w:rPr>
-        <w:t>В моем алгоритме</w:t>
-      </w:r>
-      <w:r>
-        <w:rPr>
-          <w:rFonts w:ascii="Times New Roman" w:hAnsi="Times New Roman" w:cs="Times New Roman"/>
-          <w:color w:val="000000"/>
-          <w:sz w:val="28"/>
-          <w:szCs w:val="28"/>
-        </w:rPr>
-        <w:t xml:space="preserve"> это последний элемент массива.</w:t>
-      </w:r>
-    </w:p>
-    <w:p>
-      <w:pPr>
+          <w:sz w:val="28"/>
+          <w:szCs w:val="28"/>
+        </w:rPr>
+      </w:pPr>
+      <w:r>
+        <w:rPr>
+          <w:rFonts w:ascii="Times New Roman" w:hAnsi="Times New Roman" w:cs="Times New Roman"/>
+          <w:sz w:val="28"/>
+          <w:szCs w:val="28"/>
+        </w:rPr>
+        <w:t>Определяется шаг</w:t>
+      </w:r>
+      <w:r>
+        <w:rPr>
+          <w:rFonts w:ascii="Times New Roman" w:hAnsi="Times New Roman" w:cs="Times New Roman"/>
+          <w:sz w:val="28"/>
+          <w:szCs w:val="28"/>
+        </w:rPr>
+        <w:t xml:space="preserve"> </w:t>
+      </w:r>
+      <w:r>
+        <w:rPr>
+          <w:rFonts w:ascii="Times New Roman" w:hAnsi="Times New Roman" w:cs="Times New Roman"/>
+          <w:sz w:val="28"/>
+          <w:szCs w:val="28"/>
+        </w:rPr>
+        <w:t>d = [n/2]</w:t>
+      </w:r>
+    </w:p>
+    <w:p>
+      <w:pPr>
+        <w:pStyle w:val="a8"/>
         <w:numPr>
           <w:ilvl w:val="0"/>
           <w:numId w:val="9"/>
@@ -3062,45 +2990,86 @@
         <w:spacing w:after="0" w:line="240" w:lineRule="auto"/>
         <w:rPr>
           <w:rFonts w:ascii="Times New Roman" w:hAnsi="Times New Roman" w:cs="Times New Roman"/>
-          <w:color w:val="000000"/>
-          <w:sz w:val="28"/>
-          <w:szCs w:val="28"/>
-        </w:rPr>
-      </w:pPr>
-      <w:r>
-        <w:rPr>
-          <w:rFonts w:ascii="Times New Roman" w:hAnsi="Times New Roman" w:cs="Times New Roman"/>
-          <w:color w:val="000000"/>
-          <w:sz w:val="28"/>
-          <w:szCs w:val="28"/>
-        </w:rPr>
-        <w:t>Массив разделяется на две части</w:t>
-      </w:r>
-      <w:r>
-        <w:rPr>
-          <w:rFonts w:ascii="Times New Roman" w:hAnsi="Times New Roman" w:cs="Times New Roman"/>
-          <w:color w:val="000000"/>
-          <w:sz w:val="28"/>
-          <w:szCs w:val="28"/>
-        </w:rPr>
-        <w:t xml:space="preserve"> следующим образом</w:t>
-      </w:r>
-      <w:r>
-        <w:rPr>
-          <w:rFonts w:ascii="Times New Roman" w:hAnsi="Times New Roman" w:cs="Times New Roman"/>
-          <w:color w:val="000000"/>
-          <w:sz w:val="28"/>
-          <w:szCs w:val="28"/>
-        </w:rPr>
-        <w:t>:</w:t>
-      </w:r>
-    </w:p>
-    <w:p>
-      <w:pPr>
-        <w:numPr>
-          <w:ilvl w:val="1"/>
-          <w:numId w:val="9"/>
-        </w:numPr>
+          <w:sz w:val="28"/>
+          <w:szCs w:val="28"/>
+        </w:rPr>
+      </w:pPr>
+    </w:p>
+    <w:p>
+      <w:pPr>
+        <w:pStyle w:val="aa"/>
+        <w:spacing w:before="0" w:beforeAutospacing="0" w:after="0" w:afterAutospacing="0"/>
+        <w:rPr>
+          <w:color w:val="000000"/>
+          <w:sz w:val="28"/>
+          <w:szCs w:val="28"/>
+        </w:rPr>
+      </w:pPr>
+      <w:r>
+        <w:rPr>
+          <w:b/>
+          <w:bCs/>
+          <w:color w:val="000000"/>
+          <w:sz w:val="28"/>
+          <w:szCs w:val="28"/>
+        </w:rPr>
+        <w:t>Сложность алгоритма:</w:t>
+      </w:r>
+      <w:r>
+        <w:rPr>
+          <w:color w:val="000000"/>
+          <w:sz w:val="28"/>
+          <w:szCs w:val="28"/>
+        </w:rPr>
+        <w:t xml:space="preserve"> </w:t>
+      </w:r>
+      <w:r>
+        <w:rPr>
+          <w:sz w:val="28"/>
+          <w:szCs w:val="28"/>
+        </w:rPr>
+        <w:t>O(0,3n(log</w:t>
+      </w:r>
+      <w:r>
+        <w:rPr>
+          <w:sz w:val="28"/>
+          <w:szCs w:val="28"/>
+          <w:vertAlign w:val="subscript"/>
+        </w:rPr>
+        <w:t>2</w:t>
+      </w:r>
+      <w:r>
+        <w:rPr>
+          <w:sz w:val="28"/>
+          <w:szCs w:val="28"/>
+        </w:rPr>
+        <w:t>n)</w:t>
+      </w:r>
+      <w:r>
+        <w:rPr>
+          <w:sz w:val="28"/>
+          <w:szCs w:val="28"/>
+          <w:vertAlign w:val="superscript"/>
+        </w:rPr>
+        <w:t>2</w:t>
+      </w:r>
+      <w:r>
+        <w:rPr>
+          <w:sz w:val="28"/>
+          <w:szCs w:val="28"/>
+        </w:rPr>
+        <w:t>)</w:t>
+      </w:r>
+      <w:r>
+        <w:rPr>
+          <w:sz w:val="28"/>
+          <w:szCs w:val="28"/>
+        </w:rPr>
+        <w:t>.</w:t>
+      </w:r>
+    </w:p>
+    <w:p>
+      <w:pPr>
         <w:shd w:val="clear" w:color="auto" w:fill="FFFFFF"/>
         <w:tabs>
           <w:tab w:val="left" w:pos="916"/>
@@ -3121,65 +3090,63 @@
           <w:tab w:val="left" w:pos="14656"/>
         </w:tabs>
         <w:spacing w:after="0" w:line="240" w:lineRule="auto"/>
-        <w:rPr>
-          <w:rFonts w:ascii="Times New Roman" w:hAnsi="Times New Roman" w:cs="Times New Roman"/>
-          <w:color w:val="000000"/>
-          <w:sz w:val="28"/>
-          <w:szCs w:val="28"/>
-        </w:rPr>
-      </w:pPr>
-      <w:r>
-        <w:rPr>
-          <w:rFonts w:ascii="Times New Roman" w:hAnsi="Times New Roman" w:cs="Times New Roman"/>
-          <w:color w:val="000000"/>
-          <w:sz w:val="28"/>
-          <w:szCs w:val="28"/>
-        </w:rPr>
-        <w:t>Двигаемся по массиву слева направо</w:t>
-      </w:r>
-      <w:r>
-        <w:rPr>
-          <w:rFonts w:ascii="Times New Roman" w:hAnsi="Times New Roman" w:cs="Times New Roman"/>
-          <w:color w:val="000000"/>
-          <w:sz w:val="28"/>
-          <w:szCs w:val="28"/>
-        </w:rPr>
-        <w:t xml:space="preserve"> и ищем элемент меньше опорного</w:t>
-      </w:r>
-      <w:r>
-        <w:rPr>
-          <w:rFonts w:ascii="Times New Roman" w:hAnsi="Times New Roman" w:cs="Times New Roman"/>
-          <w:color w:val="000000"/>
-          <w:sz w:val="28"/>
-          <w:szCs w:val="28"/>
-        </w:rPr>
-        <w:t>, в</w:t>
-      </w:r>
-      <w:r>
-        <w:rPr>
-          <w:rFonts w:ascii="Times New Roman" w:hAnsi="Times New Roman" w:cs="Times New Roman"/>
-          <w:color w:val="000000"/>
-          <w:sz w:val="28"/>
-          <w:szCs w:val="28"/>
-        </w:rPr>
-        <w:t>се элементы больше или равные игнорируются</w:t>
-      </w:r>
-      <w:r>
-        <w:rPr>
-          <w:rFonts w:ascii="Times New Roman" w:hAnsi="Times New Roman" w:cs="Times New Roman"/>
-          <w:color w:val="000000"/>
-          <w:sz w:val="28"/>
-          <w:szCs w:val="28"/>
-        </w:rPr>
-        <w:t>.</w:t>
-      </w:r>
-    </w:p>
-    <w:p>
-      <w:pPr>
-        <w:numPr>
-          <w:ilvl w:val="1"/>
-          <w:numId w:val="9"/>
-        </w:numPr>
+        <w:jc w:val="center"/>
+        <w:rPr>
+          <w:rFonts w:ascii="Times New Roman" w:hAnsi="Times New Roman" w:cs="Times New Roman"/>
+          <w:b/>
+          <w:bCs/>
+          <w:color w:val="000000"/>
+          <w:sz w:val="28"/>
+          <w:szCs w:val="28"/>
+        </w:rPr>
+      </w:pPr>
+      <w:r>
+        <w:rPr>
+          <w:rFonts w:ascii="Times New Roman" w:hAnsi="Times New Roman" w:cs="Times New Roman"/>
+          <w:b/>
+          <w:bCs/>
+          <w:color w:val="000000"/>
+          <w:sz w:val="28"/>
+          <w:szCs w:val="28"/>
+        </w:rPr>
+        <w:t>Сравнение</w:t>
+      </w:r>
+      <w:r>
+        <w:rPr>
+          <w:rFonts w:ascii="Times New Roman" w:hAnsi="Times New Roman" w:cs="Times New Roman"/>
+          <w:b/>
+          <w:bCs/>
+          <w:color w:val="000000"/>
+          <w:sz w:val="28"/>
+          <w:szCs w:val="28"/>
+        </w:rPr>
+        <w:t xml:space="preserve"> </w:t>
+      </w:r>
+      <w:r>
+        <w:rPr>
+          <w:rFonts w:ascii="Times New Roman" w:hAnsi="Times New Roman" w:cs="Times New Roman"/>
+          <w:b/>
+          <w:bCs/>
+          <w:color w:val="000000"/>
+          <w:sz w:val="28"/>
+          <w:szCs w:val="28"/>
+        </w:rPr>
+        <w:t>алгоритмов сортиров</w:t>
+      </w:r>
+      <w:r>
+        <w:rPr>
+          <w:rFonts w:ascii="Times New Roman" w:hAnsi="Times New Roman" w:cs="Times New Roman"/>
+          <w:b/>
+          <w:bCs/>
+          <w:color w:val="000000"/>
+          <w:sz w:val="28"/>
+          <w:szCs w:val="28"/>
+        </w:rPr>
+        <w:t>ки</w:t>
+      </w:r>
+    </w:p>
+    <w:p>
+      <w:pPr>
         <w:shd w:val="clear" w:color="auto" w:fill="FFFFFF"/>
         <w:tabs>
           <w:tab w:val="left" w:pos="916"/>
@@ -3214,110 +3181,47 @@
           <w:sz w:val="28"/>
           <w:szCs w:val="28"/>
         </w:rPr>
-        <w:t xml:space="preserve">Если мы находим элемент меньше опорного, то </w:t>
-      </w:r>
-      <w:r>
-        <w:rPr>
-          <w:rFonts w:ascii="Times New Roman" w:hAnsi="Times New Roman" w:cs="Times New Roman"/>
-          <w:color w:val="000000"/>
-          <w:sz w:val="28"/>
-          <w:szCs w:val="28"/>
-        </w:rPr>
-        <w:t xml:space="preserve">меняем </w:t>
-      </w:r>
-      <w:r>
-        <w:rPr>
-          <w:rFonts w:ascii="Times New Roman" w:hAnsi="Times New Roman" w:cs="Times New Roman"/>
-          <w:color w:val="000000"/>
-          <w:sz w:val="28"/>
-          <w:szCs w:val="28"/>
-        </w:rPr>
-        <w:t xml:space="preserve">его </w:t>
-      </w:r>
-      <w:r>
-        <w:rPr>
-          <w:rFonts w:ascii="Times New Roman" w:hAnsi="Times New Roman" w:cs="Times New Roman"/>
-          <w:color w:val="000000"/>
-          <w:sz w:val="28"/>
-          <w:szCs w:val="28"/>
-        </w:rPr>
-        <w:t xml:space="preserve">местами с элементом </w:t>
-      </w:r>
-      <w:r>
-        <w:rPr>
-          <w:rFonts w:ascii="Times New Roman" w:hAnsi="Times New Roman" w:cs="Times New Roman"/>
-          <w:color w:val="000000"/>
-          <w:sz w:val="28"/>
-          <w:szCs w:val="28"/>
-        </w:rPr>
-        <w:t xml:space="preserve">по индексу </w:t>
-      </w:r>
-      <w:proofErr w:type="spellStart"/>
-      <w:r>
-        <w:rPr>
-          <w:rFonts w:ascii="Times New Roman" w:hAnsi="Times New Roman" w:cs="Times New Roman"/>
-          <w:color w:val="000000"/>
-          <w:sz w:val="28"/>
-          <w:szCs w:val="28"/>
-          <w:lang w:val="en-US"/>
-        </w:rPr>
-        <w:t>i</w:t>
-      </w:r>
-      <w:proofErr w:type="spellEnd"/>
-      <w:r>
-        <w:rPr>
-          <w:rFonts w:ascii="Times New Roman" w:hAnsi="Times New Roman" w:cs="Times New Roman"/>
-          <w:color w:val="000000"/>
-          <w:sz w:val="28"/>
-          <w:szCs w:val="28"/>
-        </w:rPr>
-        <w:t xml:space="preserve"> = </w:t>
-      </w:r>
-      <w:r>
-        <w:rPr>
-          <w:rFonts w:ascii="Times New Roman" w:hAnsi="Times New Roman" w:cs="Times New Roman"/>
-          <w:color w:val="000000"/>
-          <w:sz w:val="28"/>
-          <w:szCs w:val="28"/>
-        </w:rPr>
-        <w:t xml:space="preserve">индексу первого </w:t>
-      </w:r>
-      <w:proofErr w:type="spellStart"/>
-      <w:r>
-        <w:rPr>
-          <w:rFonts w:ascii="Times New Roman" w:hAnsi="Times New Roman" w:cs="Times New Roman"/>
-          <w:color w:val="000000"/>
-          <w:sz w:val="28"/>
-          <w:szCs w:val="28"/>
-        </w:rPr>
-        <w:t>элмента</w:t>
-      </w:r>
-      <w:proofErr w:type="spellEnd"/>
-      <w:r>
-        <w:rPr>
-          <w:rFonts w:ascii="Times New Roman" w:hAnsi="Times New Roman" w:cs="Times New Roman"/>
-          <w:color w:val="000000"/>
-          <w:sz w:val="28"/>
-          <w:szCs w:val="28"/>
-        </w:rPr>
-        <w:t xml:space="preserve"> массива, а </w:t>
-      </w:r>
-      <w:r>
-        <w:rPr>
-          <w:rFonts w:ascii="Times New Roman" w:hAnsi="Times New Roman" w:cs="Times New Roman"/>
-          <w:color w:val="000000"/>
-          <w:sz w:val="28"/>
-          <w:szCs w:val="28"/>
-        </w:rPr>
-        <w:t xml:space="preserve">затем </w:t>
-      </w:r>
-    </w:p>
-    <w:p>
-      <w:pPr>
-        <w:numPr>
-          <w:ilvl w:val="1"/>
-          <w:numId w:val="9"/>
-        </w:numPr>
+        <w:t>В таблице 1 пошагово сравнены алгоритмы</w:t>
+      </w:r>
+      <w:r>
+        <w:rPr>
+          <w:rFonts w:ascii="Times New Roman" w:hAnsi="Times New Roman" w:cs="Times New Roman"/>
+          <w:color w:val="000000"/>
+          <w:sz w:val="28"/>
+          <w:szCs w:val="28"/>
+        </w:rPr>
+        <w:t xml:space="preserve"> </w:t>
+      </w:r>
+      <w:r>
+        <w:rPr>
+          <w:rFonts w:ascii="Times New Roman" w:hAnsi="Times New Roman" w:cs="Times New Roman"/>
+          <w:color w:val="000000"/>
+          <w:sz w:val="28"/>
+          <w:szCs w:val="28"/>
+        </w:rPr>
+        <w:t>сортиров</w:t>
+      </w:r>
+      <w:r>
+        <w:rPr>
+          <w:rFonts w:ascii="Times New Roman" w:hAnsi="Times New Roman" w:cs="Times New Roman"/>
+          <w:color w:val="000000"/>
+          <w:sz w:val="28"/>
+          <w:szCs w:val="28"/>
+        </w:rPr>
+        <w:t>ок.</w:t>
+      </w:r>
+      <w:r>
+        <w:rPr>
+          <w:rFonts w:ascii="Times New Roman" w:hAnsi="Times New Roman" w:cs="Times New Roman"/>
+          <w:color w:val="000000"/>
+          <w:sz w:val="28"/>
+          <w:szCs w:val="28"/>
+        </w:rPr>
+        <w:t xml:space="preserve"> </w:t>
+      </w:r>
+    </w:p>
+    <w:p>
+      <w:pPr>
         <w:shd w:val="clear" w:color="auto" w:fill="FFFFFF"/>
         <w:tabs>
           <w:tab w:val="left" w:pos="916"/>
@@ -3352,9 +3256,8 @@
           <w:sz w:val="28"/>
           <w:szCs w:val="28"/>
         </w:rPr>
-        <w:t xml:space="preserve">индекс </w:t>
-      </w:r>
-      <w:proofErr w:type="spellStart"/>
+        <w:t xml:space="preserve">Пример работы алгоритма </w:t>
+      </w:r>
       <w:r>
         <w:rPr>
           <w:rFonts w:ascii="Times New Roman" w:hAnsi="Times New Roman" w:cs="Times New Roman"/>
@@ -3363,9 +3266,8 @@
           <w:szCs w:val="28"/>
           <w:lang w:val="en-US"/>
         </w:rPr>
-        <w:t>i</w:t>
-      </w:r>
-      <w:proofErr w:type="spellEnd"/>
+        <w:t>Selection</w:t>
+      </w:r>
       <w:r>
         <w:rPr>
           <w:rFonts w:ascii="Times New Roman" w:hAnsi="Times New Roman" w:cs="Times New Roman"/>
@@ -3381,54 +3283,25 @@
           <w:color w:val="000000"/>
           <w:sz w:val="28"/>
           <w:szCs w:val="28"/>
-        </w:rPr>
-        <w:t>увеличиваем на 1</w:t>
-      </w:r>
-      <w:r>
-        <w:rPr>
-          <w:rFonts w:ascii="Times New Roman" w:hAnsi="Times New Roman" w:cs="Times New Roman"/>
-          <w:color w:val="000000"/>
-          <w:sz w:val="28"/>
-          <w:szCs w:val="28"/>
-        </w:rPr>
-        <w:t xml:space="preserve">(таким образом </w:t>
-      </w:r>
-      <w:proofErr w:type="spellStart"/>
-      <w:r>
-        <w:rPr>
-          <w:rFonts w:ascii="Times New Roman" w:hAnsi="Times New Roman" w:cs="Times New Roman"/>
-          <w:color w:val="000000"/>
-          <w:sz w:val="28"/>
-          <w:szCs w:val="28"/>
           <w:lang w:val="en-US"/>
         </w:rPr>
-        <w:t>i</w:t>
-      </w:r>
-      <w:proofErr w:type="spellEnd"/>
-      <w:r>
-        <w:rPr>
-          <w:rFonts w:ascii="Times New Roman" w:hAnsi="Times New Roman" w:cs="Times New Roman"/>
-          <w:color w:val="000000"/>
-          <w:sz w:val="28"/>
-          <w:szCs w:val="28"/>
-        </w:rPr>
-        <w:t xml:space="preserve"> </w:t>
-      </w:r>
-      <w:r>
-        <w:rPr>
-          <w:rFonts w:ascii="Times New Roman" w:hAnsi="Times New Roman" w:cs="Times New Roman"/>
-          <w:color w:val="000000"/>
-          <w:sz w:val="28"/>
-          <w:szCs w:val="28"/>
-        </w:rPr>
-        <w:t>будет хранить индекс для размещения следующего элемента, который меньше опорного).</w:t>
+        <w:t>Sort</w:t>
+      </w:r>
+      <w:r>
+        <w:rPr>
+          <w:rFonts w:ascii="Times New Roman" w:hAnsi="Times New Roman" w:cs="Times New Roman"/>
+          <w:color w:val="000000"/>
+          <w:sz w:val="28"/>
+          <w:szCs w:val="28"/>
+        </w:rPr>
+        <w:t xml:space="preserve"> на массиве [5, 3, 8, 4, 6]:</w:t>
       </w:r>
     </w:p>
     <w:p>
       <w:pPr>
         <w:numPr>
-          <w:ilvl w:val="1"/>
-          <w:numId w:val="9"/>
+          <w:ilvl w:val="0"/>
+          <w:numId w:val="14"/>
         </w:numPr>
         <w:shd w:val="clear" w:color="auto" w:fill="FFFFFF"/>
         <w:tabs>
@@ -3464,44 +3337,23 @@
           <w:sz w:val="28"/>
           <w:szCs w:val="28"/>
         </w:rPr>
-        <w:t xml:space="preserve">Как только мы достигаем конца массива, мы меняем местами опорный элемент и </w:t>
-      </w:r>
-      <w:r>
-        <w:rPr>
-          <w:rFonts w:ascii="Times New Roman" w:hAnsi="Times New Roman" w:cs="Times New Roman"/>
-          <w:color w:val="000000"/>
-          <w:sz w:val="28"/>
-          <w:szCs w:val="28"/>
-        </w:rPr>
-        <w:t xml:space="preserve">текущий элемент по индексу </w:t>
-      </w:r>
-      <w:proofErr w:type="spellStart"/>
-      <w:r>
-        <w:rPr>
-          <w:rFonts w:ascii="Times New Roman" w:hAnsi="Times New Roman" w:cs="Times New Roman"/>
-          <w:color w:val="000000"/>
-          <w:sz w:val="28"/>
-          <w:szCs w:val="28"/>
-          <w:lang w:val="en-US"/>
-        </w:rPr>
-        <w:t>i</w:t>
-      </w:r>
-      <w:proofErr w:type="spellEnd"/>
-      <w:r>
-        <w:rPr>
-          <w:rFonts w:ascii="Times New Roman" w:hAnsi="Times New Roman" w:cs="Times New Roman"/>
-          <w:color w:val="000000"/>
-          <w:sz w:val="28"/>
-          <w:szCs w:val="28"/>
-        </w:rPr>
-        <w:t>.</w:t>
+        <w:t xml:space="preserve">Найден минимум 3, меняем местами с 5: </w:t>
+      </w:r>
+      <w:r>
+        <w:rPr>
+          <w:rFonts w:ascii="Times New Roman" w:hAnsi="Times New Roman" w:cs="Times New Roman"/>
+          <w:color w:val="000000"/>
+          <w:sz w:val="28"/>
+          <w:szCs w:val="28"/>
+        </w:rPr>
+        <w:t>6 шаг в табл. 1</w:t>
       </w:r>
     </w:p>
     <w:p>
       <w:pPr>
         <w:numPr>
-          <w:ilvl w:val="1"/>
-          <w:numId w:val="9"/>
+          <w:ilvl w:val="0"/>
+          <w:numId w:val="14"/>
         </w:numPr>
         <w:shd w:val="clear" w:color="auto" w:fill="FFFFFF"/>
         <w:tabs>
@@ -3537,18 +3389,26 @@
           <w:sz w:val="28"/>
           <w:szCs w:val="28"/>
         </w:rPr>
-        <w:t>Таким образом слева от опорного элемента все элементы меньше него, а справа – больше.</w:t>
+        <w:t xml:space="preserve">Найден минимум 4, меняем с 5: </w:t>
+      </w:r>
+      <w:r>
+        <w:rPr>
+          <w:rFonts w:ascii="Times New Roman" w:hAnsi="Times New Roman" w:cs="Times New Roman"/>
+          <w:color w:val="000000"/>
+          <w:sz w:val="28"/>
+          <w:szCs w:val="28"/>
+        </w:rPr>
+        <w:t>11 шаг</w:t>
       </w:r>
     </w:p>
     <w:p>
       <w:pPr>
         <w:numPr>
           <w:ilvl w:val="0"/>
-          <w:numId w:val="9"/>
+          <w:numId w:val="14"/>
         </w:numPr>
         <w:shd w:val="clear" w:color="auto" w:fill="FFFFFF"/>
         <w:tabs>
-          <w:tab w:val="num" w:pos="720"/>
           <w:tab w:val="left" w:pos="916"/>
           <w:tab w:val="left" w:pos="1832"/>
           <w:tab w:val="left" w:pos="2748"/>
@@ -3581,27 +3441,26 @@
           <w:sz w:val="28"/>
           <w:szCs w:val="28"/>
         </w:rPr>
-        <w:t>Опорный элемент ставится на своё окончательное место</w:t>
-      </w:r>
-      <w:r>
-        <w:rPr>
-          <w:rFonts w:ascii="Times New Roman" w:hAnsi="Times New Roman" w:cs="Times New Roman"/>
-          <w:color w:val="000000"/>
-          <w:sz w:val="28"/>
-          <w:szCs w:val="28"/>
-        </w:rPr>
-        <w:t>, а массив делится на две части относительно него.</w:t>
+        <w:t xml:space="preserve">Найден минимум 5, меняем с 8: </w:t>
+      </w:r>
+      <w:r>
+        <w:rPr>
+          <w:rFonts w:ascii="Times New Roman" w:hAnsi="Times New Roman" w:cs="Times New Roman"/>
+          <w:color w:val="000000"/>
+          <w:sz w:val="28"/>
+          <w:szCs w:val="28"/>
+        </w:rPr>
+        <w:t>15 шаг</w:t>
       </w:r>
     </w:p>
     <w:p>
       <w:pPr>
         <w:numPr>
           <w:ilvl w:val="0"/>
-          <w:numId w:val="9"/>
+          <w:numId w:val="14"/>
         </w:numPr>
         <w:shd w:val="clear" w:color="auto" w:fill="FFFFFF"/>
         <w:tabs>
-          <w:tab w:val="num" w:pos="720"/>
           <w:tab w:val="left" w:pos="916"/>
           <w:tab w:val="left" w:pos="1832"/>
           <w:tab w:val="left" w:pos="2748"/>
@@ -3634,18 +3493,26 @@
           <w:sz w:val="28"/>
           <w:szCs w:val="28"/>
         </w:rPr>
-        <w:t>Рекурсивно повторяем сортировку для левой и правой частей массива.</w:t>
+        <w:t xml:space="preserve">Найден минимум 6, меняем с 8: </w:t>
+      </w:r>
+      <w:r>
+        <w:rPr>
+          <w:rFonts w:ascii="Times New Roman" w:hAnsi="Times New Roman" w:cs="Times New Roman"/>
+          <w:color w:val="000000"/>
+          <w:sz w:val="28"/>
+          <w:szCs w:val="28"/>
+        </w:rPr>
+        <w:t>18 шаг</w:t>
       </w:r>
     </w:p>
     <w:p>
       <w:pPr>
         <w:numPr>
           <w:ilvl w:val="0"/>
-          <w:numId w:val="9"/>
+          <w:numId w:val="14"/>
         </w:numPr>
         <w:shd w:val="clear" w:color="auto" w:fill="FFFFFF"/>
         <w:tabs>
-          <w:tab w:val="num" w:pos="720"/>
           <w:tab w:val="left" w:pos="916"/>
           <w:tab w:val="left" w:pos="1832"/>
           <w:tab w:val="left" w:pos="2748"/>
@@ -3678,7 +3545,26 @@
           <w:sz w:val="28"/>
           <w:szCs w:val="28"/>
         </w:rPr>
-        <w:t>После завершения рекурсивных вызовов массив становится отсортированным.</w:t>
+        <w:t>Массив отсортирован</w:t>
+      </w:r>
+      <w:r>
+        <w:rPr>
+          <w:rFonts w:ascii="Times New Roman" w:hAnsi="Times New Roman" w:cs="Times New Roman"/>
+          <w:color w:val="000000"/>
+          <w:sz w:val="28"/>
+          <w:szCs w:val="28"/>
+          <w:lang w:val="en-US"/>
+        </w:rPr>
+        <w:t xml:space="preserve">: </w:t>
+      </w:r>
+      <w:r>
+        <w:rPr>
+          <w:rFonts w:ascii="Times New Roman" w:hAnsi="Times New Roman" w:cs="Times New Roman"/>
+          <w:color w:val="000000"/>
+          <w:sz w:val="28"/>
+          <w:szCs w:val="28"/>
+        </w:rPr>
+        <w:t>[3, 4, 5, 6, 8]</w:t>
       </w:r>
     </w:p>
     <w:p>
@@ -3710,75 +3596,6 @@
           <w:szCs w:val="28"/>
         </w:rPr>
       </w:pPr>
-      <w:r>
-        <w:rPr>
-          <w:rFonts w:ascii="Times New Roman" w:hAnsi="Times New Roman" w:cs="Times New Roman"/>
-          <w:b/>
-          <w:bCs/>
-          <w:color w:val="000000"/>
-          <w:sz w:val="28"/>
-          <w:szCs w:val="28"/>
-        </w:rPr>
-        <w:t>Сложность алгоритма:</w:t>
-      </w:r>
-      <w:r>
-        <w:rPr>
-          <w:rFonts w:ascii="Times New Roman" w:hAnsi="Times New Roman" w:cs="Times New Roman"/>
-          <w:color w:val="000000"/>
-          <w:sz w:val="28"/>
-          <w:szCs w:val="28"/>
-        </w:rPr>
-        <w:t xml:space="preserve"> </w:t>
-      </w:r>
-      <w:proofErr w:type="gramStart"/>
-      <w:r>
-        <w:rPr>
-          <w:rFonts w:ascii="Times New Roman" w:hAnsi="Times New Roman" w:cs="Times New Roman"/>
-          <w:color w:val="000000"/>
-          <w:sz w:val="28"/>
-          <w:szCs w:val="28"/>
-        </w:rPr>
-        <w:t>O(</w:t>
-      </w:r>
-      <w:proofErr w:type="gramEnd"/>
-      <w:r>
-        <w:rPr>
-          <w:rFonts w:ascii="Times New Roman" w:hAnsi="Times New Roman" w:cs="Times New Roman"/>
-          <w:color w:val="000000"/>
-          <w:sz w:val="28"/>
-          <w:szCs w:val="28"/>
-        </w:rPr>
-        <w:t xml:space="preserve">n </w:t>
-      </w:r>
-      <w:proofErr w:type="spellStart"/>
-      <w:r>
-        <w:rPr>
-          <w:rFonts w:ascii="Times New Roman" w:hAnsi="Times New Roman" w:cs="Times New Roman"/>
-          <w:color w:val="000000"/>
-          <w:sz w:val="28"/>
-          <w:szCs w:val="28"/>
-        </w:rPr>
-        <w:t>log</w:t>
-      </w:r>
-      <w:proofErr w:type="spellEnd"/>
-      <w:r>
-        <w:rPr>
-          <w:rFonts w:ascii="Times New Roman" w:hAnsi="Times New Roman" w:cs="Times New Roman"/>
-          <w:color w:val="000000"/>
-          <w:sz w:val="28"/>
-          <w:szCs w:val="28"/>
-        </w:rPr>
-        <w:t xml:space="preserve"> n) в среднем случае, O(n^2) в худшем случае</w:t>
-      </w:r>
-      <w:r>
-        <w:rPr>
-          <w:rFonts w:ascii="Times New Roman" w:hAnsi="Times New Roman" w:cs="Times New Roman"/>
-          <w:color w:val="000000"/>
-          <w:sz w:val="28"/>
-          <w:szCs w:val="28"/>
-        </w:rPr>
-        <w:t>.</w:t>
-      </w:r>
     </w:p>
     <w:p>
       <w:pPr>
@@ -3809,9 +3626,106 @@
           <w:szCs w:val="28"/>
         </w:rPr>
       </w:pPr>
-    </w:p>
-    <w:p>
-      <w:pPr>
+      <w:r>
+        <w:rPr>
+          <w:rFonts w:ascii="Times New Roman" w:hAnsi="Times New Roman" w:cs="Times New Roman"/>
+          <w:color w:val="000000"/>
+          <w:sz w:val="28"/>
+          <w:szCs w:val="28"/>
+        </w:rPr>
+        <w:t>Пример работы алгоритма</w:t>
+      </w:r>
+      <w:r>
+        <w:rPr>
+          <w:rFonts w:ascii="Times New Roman" w:hAnsi="Times New Roman" w:cs="Times New Roman"/>
+          <w:color w:val="000000"/>
+          <w:sz w:val="28"/>
+          <w:szCs w:val="28"/>
+        </w:rPr>
+        <w:t xml:space="preserve"> </w:t>
+      </w:r>
+      <w:r>
+        <w:rPr>
+          <w:rFonts w:ascii="Times New Roman" w:hAnsi="Times New Roman" w:cs="Times New Roman"/>
+          <w:color w:val="000000"/>
+          <w:sz w:val="28"/>
+          <w:szCs w:val="28"/>
+          <w:lang w:val="en-US"/>
+        </w:rPr>
+        <w:t>Quick</w:t>
+      </w:r>
+      <w:r>
+        <w:rPr>
+          <w:rFonts w:ascii="Times New Roman" w:hAnsi="Times New Roman" w:cs="Times New Roman"/>
+          <w:color w:val="000000"/>
+          <w:sz w:val="28"/>
+          <w:szCs w:val="28"/>
+        </w:rPr>
+        <w:t xml:space="preserve"> </w:t>
+      </w:r>
+      <w:r>
+        <w:rPr>
+          <w:rFonts w:ascii="Times New Roman" w:hAnsi="Times New Roman" w:cs="Times New Roman"/>
+          <w:color w:val="000000"/>
+          <w:sz w:val="28"/>
+          <w:szCs w:val="28"/>
+          <w:lang w:val="en-US"/>
+        </w:rPr>
+        <w:t>Sort</w:t>
+      </w:r>
+      <w:r>
+        <w:rPr>
+          <w:rFonts w:ascii="Times New Roman" w:hAnsi="Times New Roman" w:cs="Times New Roman"/>
+          <w:color w:val="000000"/>
+          <w:sz w:val="28"/>
+          <w:szCs w:val="28"/>
+        </w:rPr>
+        <w:t xml:space="preserve"> на массиве [5, 3, 8, 4, </w:t>
+      </w:r>
+      <w:r>
+        <w:rPr>
+          <w:rFonts w:ascii="Times New Roman" w:hAnsi="Times New Roman" w:cs="Times New Roman"/>
+          <w:color w:val="000000"/>
+          <w:sz w:val="28"/>
+          <w:szCs w:val="28"/>
+          <w:u w:val="thick"/>
+        </w:rPr>
+        <w:t>6</w:t>
+      </w:r>
+      <w:r>
+        <w:rPr>
+          <w:rFonts w:ascii="Times New Roman" w:hAnsi="Times New Roman" w:cs="Times New Roman"/>
+          <w:color w:val="000000"/>
+          <w:sz w:val="28"/>
+          <w:szCs w:val="28"/>
+        </w:rPr>
+        <w:t xml:space="preserve">], опорный элемент </w:t>
+      </w:r>
+      <w:r>
+        <w:rPr>
+          <w:rFonts w:ascii="Times New Roman" w:hAnsi="Times New Roman" w:cs="Times New Roman"/>
+          <w:color w:val="000000"/>
+          <w:sz w:val="28"/>
+          <w:szCs w:val="28"/>
+        </w:rPr>
+        <w:t>6</w:t>
+      </w:r>
+      <w:r>
+        <w:rPr>
+          <w:rFonts w:ascii="Times New Roman" w:hAnsi="Times New Roman" w:cs="Times New Roman"/>
+          <w:color w:val="000000"/>
+          <w:sz w:val="28"/>
+          <w:szCs w:val="28"/>
+        </w:rPr>
+        <w:t>:</w:t>
+      </w:r>
+    </w:p>
+    <w:p>
+      <w:pPr>
+        <w:numPr>
+          <w:ilvl w:val="0"/>
+          <w:numId w:val="10"/>
+        </w:numPr>
         <w:shd w:val="clear" w:color="auto" w:fill="FFFFFF"/>
         <w:tabs>
           <w:tab w:val="left" w:pos="916"/>
@@ -3834,51 +3748,36 @@
         <w:spacing w:after="0" w:line="240" w:lineRule="auto"/>
         <w:rPr>
           <w:rFonts w:ascii="Times New Roman" w:hAnsi="Times New Roman" w:cs="Times New Roman"/>
-          <w:b/>
-          <w:bCs/>
-          <w:color w:val="000000"/>
-          <w:sz w:val="28"/>
-          <w:szCs w:val="28"/>
-        </w:rPr>
-      </w:pPr>
-      <w:r>
-        <w:rPr>
-          <w:rFonts w:ascii="Times New Roman" w:hAnsi="Times New Roman" w:cs="Times New Roman"/>
-          <w:b/>
-          <w:bCs/>
-          <w:color w:val="000000"/>
-          <w:sz w:val="28"/>
-          <w:szCs w:val="28"/>
-        </w:rPr>
-        <w:t>Встроенный метод сортировки C# (</w:t>
-      </w:r>
-      <w:proofErr w:type="spellStart"/>
-      <w:r>
-        <w:rPr>
-          <w:rFonts w:ascii="Times New Roman" w:hAnsi="Times New Roman" w:cs="Times New Roman"/>
-          <w:b/>
-          <w:bCs/>
-          <w:color w:val="000000"/>
-          <w:sz w:val="28"/>
-          <w:szCs w:val="28"/>
-        </w:rPr>
-        <w:t>Array.Sort</w:t>
-      </w:r>
-      <w:proofErr w:type="spellEnd"/>
-      <w:r>
-        <w:rPr>
-          <w:rFonts w:ascii="Times New Roman" w:hAnsi="Times New Roman" w:cs="Times New Roman"/>
-          <w:b/>
-          <w:bCs/>
-          <w:color w:val="000000"/>
-          <w:sz w:val="28"/>
-          <w:szCs w:val="28"/>
-        </w:rPr>
-        <w:t>)</w:t>
-      </w:r>
-    </w:p>
-    <w:p>
-      <w:pPr>
+          <w:color w:val="000000"/>
+          <w:sz w:val="28"/>
+          <w:szCs w:val="28"/>
+        </w:rPr>
+      </w:pPr>
+      <w:r>
+        <w:rPr>
+          <w:rFonts w:ascii="Times New Roman" w:hAnsi="Times New Roman" w:cs="Times New Roman"/>
+          <w:color w:val="000000"/>
+          <w:sz w:val="28"/>
+          <w:szCs w:val="28"/>
+        </w:rPr>
+        <w:t>Проходимся по массиву</w:t>
+      </w:r>
+      <w:r>
+        <w:rPr>
+          <w:rFonts w:ascii="Times New Roman" w:hAnsi="Times New Roman" w:cs="Times New Roman"/>
+          <w:color w:val="000000"/>
+          <w:sz w:val="28"/>
+          <w:szCs w:val="28"/>
+        </w:rPr>
+        <w:t>:</w:t>
+      </w:r>
+    </w:p>
+    <w:p>
+      <w:pPr>
+        <w:numPr>
+          <w:ilvl w:val="1"/>
+          <w:numId w:val="10"/>
+        </w:numPr>
         <w:shd w:val="clear" w:color="auto" w:fill="FFFFFF"/>
         <w:tabs>
           <w:tab w:val="left" w:pos="916"/>
@@ -3913,31 +3812,52 @@
           <w:sz w:val="28"/>
           <w:szCs w:val="28"/>
         </w:rPr>
-        <w:t xml:space="preserve">Встроенный метод </w:t>
-      </w:r>
-      <w:proofErr w:type="spellStart"/>
-      <w:r>
-        <w:rPr>
-          <w:rFonts w:ascii="Times New Roman" w:hAnsi="Times New Roman" w:cs="Times New Roman"/>
-          <w:color w:val="000000"/>
-          <w:sz w:val="28"/>
-          <w:szCs w:val="28"/>
-        </w:rPr>
-        <w:t>Array.Sort</w:t>
-      </w:r>
-      <w:proofErr w:type="spellEnd"/>
-      <w:r>
-        <w:rPr>
-          <w:rFonts w:ascii="Times New Roman" w:hAnsi="Times New Roman" w:cs="Times New Roman"/>
-          <w:color w:val="000000"/>
-          <w:sz w:val="28"/>
-          <w:szCs w:val="28"/>
-        </w:rPr>
-        <w:t>() использует гибридную реализацию, сочетающую быструю и пирамидальную сортировки, а также сортировку вставками для небольших массивов. Он является наиболее оптимизированным и эффективным.</w:t>
-      </w:r>
-    </w:p>
-    <w:p>
-      <w:pPr>
+        <w:t xml:space="preserve">Найден элемент, который меньше опорного – 5, он уже стоит на нужном месте (меняется местами сам с собой). Увеличиваем </w:t>
+      </w:r>
+      <w:r>
+        <w:rPr>
+          <w:rFonts w:ascii="Times New Roman" w:hAnsi="Times New Roman" w:cs="Times New Roman"/>
+          <w:color w:val="000000"/>
+          <w:sz w:val="28"/>
+          <w:szCs w:val="28"/>
+          <w:lang w:val="en-US"/>
+        </w:rPr>
+        <w:t>i</w:t>
+      </w:r>
+      <w:r>
+        <w:rPr>
+          <w:rFonts w:ascii="Times New Roman" w:hAnsi="Times New Roman" w:cs="Times New Roman"/>
+          <w:color w:val="000000"/>
+          <w:sz w:val="28"/>
+          <w:szCs w:val="28"/>
+        </w:rPr>
+        <w:t xml:space="preserve"> </w:t>
+      </w:r>
+      <w:r>
+        <w:rPr>
+          <w:rFonts w:ascii="Times New Roman" w:hAnsi="Times New Roman" w:cs="Times New Roman"/>
+          <w:color w:val="000000"/>
+          <w:sz w:val="28"/>
+          <w:szCs w:val="28"/>
+        </w:rPr>
+        <w:t xml:space="preserve">на 1. </w:t>
+      </w:r>
+      <w:r>
+        <w:rPr>
+          <w:rFonts w:ascii="Times New Roman" w:hAnsi="Times New Roman" w:cs="Times New Roman"/>
+          <w:color w:val="000000"/>
+          <w:sz w:val="28"/>
+          <w:szCs w:val="28"/>
+        </w:rPr>
+        <w:t>(2 шаг в табл. 1)</w:t>
+      </w:r>
+    </w:p>
+    <w:p>
+      <w:pPr>
+        <w:numPr>
+          <w:ilvl w:val="1"/>
+          <w:numId w:val="10"/>
+        </w:numPr>
         <w:shd w:val="clear" w:color="auto" w:fill="FFFFFF"/>
         <w:tabs>
           <w:tab w:val="left" w:pos="916"/>
@@ -3968,13 +3888,21 @@
       <w:r>
         <w:rPr>
           <w:rFonts w:ascii="Times New Roman" w:hAnsi="Times New Roman" w:cs="Times New Roman"/>
-          <w:b/>
-          <w:bCs/>
-          <w:color w:val="000000"/>
-          <w:sz w:val="28"/>
-          <w:szCs w:val="28"/>
-        </w:rPr>
-        <w:t>Сложность алгоритма:</w:t>
+          <w:color w:val="000000"/>
+          <w:sz w:val="28"/>
+          <w:szCs w:val="28"/>
+        </w:rPr>
+        <w:t xml:space="preserve">Элемент, который меньше опорного – 3, он уже стоит на нужном месте (меняется местами сам с собой). Увеличиваем </w:t>
+      </w:r>
+      <w:r>
+        <w:rPr>
+          <w:rFonts w:ascii="Times New Roman" w:hAnsi="Times New Roman" w:cs="Times New Roman"/>
+          <w:color w:val="000000"/>
+          <w:sz w:val="28"/>
+          <w:szCs w:val="28"/>
+          <w:lang w:val="en-US"/>
+        </w:rPr>
+        <w:t>i</w:t>
       </w:r>
       <w:r>
         <w:rPr>
@@ -3985,49 +3913,31 @@
         </w:rPr>
         <w:t xml:space="preserve"> </w:t>
       </w:r>
-      <w:proofErr w:type="gramStart"/>
-      <w:r>
-        <w:rPr>
-          <w:rFonts w:ascii="Times New Roman" w:hAnsi="Times New Roman" w:cs="Times New Roman"/>
-          <w:color w:val="000000"/>
-          <w:sz w:val="28"/>
-          <w:szCs w:val="28"/>
-        </w:rPr>
-        <w:t>O(</w:t>
-      </w:r>
-      <w:proofErr w:type="gramEnd"/>
-      <w:r>
-        <w:rPr>
-          <w:rFonts w:ascii="Times New Roman" w:hAnsi="Times New Roman" w:cs="Times New Roman"/>
-          <w:color w:val="000000"/>
-          <w:sz w:val="28"/>
-          <w:szCs w:val="28"/>
-        </w:rPr>
-        <w:t xml:space="preserve">n </w:t>
-      </w:r>
-      <w:proofErr w:type="spellStart"/>
-      <w:r>
-        <w:rPr>
-          <w:rFonts w:ascii="Times New Roman" w:hAnsi="Times New Roman" w:cs="Times New Roman"/>
-          <w:color w:val="000000"/>
-          <w:sz w:val="28"/>
-          <w:szCs w:val="28"/>
-        </w:rPr>
-        <w:t>log</w:t>
-      </w:r>
-      <w:proofErr w:type="spellEnd"/>
-      <w:r>
-        <w:rPr>
-          <w:rFonts w:ascii="Times New Roman" w:hAnsi="Times New Roman" w:cs="Times New Roman"/>
-          <w:color w:val="000000"/>
-          <w:sz w:val="28"/>
-          <w:szCs w:val="28"/>
-        </w:rPr>
-        <w:t xml:space="preserve"> n)</w:t>
-      </w:r>
-    </w:p>
-    <w:p>
-      <w:pPr>
+      <w:r>
+        <w:rPr>
+          <w:rFonts w:ascii="Times New Roman" w:hAnsi="Times New Roman" w:cs="Times New Roman"/>
+          <w:color w:val="000000"/>
+          <w:sz w:val="28"/>
+          <w:szCs w:val="28"/>
+        </w:rPr>
+        <w:t xml:space="preserve">на 1. </w:t>
+      </w:r>
+      <w:r>
+        <w:rPr>
+          <w:rFonts w:ascii="Times New Roman" w:hAnsi="Times New Roman" w:cs="Times New Roman"/>
+          <w:color w:val="000000"/>
+          <w:sz w:val="28"/>
+          <w:szCs w:val="28"/>
+        </w:rPr>
+        <w:t>(4 шаг)</w:t>
+      </w:r>
+    </w:p>
+    <w:p>
+      <w:pPr>
+        <w:numPr>
+          <w:ilvl w:val="1"/>
+          <w:numId w:val="10"/>
+        </w:numPr>
         <w:shd w:val="clear" w:color="auto" w:fill="FFFFFF"/>
         <w:tabs>
           <w:tab w:val="left" w:pos="916"/>
@@ -4055,9 +3965,79 @@
           <w:szCs w:val="28"/>
         </w:rPr>
       </w:pPr>
-    </w:p>
-    <w:p>
-      <w:pPr>
+      <w:r>
+        <w:rPr>
+          <w:rFonts w:ascii="Times New Roman" w:hAnsi="Times New Roman" w:cs="Times New Roman"/>
+          <w:color w:val="000000"/>
+          <w:sz w:val="28"/>
+          <w:szCs w:val="28"/>
+        </w:rPr>
+        <w:t xml:space="preserve">Следующий элемент 8 – больше опорного, идём дальше по массиву, а </w:t>
+      </w:r>
+      <w:r>
+        <w:rPr>
+          <w:rFonts w:ascii="Times New Roman" w:hAnsi="Times New Roman" w:cs="Times New Roman"/>
+          <w:color w:val="000000"/>
+          <w:sz w:val="28"/>
+          <w:szCs w:val="28"/>
+          <w:lang w:val="en-US"/>
+        </w:rPr>
+        <w:t>i</w:t>
+      </w:r>
+      <w:r>
+        <w:rPr>
+          <w:rFonts w:ascii="Times New Roman" w:hAnsi="Times New Roman" w:cs="Times New Roman"/>
+          <w:color w:val="000000"/>
+          <w:sz w:val="28"/>
+          <w:szCs w:val="28"/>
+        </w:rPr>
+        <w:t xml:space="preserve"> не меняем. </w:t>
+      </w:r>
+      <w:r>
+        <w:rPr>
+          <w:rFonts w:ascii="Times New Roman" w:hAnsi="Times New Roman" w:cs="Times New Roman"/>
+          <w:color w:val="000000"/>
+          <w:sz w:val="28"/>
+          <w:szCs w:val="28"/>
+          <w:lang w:val="en-US"/>
+        </w:rPr>
+        <w:t>(</w:t>
+      </w:r>
+      <w:r>
+        <w:rPr>
+          <w:rFonts w:ascii="Times New Roman" w:hAnsi="Times New Roman" w:cs="Times New Roman"/>
+          <w:color w:val="000000"/>
+          <w:sz w:val="28"/>
+          <w:szCs w:val="28"/>
+        </w:rPr>
+        <w:t>5</w:t>
+      </w:r>
+      <w:r>
+        <w:rPr>
+          <w:rFonts w:ascii="Times New Roman" w:hAnsi="Times New Roman" w:cs="Times New Roman"/>
+          <w:color w:val="000000"/>
+          <w:sz w:val="28"/>
+          <w:szCs w:val="28"/>
+          <w:lang w:val="en-US"/>
+        </w:rPr>
+        <w:t xml:space="preserve"> </w:t>
+      </w:r>
+      <w:r>
+        <w:rPr>
+          <w:rFonts w:ascii="Times New Roman" w:hAnsi="Times New Roman" w:cs="Times New Roman"/>
+          <w:color w:val="000000"/>
+          <w:sz w:val="28"/>
+          <w:szCs w:val="28"/>
+        </w:rPr>
+        <w:t>шаг)</w:t>
+      </w:r>
+    </w:p>
+    <w:p>
+      <w:pPr>
+        <w:numPr>
+          <w:ilvl w:val="1"/>
+          <w:numId w:val="10"/>
+        </w:numPr>
         <w:shd w:val="clear" w:color="auto" w:fill="FFFFFF"/>
         <w:tabs>
           <w:tab w:val="left" w:pos="916"/>
@@ -4078,32 +4058,72 @@
           <w:tab w:val="left" w:pos="14656"/>
         </w:tabs>
         <w:spacing w:after="0" w:line="240" w:lineRule="auto"/>
-        <w:jc w:val="center"/>
-        <w:rPr>
-          <w:rFonts w:ascii="Times New Roman" w:hAnsi="Times New Roman" w:cs="Times New Roman"/>
-          <w:b/>
-          <w:bCs/>
-          <w:color w:val="000000"/>
-          <w:sz w:val="28"/>
-          <w:szCs w:val="28"/>
-        </w:rPr>
-      </w:pPr>
-      <w:r>
-        <w:rPr>
-          <w:rFonts w:ascii="Times New Roman" w:hAnsi="Times New Roman" w:cs="Times New Roman"/>
-          <w:b/>
-          <w:bCs/>
-          <w:color w:val="000000"/>
-          <w:sz w:val="28"/>
-          <w:szCs w:val="28"/>
-        </w:rPr>
-        <w:t>Сравнение</w:t>
-      </w:r>
-      <w:r>
-        <w:rPr>
-          <w:rFonts w:ascii="Times New Roman" w:hAnsi="Times New Roman" w:cs="Times New Roman"/>
-          <w:b/>
-          <w:bCs/>
+        <w:rPr>
+          <w:rFonts w:ascii="Times New Roman" w:hAnsi="Times New Roman" w:cs="Times New Roman"/>
+          <w:color w:val="000000"/>
+          <w:sz w:val="28"/>
+          <w:szCs w:val="28"/>
+        </w:rPr>
+      </w:pPr>
+      <w:r>
+        <w:rPr>
+          <w:rFonts w:ascii="Times New Roman" w:hAnsi="Times New Roman" w:cs="Times New Roman"/>
+          <w:color w:val="000000"/>
+          <w:sz w:val="28"/>
+          <w:szCs w:val="28"/>
+        </w:rPr>
+        <w:t>Элемент, который меньше опорного – 4</w:t>
+      </w:r>
+      <w:r>
+        <w:rPr>
+          <w:rFonts w:ascii="Times New Roman" w:hAnsi="Times New Roman" w:cs="Times New Roman"/>
+          <w:color w:val="000000"/>
+          <w:sz w:val="28"/>
+          <w:szCs w:val="28"/>
+        </w:rPr>
+        <w:t>,</w:t>
+      </w:r>
+      <w:r>
+        <w:rPr>
+          <w:rFonts w:ascii="Times New Roman" w:hAnsi="Times New Roman" w:cs="Times New Roman"/>
+          <w:color w:val="000000"/>
+          <w:sz w:val="28"/>
+          <w:szCs w:val="28"/>
+        </w:rPr>
+        <w:t xml:space="preserve"> меняем местами с 8 по индексу </w:t>
+      </w:r>
+      <w:r>
+        <w:rPr>
+          <w:rFonts w:ascii="Times New Roman" w:hAnsi="Times New Roman" w:cs="Times New Roman"/>
+          <w:color w:val="000000"/>
+          <w:sz w:val="28"/>
+          <w:szCs w:val="28"/>
+          <w:lang w:val="en-US"/>
+        </w:rPr>
+        <w:t>i</w:t>
+      </w:r>
+      <w:r>
+        <w:rPr>
+          <w:rFonts w:ascii="Times New Roman" w:hAnsi="Times New Roman" w:cs="Times New Roman"/>
+          <w:color w:val="000000"/>
+          <w:sz w:val="28"/>
+          <w:szCs w:val="28"/>
+        </w:rPr>
+        <w:t xml:space="preserve">, а затем увеличиваем </w:t>
+      </w:r>
+      <w:r>
+        <w:rPr>
+          <w:rFonts w:ascii="Times New Roman" w:hAnsi="Times New Roman" w:cs="Times New Roman"/>
+          <w:color w:val="000000"/>
+          <w:sz w:val="28"/>
+          <w:szCs w:val="28"/>
+          <w:lang w:val="en-US"/>
+        </w:rPr>
+        <w:t>i</w:t>
+      </w:r>
+      <w:r>
+        <w:rPr>
+          <w:rFonts w:ascii="Times New Roman" w:hAnsi="Times New Roman" w:cs="Times New Roman"/>
           <w:color w:val="000000"/>
           <w:sz w:val="28"/>
           <w:szCs w:val="28"/>
@@ -4113,28 +4133,28 @@
       <w:r>
         <w:rPr>
           <w:rFonts w:ascii="Times New Roman" w:hAnsi="Times New Roman" w:cs="Times New Roman"/>
-          <w:b/>
-          <w:bCs/>
-          <w:color w:val="000000"/>
-          <w:sz w:val="28"/>
-          <w:szCs w:val="28"/>
-        </w:rPr>
-        <w:t>алгоритмов сортиров</w:t>
-      </w:r>
-      <w:r>
-        <w:rPr>
-          <w:rFonts w:ascii="Times New Roman" w:hAnsi="Times New Roman" w:cs="Times New Roman"/>
-          <w:b/>
-          <w:bCs/>
-          <w:color w:val="000000"/>
-          <w:sz w:val="28"/>
-          <w:szCs w:val="28"/>
-        </w:rPr>
-        <w:t>ки</w:t>
-      </w:r>
-    </w:p>
-    <w:p>
-      <w:pPr>
+          <w:color w:val="000000"/>
+          <w:sz w:val="28"/>
+          <w:szCs w:val="28"/>
+        </w:rPr>
+        <w:t xml:space="preserve">на 1. </w:t>
+      </w:r>
+      <w:r>
+        <w:rPr>
+          <w:rFonts w:ascii="Times New Roman" w:hAnsi="Times New Roman" w:cs="Times New Roman"/>
+          <w:color w:val="000000"/>
+          <w:sz w:val="28"/>
+          <w:szCs w:val="28"/>
+        </w:rPr>
+        <w:t>(7 шаг)</w:t>
+      </w:r>
+    </w:p>
+    <w:p>
+      <w:pPr>
+        <w:numPr>
+          <w:ilvl w:val="1"/>
+          <w:numId w:val="10"/>
+        </w:numPr>
         <w:shd w:val="clear" w:color="auto" w:fill="FFFFFF"/>
         <w:tabs>
           <w:tab w:val="left" w:pos="916"/>
@@ -4169,82 +4189,7 @@
           <w:sz w:val="28"/>
           <w:szCs w:val="28"/>
         </w:rPr>
-        <w:t>В таблице 1 пошагово сравнены алгоритмы</w:t>
-      </w:r>
-      <w:r>
-        <w:rPr>
-          <w:rFonts w:ascii="Times New Roman" w:hAnsi="Times New Roman" w:cs="Times New Roman"/>
-          <w:color w:val="000000"/>
-          <w:sz w:val="28"/>
-          <w:szCs w:val="28"/>
-        </w:rPr>
-        <w:t xml:space="preserve"> </w:t>
-      </w:r>
-      <w:r>
-        <w:rPr>
-          <w:rFonts w:ascii="Times New Roman" w:hAnsi="Times New Roman" w:cs="Times New Roman"/>
-          <w:color w:val="000000"/>
-          <w:sz w:val="28"/>
-          <w:szCs w:val="28"/>
-        </w:rPr>
-        <w:t>сортиров</w:t>
-      </w:r>
-      <w:r>
-        <w:rPr>
-          <w:rFonts w:ascii="Times New Roman" w:hAnsi="Times New Roman" w:cs="Times New Roman"/>
-          <w:color w:val="000000"/>
-          <w:sz w:val="28"/>
-          <w:szCs w:val="28"/>
-        </w:rPr>
-        <w:t>ок.</w:t>
-      </w:r>
-      <w:r>
-        <w:rPr>
-          <w:rFonts w:ascii="Times New Roman" w:hAnsi="Times New Roman" w:cs="Times New Roman"/>
-          <w:color w:val="000000"/>
-          <w:sz w:val="28"/>
-          <w:szCs w:val="28"/>
-        </w:rPr>
-        <w:t xml:space="preserve"> </w:t>
-      </w:r>
-    </w:p>
-    <w:p>
-      <w:pPr>
-        <w:shd w:val="clear" w:color="auto" w:fill="FFFFFF"/>
-        <w:tabs>
-          <w:tab w:val="left" w:pos="916"/>
-          <w:tab w:val="left" w:pos="1832"/>
-          <w:tab w:val="left" w:pos="2748"/>
-          <w:tab w:val="left" w:pos="3664"/>
-          <w:tab w:val="left" w:pos="4580"/>
-          <w:tab w:val="left" w:pos="5496"/>
-          <w:tab w:val="left" w:pos="6412"/>
-          <w:tab w:val="left" w:pos="7328"/>
-          <w:tab w:val="left" w:pos="8244"/>
-          <w:tab w:val="left" w:pos="9160"/>
-          <w:tab w:val="left" w:pos="10076"/>
-          <w:tab w:val="left" w:pos="10992"/>
-          <w:tab w:val="left" w:pos="11908"/>
-          <w:tab w:val="left" w:pos="12824"/>
-          <w:tab w:val="left" w:pos="13740"/>
-          <w:tab w:val="left" w:pos="14656"/>
-        </w:tabs>
-        <w:spacing w:after="0" w:line="240" w:lineRule="auto"/>
-        <w:rPr>
-          <w:rFonts w:ascii="Times New Roman" w:hAnsi="Times New Roman" w:cs="Times New Roman"/>
-          <w:color w:val="000000"/>
-          <w:sz w:val="28"/>
-          <w:szCs w:val="28"/>
-        </w:rPr>
-      </w:pPr>
-      <w:r>
-        <w:rPr>
-          <w:rFonts w:ascii="Times New Roman" w:hAnsi="Times New Roman" w:cs="Times New Roman"/>
-          <w:color w:val="000000"/>
-          <w:sz w:val="28"/>
-          <w:szCs w:val="28"/>
-        </w:rPr>
-        <w:t xml:space="preserve">Пример работы алгоритма </w:t>
+        <w:t xml:space="preserve">Мы дошли до опорного элемента, а значит он меняется местами с элементом по индексу </w:t>
       </w:r>
       <w:r>
         <w:rPr>
@@ -4254,954 +4199,8 @@
           <w:szCs w:val="28"/>
           <w:lang w:val="en-US"/>
         </w:rPr>
-        <w:t>Selection</w:t>
-      </w:r>
-      <w:r>
-        <w:rPr>
-          <w:rFonts w:ascii="Times New Roman" w:hAnsi="Times New Roman" w:cs="Times New Roman"/>
-          <w:color w:val="000000"/>
-          <w:sz w:val="28"/>
-          <w:szCs w:val="28"/>
-        </w:rPr>
-        <w:t xml:space="preserve"> </w:t>
-      </w:r>
-      <w:r>
-        <w:rPr>
-          <w:rFonts w:ascii="Times New Roman" w:hAnsi="Times New Roman" w:cs="Times New Roman"/>
-          <w:color w:val="000000"/>
-          <w:sz w:val="28"/>
-          <w:szCs w:val="28"/>
-          <w:lang w:val="en-US"/>
-        </w:rPr>
-        <w:t>Sort</w:t>
-      </w:r>
-      <w:r>
-        <w:rPr>
-          <w:rFonts w:ascii="Times New Roman" w:hAnsi="Times New Roman" w:cs="Times New Roman"/>
-          <w:color w:val="000000"/>
-          <w:sz w:val="28"/>
-          <w:szCs w:val="28"/>
-        </w:rPr>
-        <w:t xml:space="preserve"> на массиве [5, 3, 8, 4, 6]:</w:t>
-      </w:r>
-    </w:p>
-    <w:p>
-      <w:pPr>
-        <w:numPr>
-          <w:ilvl w:val="0"/>
-          <w:numId w:val="14"/>
-        </w:numPr>
-        <w:shd w:val="clear" w:color="auto" w:fill="FFFFFF"/>
-        <w:tabs>
-          <w:tab w:val="left" w:pos="916"/>
-          <w:tab w:val="left" w:pos="1832"/>
-          <w:tab w:val="left" w:pos="2748"/>
-          <w:tab w:val="left" w:pos="3664"/>
-          <w:tab w:val="left" w:pos="4580"/>
-          <w:tab w:val="left" w:pos="5496"/>
-          <w:tab w:val="left" w:pos="6412"/>
-          <w:tab w:val="left" w:pos="7328"/>
-          <w:tab w:val="left" w:pos="8244"/>
-          <w:tab w:val="left" w:pos="9160"/>
-          <w:tab w:val="left" w:pos="10076"/>
-          <w:tab w:val="left" w:pos="10992"/>
-          <w:tab w:val="left" w:pos="11908"/>
-          <w:tab w:val="left" w:pos="12824"/>
-          <w:tab w:val="left" w:pos="13740"/>
-          <w:tab w:val="left" w:pos="14656"/>
-        </w:tabs>
-        <w:spacing w:after="0" w:line="240" w:lineRule="auto"/>
-        <w:rPr>
-          <w:rFonts w:ascii="Times New Roman" w:hAnsi="Times New Roman" w:cs="Times New Roman"/>
-          <w:color w:val="000000"/>
-          <w:sz w:val="28"/>
-          <w:szCs w:val="28"/>
-        </w:rPr>
-      </w:pPr>
-      <w:r>
-        <w:rPr>
-          <w:rFonts w:ascii="Times New Roman" w:hAnsi="Times New Roman" w:cs="Times New Roman"/>
-          <w:color w:val="000000"/>
-          <w:sz w:val="28"/>
-          <w:szCs w:val="28"/>
-        </w:rPr>
-        <w:t xml:space="preserve">Найден минимум 3, меняем местами с 5: </w:t>
-      </w:r>
-      <w:r>
-        <w:rPr>
-          <w:rFonts w:ascii="Times New Roman" w:hAnsi="Times New Roman" w:cs="Times New Roman"/>
-          <w:color w:val="000000"/>
-          <w:sz w:val="28"/>
-          <w:szCs w:val="28"/>
-        </w:rPr>
-        <w:t>6 шаг в табл. 1</w:t>
-      </w:r>
-    </w:p>
-    <w:p>
-      <w:pPr>
-        <w:numPr>
-          <w:ilvl w:val="0"/>
-          <w:numId w:val="14"/>
-        </w:numPr>
-        <w:shd w:val="clear" w:color="auto" w:fill="FFFFFF"/>
-        <w:tabs>
-          <w:tab w:val="left" w:pos="916"/>
-          <w:tab w:val="left" w:pos="1832"/>
-          <w:tab w:val="left" w:pos="2748"/>
-          <w:tab w:val="left" w:pos="3664"/>
-          <w:tab w:val="left" w:pos="4580"/>
-          <w:tab w:val="left" w:pos="5496"/>
-          <w:tab w:val="left" w:pos="6412"/>
-          <w:tab w:val="left" w:pos="7328"/>
-          <w:tab w:val="left" w:pos="8244"/>
-          <w:tab w:val="left" w:pos="9160"/>
-          <w:tab w:val="left" w:pos="10076"/>
-          <w:tab w:val="left" w:pos="10992"/>
-          <w:tab w:val="left" w:pos="11908"/>
-          <w:tab w:val="left" w:pos="12824"/>
-          <w:tab w:val="left" w:pos="13740"/>
-          <w:tab w:val="left" w:pos="14656"/>
-        </w:tabs>
-        <w:spacing w:after="0" w:line="240" w:lineRule="auto"/>
-        <w:rPr>
-          <w:rFonts w:ascii="Times New Roman" w:hAnsi="Times New Roman" w:cs="Times New Roman"/>
-          <w:color w:val="000000"/>
-          <w:sz w:val="28"/>
-          <w:szCs w:val="28"/>
-        </w:rPr>
-      </w:pPr>
-      <w:r>
-        <w:rPr>
-          <w:rFonts w:ascii="Times New Roman" w:hAnsi="Times New Roman" w:cs="Times New Roman"/>
-          <w:color w:val="000000"/>
-          <w:sz w:val="28"/>
-          <w:szCs w:val="28"/>
-        </w:rPr>
-        <w:t xml:space="preserve">Найден минимум 4, меняем с 5: </w:t>
-      </w:r>
-      <w:r>
-        <w:rPr>
-          <w:rFonts w:ascii="Times New Roman" w:hAnsi="Times New Roman" w:cs="Times New Roman"/>
-          <w:color w:val="000000"/>
-          <w:sz w:val="28"/>
-          <w:szCs w:val="28"/>
-        </w:rPr>
-        <w:t>11 шаг</w:t>
-      </w:r>
-    </w:p>
-    <w:p>
-      <w:pPr>
-        <w:numPr>
-          <w:ilvl w:val="0"/>
-          <w:numId w:val="14"/>
-        </w:numPr>
-        <w:shd w:val="clear" w:color="auto" w:fill="FFFFFF"/>
-        <w:tabs>
-          <w:tab w:val="left" w:pos="916"/>
-          <w:tab w:val="left" w:pos="1832"/>
-          <w:tab w:val="left" w:pos="2748"/>
-          <w:tab w:val="left" w:pos="3664"/>
-          <w:tab w:val="left" w:pos="4580"/>
-          <w:tab w:val="left" w:pos="5496"/>
-          <w:tab w:val="left" w:pos="6412"/>
-          <w:tab w:val="left" w:pos="7328"/>
-          <w:tab w:val="left" w:pos="8244"/>
-          <w:tab w:val="left" w:pos="9160"/>
-          <w:tab w:val="left" w:pos="10076"/>
-          <w:tab w:val="left" w:pos="10992"/>
-          <w:tab w:val="left" w:pos="11908"/>
-          <w:tab w:val="left" w:pos="12824"/>
-          <w:tab w:val="left" w:pos="13740"/>
-          <w:tab w:val="left" w:pos="14656"/>
-        </w:tabs>
-        <w:spacing w:after="0" w:line="240" w:lineRule="auto"/>
-        <w:rPr>
-          <w:rFonts w:ascii="Times New Roman" w:hAnsi="Times New Roman" w:cs="Times New Roman"/>
-          <w:color w:val="000000"/>
-          <w:sz w:val="28"/>
-          <w:szCs w:val="28"/>
-        </w:rPr>
-      </w:pPr>
-      <w:r>
-        <w:rPr>
-          <w:rFonts w:ascii="Times New Roman" w:hAnsi="Times New Roman" w:cs="Times New Roman"/>
-          <w:color w:val="000000"/>
-          <w:sz w:val="28"/>
-          <w:szCs w:val="28"/>
-        </w:rPr>
-        <w:t xml:space="preserve">Найден минимум 5, меняем с 8: </w:t>
-      </w:r>
-      <w:r>
-        <w:rPr>
-          <w:rFonts w:ascii="Times New Roman" w:hAnsi="Times New Roman" w:cs="Times New Roman"/>
-          <w:color w:val="000000"/>
-          <w:sz w:val="28"/>
-          <w:szCs w:val="28"/>
-        </w:rPr>
-        <w:t>15 шаг</w:t>
-      </w:r>
-    </w:p>
-    <w:p>
-      <w:pPr>
-        <w:numPr>
-          <w:ilvl w:val="0"/>
-          <w:numId w:val="14"/>
-        </w:numPr>
-        <w:shd w:val="clear" w:color="auto" w:fill="FFFFFF"/>
-        <w:tabs>
-          <w:tab w:val="left" w:pos="916"/>
-          <w:tab w:val="left" w:pos="1832"/>
-          <w:tab w:val="left" w:pos="2748"/>
-          <w:tab w:val="left" w:pos="3664"/>
-          <w:tab w:val="left" w:pos="4580"/>
-          <w:tab w:val="left" w:pos="5496"/>
-          <w:tab w:val="left" w:pos="6412"/>
-          <w:tab w:val="left" w:pos="7328"/>
-          <w:tab w:val="left" w:pos="8244"/>
-          <w:tab w:val="left" w:pos="9160"/>
-          <w:tab w:val="left" w:pos="10076"/>
-          <w:tab w:val="left" w:pos="10992"/>
-          <w:tab w:val="left" w:pos="11908"/>
-          <w:tab w:val="left" w:pos="12824"/>
-          <w:tab w:val="left" w:pos="13740"/>
-          <w:tab w:val="left" w:pos="14656"/>
-        </w:tabs>
-        <w:spacing w:after="0" w:line="240" w:lineRule="auto"/>
-        <w:rPr>
-          <w:rFonts w:ascii="Times New Roman" w:hAnsi="Times New Roman" w:cs="Times New Roman"/>
-          <w:color w:val="000000"/>
-          <w:sz w:val="28"/>
-          <w:szCs w:val="28"/>
-        </w:rPr>
-      </w:pPr>
-      <w:r>
-        <w:rPr>
-          <w:rFonts w:ascii="Times New Roman" w:hAnsi="Times New Roman" w:cs="Times New Roman"/>
-          <w:color w:val="000000"/>
-          <w:sz w:val="28"/>
-          <w:szCs w:val="28"/>
-        </w:rPr>
-        <w:t xml:space="preserve">Найден минимум 6, меняем с 8: </w:t>
-      </w:r>
-      <w:r>
-        <w:rPr>
-          <w:rFonts w:ascii="Times New Roman" w:hAnsi="Times New Roman" w:cs="Times New Roman"/>
-          <w:color w:val="000000"/>
-          <w:sz w:val="28"/>
-          <w:szCs w:val="28"/>
-        </w:rPr>
-        <w:t>18 шаг</w:t>
-      </w:r>
-    </w:p>
-    <w:p>
-      <w:pPr>
-        <w:numPr>
-          <w:ilvl w:val="0"/>
-          <w:numId w:val="14"/>
-        </w:numPr>
-        <w:shd w:val="clear" w:color="auto" w:fill="FFFFFF"/>
-        <w:tabs>
-          <w:tab w:val="left" w:pos="916"/>
-          <w:tab w:val="left" w:pos="1832"/>
-          <w:tab w:val="left" w:pos="2748"/>
-          <w:tab w:val="left" w:pos="3664"/>
-          <w:tab w:val="left" w:pos="4580"/>
-          <w:tab w:val="left" w:pos="5496"/>
-          <w:tab w:val="left" w:pos="6412"/>
-          <w:tab w:val="left" w:pos="7328"/>
-          <w:tab w:val="left" w:pos="8244"/>
-          <w:tab w:val="left" w:pos="9160"/>
-          <w:tab w:val="left" w:pos="10076"/>
-          <w:tab w:val="left" w:pos="10992"/>
-          <w:tab w:val="left" w:pos="11908"/>
-          <w:tab w:val="left" w:pos="12824"/>
-          <w:tab w:val="left" w:pos="13740"/>
-          <w:tab w:val="left" w:pos="14656"/>
-        </w:tabs>
-        <w:spacing w:after="0" w:line="240" w:lineRule="auto"/>
-        <w:rPr>
-          <w:rFonts w:ascii="Times New Roman" w:hAnsi="Times New Roman" w:cs="Times New Roman"/>
-          <w:color w:val="000000"/>
-          <w:sz w:val="28"/>
-          <w:szCs w:val="28"/>
-        </w:rPr>
-      </w:pPr>
-      <w:r>
-        <w:rPr>
-          <w:rFonts w:ascii="Times New Roman" w:hAnsi="Times New Roman" w:cs="Times New Roman"/>
-          <w:color w:val="000000"/>
-          <w:sz w:val="28"/>
-          <w:szCs w:val="28"/>
-        </w:rPr>
-        <w:t>Массив отсортирован</w:t>
-      </w:r>
-      <w:r>
-        <w:rPr>
-          <w:rFonts w:ascii="Times New Roman" w:hAnsi="Times New Roman" w:cs="Times New Roman"/>
-          <w:color w:val="000000"/>
-          <w:sz w:val="28"/>
-          <w:szCs w:val="28"/>
-          <w:lang w:val="en-US"/>
-        </w:rPr>
-        <w:t xml:space="preserve">: </w:t>
-      </w:r>
-      <w:r>
-        <w:rPr>
-          <w:rFonts w:ascii="Times New Roman" w:hAnsi="Times New Roman" w:cs="Times New Roman"/>
-          <w:color w:val="000000"/>
-          <w:sz w:val="28"/>
-          <w:szCs w:val="28"/>
-        </w:rPr>
-        <w:t>[3, 4, 5, 6, 8]</w:t>
-      </w:r>
-    </w:p>
-    <w:p>
-      <w:pPr>
-        <w:shd w:val="clear" w:color="auto" w:fill="FFFFFF"/>
-        <w:tabs>
-          <w:tab w:val="left" w:pos="916"/>
-          <w:tab w:val="left" w:pos="1832"/>
-          <w:tab w:val="left" w:pos="2748"/>
-          <w:tab w:val="left" w:pos="3664"/>
-          <w:tab w:val="left" w:pos="4580"/>
-          <w:tab w:val="left" w:pos="5496"/>
-          <w:tab w:val="left" w:pos="6412"/>
-          <w:tab w:val="left" w:pos="7328"/>
-          <w:tab w:val="left" w:pos="8244"/>
-          <w:tab w:val="left" w:pos="9160"/>
-          <w:tab w:val="left" w:pos="10076"/>
-          <w:tab w:val="left" w:pos="10992"/>
-          <w:tab w:val="left" w:pos="11908"/>
-          <w:tab w:val="left" w:pos="12824"/>
-          <w:tab w:val="left" w:pos="13740"/>
-          <w:tab w:val="left" w:pos="14656"/>
-        </w:tabs>
-        <w:spacing w:after="0" w:line="240" w:lineRule="auto"/>
-        <w:rPr>
-          <w:rFonts w:ascii="Times New Roman" w:hAnsi="Times New Roman" w:cs="Times New Roman"/>
-          <w:color w:val="000000"/>
-          <w:sz w:val="28"/>
-          <w:szCs w:val="28"/>
-        </w:rPr>
-      </w:pPr>
-    </w:p>
-    <w:p>
-      <w:pPr>
-        <w:shd w:val="clear" w:color="auto" w:fill="FFFFFF"/>
-        <w:tabs>
-          <w:tab w:val="left" w:pos="916"/>
-          <w:tab w:val="left" w:pos="1832"/>
-          <w:tab w:val="left" w:pos="2748"/>
-          <w:tab w:val="left" w:pos="3664"/>
-          <w:tab w:val="left" w:pos="4580"/>
-          <w:tab w:val="left" w:pos="5496"/>
-          <w:tab w:val="left" w:pos="6412"/>
-          <w:tab w:val="left" w:pos="7328"/>
-          <w:tab w:val="left" w:pos="8244"/>
-          <w:tab w:val="left" w:pos="9160"/>
-          <w:tab w:val="left" w:pos="10076"/>
-          <w:tab w:val="left" w:pos="10992"/>
-          <w:tab w:val="left" w:pos="11908"/>
-          <w:tab w:val="left" w:pos="12824"/>
-          <w:tab w:val="left" w:pos="13740"/>
-          <w:tab w:val="left" w:pos="14656"/>
-        </w:tabs>
-        <w:spacing w:after="0" w:line="240" w:lineRule="auto"/>
-        <w:rPr>
-          <w:rFonts w:ascii="Times New Roman" w:hAnsi="Times New Roman" w:cs="Times New Roman"/>
-          <w:color w:val="000000"/>
-          <w:sz w:val="28"/>
-          <w:szCs w:val="28"/>
-        </w:rPr>
-      </w:pPr>
-      <w:r>
-        <w:rPr>
-          <w:rFonts w:ascii="Times New Roman" w:hAnsi="Times New Roman" w:cs="Times New Roman"/>
-          <w:color w:val="000000"/>
-          <w:sz w:val="28"/>
-          <w:szCs w:val="28"/>
-        </w:rPr>
-        <w:lastRenderedPageBreak/>
-        <w:t>Пример работы алгоритма</w:t>
-      </w:r>
-      <w:r>
-        <w:rPr>
-          <w:rFonts w:ascii="Times New Roman" w:hAnsi="Times New Roman" w:cs="Times New Roman"/>
-          <w:color w:val="000000"/>
-          <w:sz w:val="28"/>
-          <w:szCs w:val="28"/>
-        </w:rPr>
-        <w:t xml:space="preserve"> </w:t>
-      </w:r>
-      <w:r>
-        <w:rPr>
-          <w:rFonts w:ascii="Times New Roman" w:hAnsi="Times New Roman" w:cs="Times New Roman"/>
-          <w:color w:val="000000"/>
-          <w:sz w:val="28"/>
-          <w:szCs w:val="28"/>
-          <w:lang w:val="en-US"/>
-        </w:rPr>
-        <w:t>Quick</w:t>
-      </w:r>
-      <w:r>
-        <w:rPr>
-          <w:rFonts w:ascii="Times New Roman" w:hAnsi="Times New Roman" w:cs="Times New Roman"/>
-          <w:color w:val="000000"/>
-          <w:sz w:val="28"/>
-          <w:szCs w:val="28"/>
-        </w:rPr>
-        <w:t xml:space="preserve"> </w:t>
-      </w:r>
-      <w:r>
-        <w:rPr>
-          <w:rFonts w:ascii="Times New Roman" w:hAnsi="Times New Roman" w:cs="Times New Roman"/>
-          <w:color w:val="000000"/>
-          <w:sz w:val="28"/>
-          <w:szCs w:val="28"/>
-          <w:lang w:val="en-US"/>
-        </w:rPr>
-        <w:t>Sort</w:t>
-      </w:r>
-      <w:r>
-        <w:rPr>
-          <w:rFonts w:ascii="Times New Roman" w:hAnsi="Times New Roman" w:cs="Times New Roman"/>
-          <w:color w:val="000000"/>
-          <w:sz w:val="28"/>
-          <w:szCs w:val="28"/>
-        </w:rPr>
-        <w:t xml:space="preserve"> на массиве [5, 3, 8, 4, </w:t>
-      </w:r>
-      <w:r>
-        <w:rPr>
-          <w:rFonts w:ascii="Times New Roman" w:hAnsi="Times New Roman" w:cs="Times New Roman"/>
-          <w:color w:val="000000"/>
-          <w:sz w:val="28"/>
-          <w:szCs w:val="28"/>
-          <w:u w:val="thick"/>
-        </w:rPr>
-        <w:t>6</w:t>
-      </w:r>
-      <w:r>
-        <w:rPr>
-          <w:rFonts w:ascii="Times New Roman" w:hAnsi="Times New Roman" w:cs="Times New Roman"/>
-          <w:color w:val="000000"/>
-          <w:sz w:val="28"/>
-          <w:szCs w:val="28"/>
-        </w:rPr>
-        <w:t xml:space="preserve">], опорный элемент </w:t>
-      </w:r>
-      <w:r>
-        <w:rPr>
-          <w:rFonts w:ascii="Times New Roman" w:hAnsi="Times New Roman" w:cs="Times New Roman"/>
-          <w:color w:val="000000"/>
-          <w:sz w:val="28"/>
-          <w:szCs w:val="28"/>
-        </w:rPr>
-        <w:t>6</w:t>
-      </w:r>
-      <w:r>
-        <w:rPr>
-          <w:rFonts w:ascii="Times New Roman" w:hAnsi="Times New Roman" w:cs="Times New Roman"/>
-          <w:color w:val="000000"/>
-          <w:sz w:val="28"/>
-          <w:szCs w:val="28"/>
-        </w:rPr>
-        <w:t>:</w:t>
-      </w:r>
-    </w:p>
-    <w:p>
-      <w:pPr>
-        <w:numPr>
-          <w:ilvl w:val="0"/>
-          <w:numId w:val="10"/>
-        </w:numPr>
-        <w:shd w:val="clear" w:color="auto" w:fill="FFFFFF"/>
-        <w:tabs>
-          <w:tab w:val="left" w:pos="916"/>
-          <w:tab w:val="left" w:pos="1832"/>
-          <w:tab w:val="left" w:pos="2748"/>
-          <w:tab w:val="left" w:pos="3664"/>
-          <w:tab w:val="left" w:pos="4580"/>
-          <w:tab w:val="left" w:pos="5496"/>
-          <w:tab w:val="left" w:pos="6412"/>
-          <w:tab w:val="left" w:pos="7328"/>
-          <w:tab w:val="left" w:pos="8244"/>
-          <w:tab w:val="left" w:pos="9160"/>
-          <w:tab w:val="left" w:pos="10076"/>
-          <w:tab w:val="left" w:pos="10992"/>
-          <w:tab w:val="left" w:pos="11908"/>
-          <w:tab w:val="left" w:pos="12824"/>
-          <w:tab w:val="left" w:pos="13740"/>
-          <w:tab w:val="left" w:pos="14656"/>
-        </w:tabs>
-        <w:spacing w:after="0" w:line="240" w:lineRule="auto"/>
-        <w:rPr>
-          <w:rFonts w:ascii="Times New Roman" w:hAnsi="Times New Roman" w:cs="Times New Roman"/>
-          <w:color w:val="000000"/>
-          <w:sz w:val="28"/>
-          <w:szCs w:val="28"/>
-        </w:rPr>
-      </w:pPr>
-      <w:r>
-        <w:rPr>
-          <w:rFonts w:ascii="Times New Roman" w:hAnsi="Times New Roman" w:cs="Times New Roman"/>
-          <w:color w:val="000000"/>
-          <w:sz w:val="28"/>
-          <w:szCs w:val="28"/>
-        </w:rPr>
-        <w:t>Проходимся по массиву</w:t>
-      </w:r>
-      <w:r>
-        <w:rPr>
-          <w:rFonts w:ascii="Times New Roman" w:hAnsi="Times New Roman" w:cs="Times New Roman"/>
-          <w:color w:val="000000"/>
-          <w:sz w:val="28"/>
-          <w:szCs w:val="28"/>
-        </w:rPr>
-        <w:t>:</w:t>
-      </w:r>
-    </w:p>
-    <w:p>
-      <w:pPr>
-        <w:numPr>
-          <w:ilvl w:val="1"/>
-          <w:numId w:val="10"/>
-        </w:numPr>
-        <w:shd w:val="clear" w:color="auto" w:fill="FFFFFF"/>
-        <w:tabs>
-          <w:tab w:val="left" w:pos="916"/>
-          <w:tab w:val="left" w:pos="1832"/>
-          <w:tab w:val="left" w:pos="2748"/>
-          <w:tab w:val="left" w:pos="3664"/>
-          <w:tab w:val="left" w:pos="4580"/>
-          <w:tab w:val="left" w:pos="5496"/>
-          <w:tab w:val="left" w:pos="6412"/>
-          <w:tab w:val="left" w:pos="7328"/>
-          <w:tab w:val="left" w:pos="8244"/>
-          <w:tab w:val="left" w:pos="9160"/>
-          <w:tab w:val="left" w:pos="10076"/>
-          <w:tab w:val="left" w:pos="10992"/>
-          <w:tab w:val="left" w:pos="11908"/>
-          <w:tab w:val="left" w:pos="12824"/>
-          <w:tab w:val="left" w:pos="13740"/>
-          <w:tab w:val="left" w:pos="14656"/>
-        </w:tabs>
-        <w:spacing w:after="0" w:line="240" w:lineRule="auto"/>
-        <w:rPr>
-          <w:rFonts w:ascii="Times New Roman" w:hAnsi="Times New Roman" w:cs="Times New Roman"/>
-          <w:color w:val="000000"/>
-          <w:sz w:val="28"/>
-          <w:szCs w:val="28"/>
-        </w:rPr>
-      </w:pPr>
-      <w:r>
-        <w:rPr>
-          <w:rFonts w:ascii="Times New Roman" w:hAnsi="Times New Roman" w:cs="Times New Roman"/>
-          <w:color w:val="000000"/>
-          <w:sz w:val="28"/>
-          <w:szCs w:val="28"/>
-        </w:rPr>
-        <w:t xml:space="preserve">Найден элемент, который меньше опорного – 5, он уже стоит на нужном месте (меняется местами сам с собой). Увеличиваем </w:t>
-      </w:r>
-      <w:proofErr w:type="spellStart"/>
-      <w:r>
-        <w:rPr>
-          <w:rFonts w:ascii="Times New Roman" w:hAnsi="Times New Roman" w:cs="Times New Roman"/>
-          <w:color w:val="000000"/>
-          <w:sz w:val="28"/>
-          <w:szCs w:val="28"/>
-          <w:lang w:val="en-US"/>
-        </w:rPr>
         <w:t>i</w:t>
       </w:r>
-      <w:proofErr w:type="spellEnd"/>
-      <w:r>
-        <w:rPr>
-          <w:rFonts w:ascii="Times New Roman" w:hAnsi="Times New Roman" w:cs="Times New Roman"/>
-          <w:color w:val="000000"/>
-          <w:sz w:val="28"/>
-          <w:szCs w:val="28"/>
-        </w:rPr>
-        <w:t xml:space="preserve"> </w:t>
-      </w:r>
-      <w:r>
-        <w:rPr>
-          <w:rFonts w:ascii="Times New Roman" w:hAnsi="Times New Roman" w:cs="Times New Roman"/>
-          <w:color w:val="000000"/>
-          <w:sz w:val="28"/>
-          <w:szCs w:val="28"/>
-        </w:rPr>
-        <w:t xml:space="preserve">на 1. </w:t>
-      </w:r>
-      <w:r>
-        <w:rPr>
-          <w:rFonts w:ascii="Times New Roman" w:hAnsi="Times New Roman" w:cs="Times New Roman"/>
-          <w:color w:val="000000"/>
-          <w:sz w:val="28"/>
-          <w:szCs w:val="28"/>
-        </w:rPr>
-        <w:t>(2 шаг в табл. 1)</w:t>
-      </w:r>
-    </w:p>
-    <w:p>
-      <w:pPr>
-        <w:numPr>
-          <w:ilvl w:val="1"/>
-          <w:numId w:val="10"/>
-        </w:numPr>
-        <w:shd w:val="clear" w:color="auto" w:fill="FFFFFF"/>
-        <w:tabs>
-          <w:tab w:val="left" w:pos="916"/>
-          <w:tab w:val="left" w:pos="1832"/>
-          <w:tab w:val="left" w:pos="2748"/>
-          <w:tab w:val="left" w:pos="3664"/>
-          <w:tab w:val="left" w:pos="4580"/>
-          <w:tab w:val="left" w:pos="5496"/>
-          <w:tab w:val="left" w:pos="6412"/>
-          <w:tab w:val="left" w:pos="7328"/>
-          <w:tab w:val="left" w:pos="8244"/>
-          <w:tab w:val="left" w:pos="9160"/>
-          <w:tab w:val="left" w:pos="10076"/>
-          <w:tab w:val="left" w:pos="10992"/>
-          <w:tab w:val="left" w:pos="11908"/>
-          <w:tab w:val="left" w:pos="12824"/>
-          <w:tab w:val="left" w:pos="13740"/>
-          <w:tab w:val="left" w:pos="14656"/>
-        </w:tabs>
-        <w:spacing w:after="0" w:line="240" w:lineRule="auto"/>
-        <w:rPr>
-          <w:rFonts w:ascii="Times New Roman" w:hAnsi="Times New Roman" w:cs="Times New Roman"/>
-          <w:color w:val="000000"/>
-          <w:sz w:val="28"/>
-          <w:szCs w:val="28"/>
-        </w:rPr>
-      </w:pPr>
-      <w:r>
-        <w:rPr>
-          <w:rFonts w:ascii="Times New Roman" w:hAnsi="Times New Roman" w:cs="Times New Roman"/>
-          <w:color w:val="000000"/>
-          <w:sz w:val="28"/>
-          <w:szCs w:val="28"/>
-        </w:rPr>
-        <w:t xml:space="preserve">Элемент, который меньше опорного – 3, он уже стоит на нужном месте (меняется местами сам с собой). Увеличиваем </w:t>
-      </w:r>
-      <w:proofErr w:type="spellStart"/>
-      <w:r>
-        <w:rPr>
-          <w:rFonts w:ascii="Times New Roman" w:hAnsi="Times New Roman" w:cs="Times New Roman"/>
-          <w:color w:val="000000"/>
-          <w:sz w:val="28"/>
-          <w:szCs w:val="28"/>
-          <w:lang w:val="en-US"/>
-        </w:rPr>
-        <w:t>i</w:t>
-      </w:r>
-      <w:proofErr w:type="spellEnd"/>
-      <w:r>
-        <w:rPr>
-          <w:rFonts w:ascii="Times New Roman" w:hAnsi="Times New Roman" w:cs="Times New Roman"/>
-          <w:color w:val="000000"/>
-          <w:sz w:val="28"/>
-          <w:szCs w:val="28"/>
-        </w:rPr>
-        <w:t xml:space="preserve"> </w:t>
-      </w:r>
-      <w:r>
-        <w:rPr>
-          <w:rFonts w:ascii="Times New Roman" w:hAnsi="Times New Roman" w:cs="Times New Roman"/>
-          <w:color w:val="000000"/>
-          <w:sz w:val="28"/>
-          <w:szCs w:val="28"/>
-        </w:rPr>
-        <w:t xml:space="preserve">на 1. </w:t>
-      </w:r>
-      <w:r>
-        <w:rPr>
-          <w:rFonts w:ascii="Times New Roman" w:hAnsi="Times New Roman" w:cs="Times New Roman"/>
-          <w:color w:val="000000"/>
-          <w:sz w:val="28"/>
-          <w:szCs w:val="28"/>
-        </w:rPr>
-        <w:t>(4 шаг)</w:t>
-      </w:r>
-    </w:p>
-    <w:p>
-      <w:pPr>
-        <w:numPr>
-          <w:ilvl w:val="1"/>
-          <w:numId w:val="10"/>
-        </w:numPr>
-        <w:shd w:val="clear" w:color="auto" w:fill="FFFFFF"/>
-        <w:tabs>
-          <w:tab w:val="left" w:pos="916"/>
-          <w:tab w:val="left" w:pos="1832"/>
-          <w:tab w:val="left" w:pos="2748"/>
-          <w:tab w:val="left" w:pos="3664"/>
-          <w:tab w:val="left" w:pos="4580"/>
-          <w:tab w:val="left" w:pos="5496"/>
-          <w:tab w:val="left" w:pos="6412"/>
-          <w:tab w:val="left" w:pos="7328"/>
-          <w:tab w:val="left" w:pos="8244"/>
-          <w:tab w:val="left" w:pos="9160"/>
-          <w:tab w:val="left" w:pos="10076"/>
-          <w:tab w:val="left" w:pos="10992"/>
-          <w:tab w:val="left" w:pos="11908"/>
-          <w:tab w:val="left" w:pos="12824"/>
-          <w:tab w:val="left" w:pos="13740"/>
-          <w:tab w:val="left" w:pos="14656"/>
-        </w:tabs>
-        <w:spacing w:after="0" w:line="240" w:lineRule="auto"/>
-        <w:rPr>
-          <w:rFonts w:ascii="Times New Roman" w:hAnsi="Times New Roman" w:cs="Times New Roman"/>
-          <w:color w:val="000000"/>
-          <w:sz w:val="28"/>
-          <w:szCs w:val="28"/>
-        </w:rPr>
-      </w:pPr>
-      <w:r>
-        <w:rPr>
-          <w:rFonts w:ascii="Times New Roman" w:hAnsi="Times New Roman" w:cs="Times New Roman"/>
-          <w:color w:val="000000"/>
-          <w:sz w:val="28"/>
-          <w:szCs w:val="28"/>
-        </w:rPr>
-        <w:t xml:space="preserve">Следующий элемент 8 – больше опорного, идём дальше по массиву, а </w:t>
-      </w:r>
-      <w:proofErr w:type="spellStart"/>
-      <w:r>
-        <w:rPr>
-          <w:rFonts w:ascii="Times New Roman" w:hAnsi="Times New Roman" w:cs="Times New Roman"/>
-          <w:color w:val="000000"/>
-          <w:sz w:val="28"/>
-          <w:szCs w:val="28"/>
-          <w:lang w:val="en-US"/>
-        </w:rPr>
-        <w:t>i</w:t>
-      </w:r>
-      <w:proofErr w:type="spellEnd"/>
-      <w:r>
-        <w:rPr>
-          <w:rFonts w:ascii="Times New Roman" w:hAnsi="Times New Roman" w:cs="Times New Roman"/>
-          <w:color w:val="000000"/>
-          <w:sz w:val="28"/>
-          <w:szCs w:val="28"/>
-        </w:rPr>
-        <w:t xml:space="preserve"> не меняем. </w:t>
-      </w:r>
-      <w:r>
-        <w:rPr>
-          <w:rFonts w:ascii="Times New Roman" w:hAnsi="Times New Roman" w:cs="Times New Roman"/>
-          <w:color w:val="000000"/>
-          <w:sz w:val="28"/>
-          <w:szCs w:val="28"/>
-          <w:lang w:val="en-US"/>
-        </w:rPr>
-        <w:t>(</w:t>
-      </w:r>
-      <w:r>
-        <w:rPr>
-          <w:rFonts w:ascii="Times New Roman" w:hAnsi="Times New Roman" w:cs="Times New Roman"/>
-          <w:color w:val="000000"/>
-          <w:sz w:val="28"/>
-          <w:szCs w:val="28"/>
-        </w:rPr>
-        <w:t>5</w:t>
-      </w:r>
-      <w:r>
-        <w:rPr>
-          <w:rFonts w:ascii="Times New Roman" w:hAnsi="Times New Roman" w:cs="Times New Roman"/>
-          <w:color w:val="000000"/>
-          <w:sz w:val="28"/>
-          <w:szCs w:val="28"/>
-          <w:lang w:val="en-US"/>
-        </w:rPr>
-        <w:t xml:space="preserve"> </w:t>
-      </w:r>
-      <w:r>
-        <w:rPr>
-          <w:rFonts w:ascii="Times New Roman" w:hAnsi="Times New Roman" w:cs="Times New Roman"/>
-          <w:color w:val="000000"/>
-          <w:sz w:val="28"/>
-          <w:szCs w:val="28"/>
-        </w:rPr>
-        <w:t>шаг)</w:t>
-      </w:r>
-    </w:p>
-    <w:p>
-      <w:pPr>
-        <w:numPr>
-          <w:ilvl w:val="1"/>
-          <w:numId w:val="10"/>
-        </w:numPr>
-        <w:shd w:val="clear" w:color="auto" w:fill="FFFFFF"/>
-        <w:tabs>
-          <w:tab w:val="left" w:pos="916"/>
-          <w:tab w:val="left" w:pos="1832"/>
-          <w:tab w:val="left" w:pos="2748"/>
-          <w:tab w:val="left" w:pos="3664"/>
-          <w:tab w:val="left" w:pos="4580"/>
-          <w:tab w:val="left" w:pos="5496"/>
-          <w:tab w:val="left" w:pos="6412"/>
-          <w:tab w:val="left" w:pos="7328"/>
-          <w:tab w:val="left" w:pos="8244"/>
-          <w:tab w:val="left" w:pos="9160"/>
-          <w:tab w:val="left" w:pos="10076"/>
-          <w:tab w:val="left" w:pos="10992"/>
-          <w:tab w:val="left" w:pos="11908"/>
-          <w:tab w:val="left" w:pos="12824"/>
-          <w:tab w:val="left" w:pos="13740"/>
-          <w:tab w:val="left" w:pos="14656"/>
-        </w:tabs>
-        <w:spacing w:after="0" w:line="240" w:lineRule="auto"/>
-        <w:rPr>
-          <w:rFonts w:ascii="Times New Roman" w:hAnsi="Times New Roman" w:cs="Times New Roman"/>
-          <w:color w:val="000000"/>
-          <w:sz w:val="28"/>
-          <w:szCs w:val="28"/>
-        </w:rPr>
-      </w:pPr>
-      <w:r>
-        <w:rPr>
-          <w:rFonts w:ascii="Times New Roman" w:hAnsi="Times New Roman" w:cs="Times New Roman"/>
-          <w:color w:val="000000"/>
-          <w:sz w:val="28"/>
-          <w:szCs w:val="28"/>
-        </w:rPr>
-        <w:t>Элемент, который меньше опорного – 4</w:t>
-      </w:r>
-      <w:r>
-        <w:rPr>
-          <w:rFonts w:ascii="Times New Roman" w:hAnsi="Times New Roman" w:cs="Times New Roman"/>
-          <w:color w:val="000000"/>
-          <w:sz w:val="28"/>
-          <w:szCs w:val="28"/>
-        </w:rPr>
-        <w:t>,</w:t>
-      </w:r>
-      <w:r>
-        <w:rPr>
-          <w:rFonts w:ascii="Times New Roman" w:hAnsi="Times New Roman" w:cs="Times New Roman"/>
-          <w:color w:val="000000"/>
-          <w:sz w:val="28"/>
-          <w:szCs w:val="28"/>
-        </w:rPr>
-        <w:t xml:space="preserve"> меняем местами с 8 по индексу </w:t>
-      </w:r>
-      <w:proofErr w:type="spellStart"/>
-      <w:r>
-        <w:rPr>
-          <w:rFonts w:ascii="Times New Roman" w:hAnsi="Times New Roman" w:cs="Times New Roman"/>
-          <w:color w:val="000000"/>
-          <w:sz w:val="28"/>
-          <w:szCs w:val="28"/>
-          <w:lang w:val="en-US"/>
-        </w:rPr>
-        <w:t>i</w:t>
-      </w:r>
-      <w:proofErr w:type="spellEnd"/>
-      <w:r>
-        <w:rPr>
-          <w:rFonts w:ascii="Times New Roman" w:hAnsi="Times New Roman" w:cs="Times New Roman"/>
-          <w:color w:val="000000"/>
-          <w:sz w:val="28"/>
-          <w:szCs w:val="28"/>
-        </w:rPr>
-        <w:t xml:space="preserve">, а затем увеличиваем </w:t>
-      </w:r>
-      <w:proofErr w:type="spellStart"/>
-      <w:r>
-        <w:rPr>
-          <w:rFonts w:ascii="Times New Roman" w:hAnsi="Times New Roman" w:cs="Times New Roman"/>
-          <w:color w:val="000000"/>
-          <w:sz w:val="28"/>
-          <w:szCs w:val="28"/>
-          <w:lang w:val="en-US"/>
-        </w:rPr>
-        <w:t>i</w:t>
-      </w:r>
-      <w:proofErr w:type="spellEnd"/>
-      <w:r>
-        <w:rPr>
-          <w:rFonts w:ascii="Times New Roman" w:hAnsi="Times New Roman" w:cs="Times New Roman"/>
-          <w:color w:val="000000"/>
-          <w:sz w:val="28"/>
-          <w:szCs w:val="28"/>
-        </w:rPr>
-        <w:t xml:space="preserve"> </w:t>
-      </w:r>
-      <w:r>
-        <w:rPr>
-          <w:rFonts w:ascii="Times New Roman" w:hAnsi="Times New Roman" w:cs="Times New Roman"/>
-          <w:color w:val="000000"/>
-          <w:sz w:val="28"/>
-          <w:szCs w:val="28"/>
-        </w:rPr>
-        <w:t xml:space="preserve">на 1. </w:t>
-      </w:r>
-      <w:r>
-        <w:rPr>
-          <w:rFonts w:ascii="Times New Roman" w:hAnsi="Times New Roman" w:cs="Times New Roman"/>
-          <w:color w:val="000000"/>
-          <w:sz w:val="28"/>
-          <w:szCs w:val="28"/>
-        </w:rPr>
-        <w:t>(7 шаг)</w:t>
-      </w:r>
-    </w:p>
-    <w:p>
-      <w:pPr>
-        <w:numPr>
-          <w:ilvl w:val="1"/>
-          <w:numId w:val="10"/>
-        </w:numPr>
-        <w:shd w:val="clear" w:color="auto" w:fill="FFFFFF"/>
-        <w:tabs>
-          <w:tab w:val="left" w:pos="916"/>
-          <w:tab w:val="left" w:pos="1832"/>
-          <w:tab w:val="left" w:pos="2748"/>
-          <w:tab w:val="left" w:pos="3664"/>
-          <w:tab w:val="left" w:pos="4580"/>
-          <w:tab w:val="left" w:pos="5496"/>
-          <w:tab w:val="left" w:pos="6412"/>
-          <w:tab w:val="left" w:pos="7328"/>
-          <w:tab w:val="left" w:pos="8244"/>
-          <w:tab w:val="left" w:pos="9160"/>
-          <w:tab w:val="left" w:pos="10076"/>
-          <w:tab w:val="left" w:pos="10992"/>
-          <w:tab w:val="left" w:pos="11908"/>
-          <w:tab w:val="left" w:pos="12824"/>
-          <w:tab w:val="left" w:pos="13740"/>
-          <w:tab w:val="left" w:pos="14656"/>
-        </w:tabs>
-        <w:spacing w:after="0" w:line="240" w:lineRule="auto"/>
-        <w:rPr>
-          <w:rFonts w:ascii="Times New Roman" w:hAnsi="Times New Roman" w:cs="Times New Roman"/>
-          <w:color w:val="000000"/>
-          <w:sz w:val="28"/>
-          <w:szCs w:val="28"/>
-        </w:rPr>
-      </w:pPr>
-      <w:r>
-        <w:rPr>
-          <w:rFonts w:ascii="Times New Roman" w:hAnsi="Times New Roman" w:cs="Times New Roman"/>
-          <w:color w:val="000000"/>
-          <w:sz w:val="28"/>
-          <w:szCs w:val="28"/>
-        </w:rPr>
-        <w:t xml:space="preserve">Мы дошли до опорного элемента, а значит он меняется местами с элементом по индексу </w:t>
-      </w:r>
-      <w:proofErr w:type="spellStart"/>
-      <w:r>
-        <w:rPr>
-          <w:rFonts w:ascii="Times New Roman" w:hAnsi="Times New Roman" w:cs="Times New Roman"/>
-          <w:color w:val="000000"/>
-          <w:sz w:val="28"/>
-          <w:szCs w:val="28"/>
-          <w:lang w:val="en-US"/>
-        </w:rPr>
-        <w:t>i</w:t>
-      </w:r>
-      <w:proofErr w:type="spellEnd"/>
       <w:r>
         <w:rPr>
           <w:rFonts w:ascii="Times New Roman" w:hAnsi="Times New Roman" w:cs="Times New Roman"/>
@@ -5692,31 +4691,13 @@
                 <w:color w:val="000000"/>
               </w:rPr>
             </w:pPr>
-            <w:proofErr w:type="spellStart"/>
-            <w:r>
-              <w:rPr>
-                <w:rFonts w:ascii="Calibri" w:eastAsia="Times New Roman" w:hAnsi="Calibri" w:cs="Calibri"/>
-                <w:color w:val="000000"/>
-              </w:rPr>
-              <w:t>Selection</w:t>
-            </w:r>
-            <w:proofErr w:type="spellEnd"/>
-            <w:r>
-              <w:rPr>
-                <w:rFonts w:ascii="Calibri" w:eastAsia="Times New Roman" w:hAnsi="Calibri" w:cs="Calibri"/>
-                <w:color w:val="000000"/>
-              </w:rPr>
-              <w:t xml:space="preserve"> </w:t>
-            </w:r>
-            <w:proofErr w:type="spellStart"/>
-            <w:r>
-              <w:rPr>
-                <w:rFonts w:ascii="Calibri" w:eastAsia="Times New Roman" w:hAnsi="Calibri" w:cs="Calibri"/>
-                <w:color w:val="000000"/>
-              </w:rPr>
-              <w:t>Sort</w:t>
-            </w:r>
-            <w:proofErr w:type="spellEnd"/>
+            <w:r>
+              <w:rPr>
+                <w:rFonts w:ascii="Calibri" w:eastAsia="Times New Roman" w:hAnsi="Calibri" w:cs="Calibri"/>
+                <w:color w:val="000000"/>
+              </w:rPr>
+              <w:t>Selection Sort</w:t>
+            </w:r>
           </w:p>
         </w:tc>
         <w:tc>
@@ -5748,17 +4729,8 @@
                 <w:rFonts w:ascii="Calibri" w:eastAsia="Times New Roman" w:hAnsi="Calibri" w:cs="Calibri"/>
                 <w:color w:val="000000"/>
               </w:rPr>
-              <w:t xml:space="preserve">Quick </w:t>
-            </w:r>
-            <w:proofErr w:type="spellStart"/>
-            <w:r>
-              <w:rPr>
-                <w:rFonts w:ascii="Calibri" w:eastAsia="Times New Roman" w:hAnsi="Calibri" w:cs="Calibri"/>
-                <w:color w:val="000000"/>
-              </w:rPr>
-              <w:t>Sort</w:t>
-            </w:r>
-            <w:proofErr w:type="spellEnd"/>
+              <w:t>Quick Sort</w:t>
+            </w:r>
           </w:p>
         </w:tc>
       </w:tr>
@@ -6879,6 +5851,7 @@
                 <w:rFonts w:ascii="Calibri" w:eastAsia="Times New Roman" w:hAnsi="Calibri" w:cs="Calibri"/>
                 <w:color w:val="000000"/>
               </w:rPr>
+              <w:lastRenderedPageBreak/>
               <w:t>3</w:t>
             </w:r>
           </w:p>
@@ -13192,7 +12165,23 @@
           <w:sz w:val="28"/>
           <w:szCs w:val="28"/>
         </w:rPr>
-        <w:t xml:space="preserve"> (рис. 1 – 4)</w:t>
+        <w:t xml:space="preserve"> (рис. 1 – </w:t>
+      </w:r>
+      <w:r>
+        <w:rPr>
+          <w:rFonts w:ascii="Times New Roman" w:eastAsia="Times New Roman" w:hAnsi="Times New Roman" w:cs="Times New Roman"/>
+          <w:sz w:val="28"/>
+          <w:szCs w:val="28"/>
+        </w:rPr>
+        <w:t>3</w:t>
+      </w:r>
+      <w:r>
+        <w:rPr>
+          <w:rFonts w:ascii="Times New Roman" w:eastAsia="Times New Roman" w:hAnsi="Times New Roman" w:cs="Times New Roman"/>
+          <w:sz w:val="28"/>
+          <w:szCs w:val="28"/>
+        </w:rPr>
+        <w:t>)</w:t>
       </w:r>
       <w:r>
         <w:rPr>
@@ -13205,14 +12194,13 @@
     </w:p>
     <w:tbl>
       <w:tblPr>
-        <w:tblW w:w="9599" w:type="dxa"/>
+        <w:tblW w:w="7273" w:type="dxa"/>
         <w:tblLook w:val="04A0" w:firstRow="1" w:lastRow="0" w:firstColumn="1" w:lastColumn="0" w:noHBand="0" w:noVBand="1"/>
       </w:tblPr>
       <w:tblGrid>
         <w:gridCol w:w="2771"/>
         <w:gridCol w:w="2560"/>
         <w:gridCol w:w="1942"/>
-        <w:gridCol w:w="2326"/>
       </w:tblGrid>
       <w:tr>
         <w:trPr>
@@ -13273,31 +12261,13 @@
                 <w:color w:val="000000"/>
               </w:rPr>
             </w:pPr>
-            <w:proofErr w:type="spellStart"/>
-            <w:r>
-              <w:rPr>
-                <w:rFonts w:ascii="Calibri" w:eastAsia="Times New Roman" w:hAnsi="Calibri" w:cs="Calibri"/>
-                <w:color w:val="000000"/>
-              </w:rPr>
-              <w:t>Selection</w:t>
-            </w:r>
-            <w:proofErr w:type="spellEnd"/>
-            <w:r>
-              <w:rPr>
-                <w:rFonts w:ascii="Calibri" w:eastAsia="Times New Roman" w:hAnsi="Calibri" w:cs="Calibri"/>
-                <w:color w:val="000000"/>
-              </w:rPr>
-              <w:t xml:space="preserve"> </w:t>
-            </w:r>
-            <w:proofErr w:type="spellStart"/>
-            <w:r>
-              <w:rPr>
-                <w:rFonts w:ascii="Calibri" w:eastAsia="Times New Roman" w:hAnsi="Calibri" w:cs="Calibri"/>
-                <w:color w:val="000000"/>
-              </w:rPr>
-              <w:t>Sort</w:t>
-            </w:r>
-            <w:proofErr w:type="spellEnd"/>
+            <w:r>
+              <w:rPr>
+                <w:rFonts w:ascii="Calibri" w:eastAsia="Times New Roman" w:hAnsi="Calibri" w:cs="Calibri"/>
+                <w:color w:val="000000"/>
+              </w:rPr>
+              <w:t>SelectionSort</w:t>
+            </w:r>
           </w:p>
         </w:tc>
         <w:tc>
@@ -13327,58 +12297,16 @@
               <w:rPr>
                 <w:rFonts w:ascii="Calibri" w:eastAsia="Times New Roman" w:hAnsi="Calibri" w:cs="Calibri"/>
                 <w:color w:val="000000"/>
-              </w:rPr>
-              <w:t xml:space="preserve">Quick </w:t>
-            </w:r>
-            <w:proofErr w:type="spellStart"/>
+                <w:lang w:val="en-US"/>
+              </w:rPr>
+              <w:t>Shell</w:t>
+            </w:r>
             <w:r>
               <w:rPr>
                 <w:rFonts w:ascii="Calibri" w:eastAsia="Times New Roman" w:hAnsi="Calibri" w:cs="Calibri"/>
                 <w:color w:val="000000"/>
               </w:rPr>
               <w:t>Sort</w:t>
-            </w:r>
-            <w:proofErr w:type="spellEnd"/>
-          </w:p>
-        </w:tc>
-        <w:tc>
-          <w:tcPr>
-            <w:tcW w:w="2326" w:type="dxa"/>
-            <w:tcBorders>
-              <w:top w:val="single" w:sz="8" w:space="0" w:color="auto"/>
-              <w:left w:val="nil"/>
-              <w:bottom w:val="single" w:sz="8" w:space="0" w:color="auto"/>
-              <w:right w:val="single" w:sz="8" w:space="0" w:color="auto"/>
-            </w:tcBorders>
-            <w:shd w:val="clear" w:color="auto" w:fill="auto"/>
-            <w:noWrap/>
-            <w:vAlign w:val="bottom"/>
-            <w:hideMark/>
-          </w:tcPr>
-          <w:p>
-            <w:pPr>
-              <w:spacing w:after="0" w:line="240" w:lineRule="auto"/>
-              <w:jc w:val="center"/>
-              <w:rPr>
-                <w:rFonts w:ascii="Calibri" w:eastAsia="Times New Roman" w:hAnsi="Calibri" w:cs="Calibri"/>
-                <w:color w:val="000000"/>
-              </w:rPr>
-            </w:pPr>
-            <w:proofErr w:type="spellStart"/>
-            <w:r>
-              <w:rPr>
-                <w:rFonts w:ascii="Calibri" w:eastAsia="Times New Roman" w:hAnsi="Calibri" w:cs="Calibri"/>
-                <w:color w:val="000000"/>
-              </w:rPr>
-              <w:t>Array.Sort</w:t>
-            </w:r>
-            <w:proofErr w:type="spellEnd"/>
-            <w:r>
-              <w:rPr>
-                <w:rFonts w:ascii="Calibri" w:eastAsia="Times New Roman" w:hAnsi="Calibri" w:cs="Calibri"/>
-                <w:color w:val="000000"/>
-              </w:rPr>
-              <w:t>()</w:t>
             </w:r>
           </w:p>
         </w:tc>
@@ -13447,7 +12375,7 @@
                 <w:rFonts w:ascii="Calibri" w:hAnsi="Calibri" w:cs="Calibri"/>
                 <w:color w:val="000000"/>
               </w:rPr>
-              <w:t>309,11091</w:t>
+              <w:t>2.84359</w:t>
             </w:r>
           </w:p>
         </w:tc>
@@ -13476,42 +12404,10 @@
             </w:pPr>
             <w:r>
               <w:rPr>
-                <w:rFonts w:ascii="Calibri" w:hAnsi="Calibri" w:cs="Calibri"/>
-                <w:color w:val="000000"/>
-              </w:rPr>
-              <w:t>41,18321</w:t>
-            </w:r>
-          </w:p>
-        </w:tc>
-        <w:tc>
-          <w:tcPr>
-            <w:tcW w:w="2326" w:type="dxa"/>
-            <w:tcBorders>
-              <w:top w:val="nil"/>
-              <w:left w:val="nil"/>
-              <w:bottom w:val="single" w:sz="4" w:space="0" w:color="auto"/>
-              <w:right w:val="single" w:sz="8" w:space="0" w:color="auto"/>
-            </w:tcBorders>
-            <w:shd w:val="clear" w:color="auto" w:fill="auto"/>
-            <w:noWrap/>
-            <w:vAlign w:val="bottom"/>
-            <w:hideMark/>
-          </w:tcPr>
-          <w:p>
-            <w:pPr>
-              <w:spacing w:after="0" w:line="240" w:lineRule="auto"/>
-              <w:jc w:val="center"/>
-              <w:rPr>
-                <w:rFonts w:ascii="Calibri" w:eastAsia="Times New Roman" w:hAnsi="Calibri" w:cs="Calibri"/>
-                <w:color w:val="000000"/>
-              </w:rPr>
-            </w:pPr>
-            <w:r>
-              <w:rPr>
-                <w:rFonts w:ascii="Calibri" w:hAnsi="Calibri" w:cs="Calibri"/>
-                <w:color w:val="000000"/>
-              </w:rPr>
-              <w:t>14,08462</w:t>
+                <w:rFonts w:ascii="Calibri" w:eastAsia="Times New Roman" w:hAnsi="Calibri" w:cs="Calibri"/>
+                <w:color w:val="000000"/>
+              </w:rPr>
+              <w:t>0.250865</w:t>
             </w:r>
           </w:p>
         </w:tc>
@@ -13580,7 +12476,7 @@
                 <w:rFonts w:ascii="Calibri" w:hAnsi="Calibri" w:cs="Calibri"/>
                 <w:color w:val="000000"/>
               </w:rPr>
-              <w:t>774,07179</w:t>
+              <w:t>10.5622</w:t>
             </w:r>
           </w:p>
         </w:tc>
@@ -13612,39 +12508,7 @@
                 <w:rFonts w:ascii="Calibri" w:hAnsi="Calibri" w:cs="Calibri"/>
                 <w:color w:val="000000"/>
               </w:rPr>
-              <w:t>84,68917</w:t>
-            </w:r>
-          </w:p>
-        </w:tc>
-        <w:tc>
-          <w:tcPr>
-            <w:tcW w:w="2326" w:type="dxa"/>
-            <w:tcBorders>
-              <w:top w:val="nil"/>
-              <w:left w:val="nil"/>
-              <w:bottom w:val="single" w:sz="4" w:space="0" w:color="auto"/>
-              <w:right w:val="single" w:sz="8" w:space="0" w:color="auto"/>
-            </w:tcBorders>
-            <w:shd w:val="clear" w:color="auto" w:fill="auto"/>
-            <w:noWrap/>
-            <w:vAlign w:val="bottom"/>
-            <w:hideMark/>
-          </w:tcPr>
-          <w:p>
-            <w:pPr>
-              <w:spacing w:after="0" w:line="240" w:lineRule="auto"/>
-              <w:jc w:val="center"/>
-              <w:rPr>
-                <w:rFonts w:ascii="Calibri" w:eastAsia="Times New Roman" w:hAnsi="Calibri" w:cs="Calibri"/>
-                <w:color w:val="000000"/>
-              </w:rPr>
-            </w:pPr>
-            <w:r>
-              <w:rPr>
-                <w:rFonts w:ascii="Calibri" w:hAnsi="Calibri" w:cs="Calibri"/>
-                <w:color w:val="000000"/>
-              </w:rPr>
-              <w:t>40,19905</w:t>
+              <w:t>0.557044</w:t>
             </w:r>
           </w:p>
         </w:tc>
@@ -13706,6 +12570,7 @@
               <w:rPr>
                 <w:rFonts w:ascii="Calibri" w:eastAsia="Times New Roman" w:hAnsi="Calibri" w:cs="Calibri"/>
                 <w:color w:val="000000"/>
+                <w:lang w:val="en-US"/>
               </w:rPr>
             </w:pPr>
             <w:r>
@@ -13713,7 +12578,7 @@
                 <w:rFonts w:ascii="Calibri" w:hAnsi="Calibri" w:cs="Calibri"/>
                 <w:color w:val="000000"/>
               </w:rPr>
-              <w:t>1613,74553</w:t>
+              <w:t>22.8317</w:t>
             </w:r>
           </w:p>
         </w:tc>
@@ -13745,39 +12610,7 @@
                 <w:rFonts w:ascii="Calibri" w:hAnsi="Calibri" w:cs="Calibri"/>
                 <w:color w:val="000000"/>
               </w:rPr>
-              <w:t>164,4956</w:t>
-            </w:r>
-          </w:p>
-        </w:tc>
-        <w:tc>
-          <w:tcPr>
-            <w:tcW w:w="2326" w:type="dxa"/>
-            <w:tcBorders>
-              <w:top w:val="nil"/>
-              <w:left w:val="nil"/>
-              <w:bottom w:val="single" w:sz="4" w:space="0" w:color="auto"/>
-              <w:right w:val="single" w:sz="8" w:space="0" w:color="auto"/>
-            </w:tcBorders>
-            <w:shd w:val="clear" w:color="auto" w:fill="auto"/>
-            <w:noWrap/>
-            <w:vAlign w:val="bottom"/>
-            <w:hideMark/>
-          </w:tcPr>
-          <w:p>
-            <w:pPr>
-              <w:spacing w:after="0" w:line="240" w:lineRule="auto"/>
-              <w:jc w:val="center"/>
-              <w:rPr>
-                <w:rFonts w:ascii="Calibri" w:eastAsia="Times New Roman" w:hAnsi="Calibri" w:cs="Calibri"/>
-                <w:color w:val="000000"/>
-              </w:rPr>
-            </w:pPr>
-            <w:r>
-              <w:rPr>
-                <w:rFonts w:ascii="Calibri" w:hAnsi="Calibri" w:cs="Calibri"/>
-                <w:color w:val="000000"/>
-              </w:rPr>
-              <w:t>66,6427</w:t>
+              <w:t>0.999507</w:t>
             </w:r>
           </w:p>
         </w:tc>
@@ -13843,10 +12676,10 @@
             </w:pPr>
             <w:r>
               <w:rPr>
-                <w:rFonts w:ascii="Calibri" w:hAnsi="Calibri" w:cs="Calibri"/>
-                <w:color w:val="000000"/>
-              </w:rPr>
-              <w:t>2815,84072</w:t>
+                <w:rFonts w:ascii="Calibri" w:eastAsia="Times New Roman" w:hAnsi="Calibri" w:cs="Calibri"/>
+                <w:color w:val="000000"/>
+              </w:rPr>
+              <w:t>40.0296</w:t>
             </w:r>
           </w:p>
         </w:tc>
@@ -13861,7 +12694,6 @@
             </w:tcBorders>
             <w:shd w:val="clear" w:color="auto" w:fill="auto"/>
             <w:noWrap/>
-            <w:vAlign w:val="bottom"/>
             <w:hideMark/>
           </w:tcPr>
           <w:p>
@@ -13874,43 +12706,7 @@
               </w:rPr>
             </w:pPr>
             <w:r>
-              <w:rPr>
-                <w:rFonts w:ascii="Calibri" w:hAnsi="Calibri" w:cs="Calibri"/>
-                <w:color w:val="000000"/>
-              </w:rPr>
-              <w:t>200,7178</w:t>
-            </w:r>
-          </w:p>
-        </w:tc>
-        <w:tc>
-          <w:tcPr>
-            <w:tcW w:w="2326" w:type="dxa"/>
-            <w:tcBorders>
-              <w:top w:val="nil"/>
-              <w:left w:val="nil"/>
-              <w:bottom w:val="single" w:sz="4" w:space="0" w:color="auto"/>
-              <w:right w:val="single" w:sz="8" w:space="0" w:color="auto"/>
-            </w:tcBorders>
-            <w:shd w:val="clear" w:color="auto" w:fill="auto"/>
-            <w:noWrap/>
-            <w:vAlign w:val="bottom"/>
-            <w:hideMark/>
-          </w:tcPr>
-          <w:p>
-            <w:pPr>
-              <w:spacing w:after="0" w:line="240" w:lineRule="auto"/>
-              <w:jc w:val="center"/>
-              <w:rPr>
-                <w:rFonts w:ascii="Calibri" w:eastAsia="Times New Roman" w:hAnsi="Calibri" w:cs="Calibri"/>
-                <w:color w:val="000000"/>
-              </w:rPr>
-            </w:pPr>
-            <w:r>
-              <w:rPr>
-                <w:rFonts w:ascii="Calibri" w:hAnsi="Calibri" w:cs="Calibri"/>
-                <w:color w:val="000000"/>
-              </w:rPr>
-              <w:t>80,75947</w:t>
+              <w:t>1.44957</w:t>
             </w:r>
           </w:p>
         </w:tc>
@@ -13979,7 +12775,7 @@
                 <w:rFonts w:ascii="Calibri" w:hAnsi="Calibri" w:cs="Calibri"/>
                 <w:color w:val="000000"/>
               </w:rPr>
-              <w:t>4222,84106</w:t>
+              <w:t>62.7897</w:t>
             </w:r>
           </w:p>
         </w:tc>
@@ -13994,7 +12790,6 @@
             </w:tcBorders>
             <w:shd w:val="clear" w:color="auto" w:fill="auto"/>
             <w:noWrap/>
-            <w:vAlign w:val="bottom"/>
             <w:hideMark/>
           </w:tcPr>
           <w:p>
@@ -14008,42 +12803,10 @@
             </w:pPr>
             <w:r>
               <w:rPr>
-                <w:rFonts w:ascii="Calibri" w:hAnsi="Calibri" w:cs="Calibri"/>
-                <w:color w:val="000000"/>
-              </w:rPr>
-              <w:t>272,4224</w:t>
-            </w:r>
-          </w:p>
-        </w:tc>
-        <w:tc>
-          <w:tcPr>
-            <w:tcW w:w="2326" w:type="dxa"/>
-            <w:tcBorders>
-              <w:top w:val="nil"/>
-              <w:left w:val="nil"/>
-              <w:bottom w:val="single" w:sz="4" w:space="0" w:color="auto"/>
-              <w:right w:val="single" w:sz="8" w:space="0" w:color="auto"/>
-            </w:tcBorders>
-            <w:shd w:val="clear" w:color="auto" w:fill="auto"/>
-            <w:noWrap/>
-            <w:vAlign w:val="bottom"/>
-            <w:hideMark/>
-          </w:tcPr>
-          <w:p>
-            <w:pPr>
-              <w:spacing w:after="0" w:line="240" w:lineRule="auto"/>
-              <w:jc w:val="center"/>
-              <w:rPr>
-                <w:rFonts w:ascii="Calibri" w:eastAsia="Times New Roman" w:hAnsi="Calibri" w:cs="Calibri"/>
-                <w:color w:val="000000"/>
-              </w:rPr>
-            </w:pPr>
-            <w:r>
-              <w:rPr>
-                <w:rFonts w:ascii="Calibri" w:hAnsi="Calibri" w:cs="Calibri"/>
-                <w:color w:val="000000"/>
-              </w:rPr>
-              <w:t>97,68929</w:t>
+                <w:rFonts w:ascii="Calibri" w:eastAsia="Times New Roman" w:hAnsi="Calibri" w:cs="Calibri"/>
+                <w:color w:val="000000"/>
+              </w:rPr>
+              <w:t>2.25987</w:t>
             </w:r>
           </w:p>
         </w:tc>
@@ -14112,7 +12875,7 @@
                 <w:rFonts w:ascii="Calibri" w:hAnsi="Calibri" w:cs="Calibri"/>
                 <w:color w:val="000000"/>
               </w:rPr>
-              <w:t>6290,30377</w:t>
+              <w:t>88.5648</w:t>
             </w:r>
           </w:p>
         </w:tc>
@@ -14144,39 +12907,7 @@
                 <w:rFonts w:ascii="Calibri" w:hAnsi="Calibri" w:cs="Calibri"/>
                 <w:color w:val="000000"/>
               </w:rPr>
-              <w:t>307,1969</w:t>
-            </w:r>
-          </w:p>
-        </w:tc>
-        <w:tc>
-          <w:tcPr>
-            <w:tcW w:w="2326" w:type="dxa"/>
-            <w:tcBorders>
-              <w:top w:val="nil"/>
-              <w:left w:val="nil"/>
-              <w:bottom w:val="single" w:sz="4" w:space="0" w:color="auto"/>
-              <w:right w:val="single" w:sz="8" w:space="0" w:color="auto"/>
-            </w:tcBorders>
-            <w:shd w:val="clear" w:color="auto" w:fill="auto"/>
-            <w:noWrap/>
-            <w:vAlign w:val="bottom"/>
-            <w:hideMark/>
-          </w:tcPr>
-          <w:p>
-            <w:pPr>
-              <w:spacing w:after="0" w:line="240" w:lineRule="auto"/>
-              <w:jc w:val="center"/>
-              <w:rPr>
-                <w:rFonts w:ascii="Calibri" w:eastAsia="Times New Roman" w:hAnsi="Calibri" w:cs="Calibri"/>
-                <w:color w:val="000000"/>
-              </w:rPr>
-            </w:pPr>
-            <w:r>
-              <w:rPr>
-                <w:rFonts w:ascii="Calibri" w:hAnsi="Calibri" w:cs="Calibri"/>
-                <w:color w:val="000000"/>
-              </w:rPr>
-              <w:t>115,70595</w:t>
+              <w:t>3.43621</w:t>
             </w:r>
           </w:p>
         </w:tc>
@@ -14245,7 +12976,7 @@
                 <w:rFonts w:ascii="Calibri" w:hAnsi="Calibri" w:cs="Calibri"/>
                 <w:color w:val="000000"/>
               </w:rPr>
-              <w:t>7376,98419</w:t>
+              <w:t>119.392</w:t>
             </w:r>
           </w:p>
         </w:tc>
@@ -14277,39 +13008,7 @@
                 <w:rFonts w:ascii="Calibri" w:hAnsi="Calibri" w:cs="Calibri"/>
                 <w:color w:val="000000"/>
               </w:rPr>
-              <w:t>337,0635</w:t>
-            </w:r>
-          </w:p>
-        </w:tc>
-        <w:tc>
-          <w:tcPr>
-            <w:tcW w:w="2326" w:type="dxa"/>
-            <w:tcBorders>
-              <w:top w:val="nil"/>
-              <w:left w:val="nil"/>
-              <w:bottom w:val="single" w:sz="4" w:space="0" w:color="auto"/>
-              <w:right w:val="single" w:sz="8" w:space="0" w:color="auto"/>
-            </w:tcBorders>
-            <w:shd w:val="clear" w:color="auto" w:fill="auto"/>
-            <w:noWrap/>
-            <w:vAlign w:val="bottom"/>
-            <w:hideMark/>
-          </w:tcPr>
-          <w:p>
-            <w:pPr>
-              <w:spacing w:after="0" w:line="240" w:lineRule="auto"/>
-              <w:jc w:val="center"/>
-              <w:rPr>
-                <w:rFonts w:ascii="Calibri" w:eastAsia="Times New Roman" w:hAnsi="Calibri" w:cs="Calibri"/>
-                <w:color w:val="000000"/>
-              </w:rPr>
-            </w:pPr>
-            <w:r>
-              <w:rPr>
-                <w:rFonts w:ascii="Calibri" w:hAnsi="Calibri" w:cs="Calibri"/>
-                <w:color w:val="000000"/>
-              </w:rPr>
-              <w:t>148,66491</w:t>
+              <w:t>4.65197</w:t>
             </w:r>
           </w:p>
         </w:tc>
@@ -14371,6 +13070,7 @@
               <w:rPr>
                 <w:rFonts w:ascii="Calibri" w:eastAsia="Times New Roman" w:hAnsi="Calibri" w:cs="Calibri"/>
                 <w:color w:val="000000"/>
+                <w:lang w:val="en-US"/>
               </w:rPr>
             </w:pPr>
             <w:r>
@@ -14378,7 +13078,7 @@
                 <w:rFonts w:ascii="Calibri" w:hAnsi="Calibri" w:cs="Calibri"/>
                 <w:color w:val="000000"/>
               </w:rPr>
-              <w:t>10045,98698</w:t>
+              <w:t>156.823</w:t>
             </w:r>
           </w:p>
         </w:tc>
@@ -14410,39 +13110,7 @@
                 <w:rFonts w:ascii="Calibri" w:hAnsi="Calibri" w:cs="Calibri"/>
                 <w:color w:val="000000"/>
               </w:rPr>
-              <w:t>390,4298</w:t>
-            </w:r>
-          </w:p>
-        </w:tc>
-        <w:tc>
-          <w:tcPr>
-            <w:tcW w:w="2326" w:type="dxa"/>
-            <w:tcBorders>
-              <w:top w:val="nil"/>
-              <w:left w:val="nil"/>
-              <w:bottom w:val="single" w:sz="4" w:space="0" w:color="auto"/>
-              <w:right w:val="single" w:sz="8" w:space="0" w:color="auto"/>
-            </w:tcBorders>
-            <w:shd w:val="clear" w:color="auto" w:fill="auto"/>
-            <w:noWrap/>
-            <w:vAlign w:val="bottom"/>
-            <w:hideMark/>
-          </w:tcPr>
-          <w:p>
-            <w:pPr>
-              <w:spacing w:after="0" w:line="240" w:lineRule="auto"/>
-              <w:jc w:val="center"/>
-              <w:rPr>
-                <w:rFonts w:ascii="Calibri" w:eastAsia="Times New Roman" w:hAnsi="Calibri" w:cs="Calibri"/>
-                <w:color w:val="000000"/>
-              </w:rPr>
-            </w:pPr>
-            <w:r>
-              <w:rPr>
-                <w:rFonts w:ascii="Calibri" w:hAnsi="Calibri" w:cs="Calibri"/>
-                <w:color w:val="000000"/>
-              </w:rPr>
-              <w:t>164,10109</w:t>
+              <w:t>6.23987</w:t>
             </w:r>
           </w:p>
         </w:tc>
@@ -14511,7 +13179,7 @@
                 <w:rFonts w:ascii="Calibri" w:hAnsi="Calibri" w:cs="Calibri"/>
                 <w:color w:val="000000"/>
               </w:rPr>
-              <w:t>14933,01666</w:t>
+              <w:t>196.995</w:t>
             </w:r>
           </w:p>
         </w:tc>
@@ -14540,42 +13208,10 @@
             </w:pPr>
             <w:r>
               <w:rPr>
-                <w:rFonts w:ascii="Calibri" w:hAnsi="Calibri" w:cs="Calibri"/>
-                <w:color w:val="000000"/>
-              </w:rPr>
-              <w:t>469,1218</w:t>
-            </w:r>
-          </w:p>
-        </w:tc>
-        <w:tc>
-          <w:tcPr>
-            <w:tcW w:w="2326" w:type="dxa"/>
-            <w:tcBorders>
-              <w:top w:val="nil"/>
-              <w:left w:val="nil"/>
-              <w:bottom w:val="single" w:sz="4" w:space="0" w:color="auto"/>
-              <w:right w:val="single" w:sz="8" w:space="0" w:color="auto"/>
-            </w:tcBorders>
-            <w:shd w:val="clear" w:color="auto" w:fill="auto"/>
-            <w:noWrap/>
-            <w:vAlign w:val="bottom"/>
-            <w:hideMark/>
-          </w:tcPr>
-          <w:p>
-            <w:pPr>
-              <w:spacing w:after="0" w:line="240" w:lineRule="auto"/>
-              <w:jc w:val="center"/>
-              <w:rPr>
-                <w:rFonts w:ascii="Calibri" w:eastAsia="Times New Roman" w:hAnsi="Calibri" w:cs="Calibri"/>
-                <w:color w:val="000000"/>
-              </w:rPr>
-            </w:pPr>
-            <w:r>
-              <w:rPr>
-                <w:rFonts w:ascii="Calibri" w:hAnsi="Calibri" w:cs="Calibri"/>
-                <w:color w:val="000000"/>
-              </w:rPr>
-              <w:t>184,46889</w:t>
+                <w:rFonts w:ascii="Calibri" w:eastAsia="Times New Roman" w:hAnsi="Calibri" w:cs="Calibri"/>
+                <w:color w:val="000000"/>
+              </w:rPr>
+              <w:t>7.20853</w:t>
             </w:r>
           </w:p>
         </w:tc>
@@ -14644,7 +13280,7 @@
                 <w:rFonts w:ascii="Calibri" w:hAnsi="Calibri" w:cs="Calibri"/>
                 <w:color w:val="000000"/>
               </w:rPr>
-              <w:t>23292,05914</w:t>
+              <w:t>243.22</w:t>
             </w:r>
           </w:p>
         </w:tc>
@@ -14659,7 +13295,6 @@
             </w:tcBorders>
             <w:shd w:val="clear" w:color="auto" w:fill="auto"/>
             <w:noWrap/>
-            <w:vAlign w:val="bottom"/>
             <w:hideMark/>
           </w:tcPr>
           <w:p>
@@ -14672,50 +13307,14 @@
               </w:rPr>
             </w:pPr>
             <w:r>
-              <w:rPr>
-                <w:rFonts w:ascii="Calibri" w:hAnsi="Calibri" w:cs="Calibri"/>
-                <w:color w:val="000000"/>
-              </w:rPr>
-              <w:t>550,011</w:t>
-            </w:r>
-          </w:p>
-        </w:tc>
-        <w:tc>
-          <w:tcPr>
-            <w:tcW w:w="2326" w:type="dxa"/>
-            <w:tcBorders>
-              <w:top w:val="nil"/>
-              <w:left w:val="nil"/>
-              <w:bottom w:val="nil"/>
-              <w:right w:val="single" w:sz="8" w:space="0" w:color="auto"/>
-            </w:tcBorders>
-            <w:shd w:val="clear" w:color="auto" w:fill="auto"/>
-            <w:noWrap/>
-            <w:vAlign w:val="bottom"/>
-            <w:hideMark/>
-          </w:tcPr>
-          <w:p>
-            <w:pPr>
-              <w:spacing w:after="0" w:line="240" w:lineRule="auto"/>
-              <w:jc w:val="center"/>
-              <w:rPr>
-                <w:rFonts w:ascii="Calibri" w:eastAsia="Times New Roman" w:hAnsi="Calibri" w:cs="Calibri"/>
-                <w:color w:val="000000"/>
-              </w:rPr>
-            </w:pPr>
-            <w:r>
-              <w:rPr>
-                <w:rFonts w:ascii="Calibri" w:hAnsi="Calibri" w:cs="Calibri"/>
-                <w:color w:val="000000"/>
-              </w:rPr>
-              <w:t>206,87277</w:t>
+              <w:t>8.82177</w:t>
             </w:r>
           </w:p>
         </w:tc>
       </w:tr>
       <w:tr>
         <w:trPr>
-          <w:trHeight w:val="255"/>
+          <w:trHeight w:val="68"/>
         </w:trPr>
         <w:tc>
           <w:tcPr>
@@ -14733,7 +13332,6 @@
           <w:p>
             <w:pPr>
               <w:spacing w:after="0" w:line="240" w:lineRule="auto"/>
-              <w:jc w:val="center"/>
               <w:rPr>
                 <w:rFonts w:ascii="Calibri" w:eastAsia="Times New Roman" w:hAnsi="Calibri" w:cs="Calibri"/>
                 <w:color w:val="000000"/>
@@ -14757,7 +13355,6 @@
           <w:p>
             <w:pPr>
               <w:spacing w:after="0" w:line="240" w:lineRule="auto"/>
-              <w:jc w:val="center"/>
               <w:rPr>
                 <w:rFonts w:ascii="Calibri" w:hAnsi="Calibri" w:cs="Calibri"/>
                 <w:color w:val="000000"/>
@@ -14776,36 +13373,10 @@
             </w:tcBorders>
             <w:shd w:val="clear" w:color="auto" w:fill="auto"/>
             <w:noWrap/>
-            <w:vAlign w:val="bottom"/>
-          </w:tcPr>
-          <w:p>
-            <w:pPr>
-              <w:spacing w:after="0" w:line="240" w:lineRule="auto"/>
-              <w:jc w:val="center"/>
-              <w:rPr>
-                <w:rFonts w:ascii="Calibri" w:hAnsi="Calibri" w:cs="Calibri"/>
-                <w:color w:val="000000"/>
-              </w:rPr>
-            </w:pPr>
-          </w:p>
-        </w:tc>
-        <w:tc>
-          <w:tcPr>
-            <w:tcW w:w="2326" w:type="dxa"/>
-            <w:tcBorders>
-              <w:top w:val="nil"/>
-              <w:left w:val="nil"/>
-              <w:bottom w:val="single" w:sz="8" w:space="0" w:color="auto"/>
-              <w:right w:val="single" w:sz="8" w:space="0" w:color="auto"/>
-            </w:tcBorders>
-            <w:shd w:val="clear" w:color="auto" w:fill="auto"/>
-            <w:noWrap/>
-            <w:vAlign w:val="bottom"/>
-          </w:tcPr>
-          <w:p>
-            <w:pPr>
-              <w:spacing w:after="0" w:line="240" w:lineRule="auto"/>
-              <w:jc w:val="center"/>
+          </w:tcPr>
+          <w:p>
+            <w:pPr>
+              <w:spacing w:after="0" w:line="240" w:lineRule="auto"/>
               <w:rPr>
                 <w:rFonts w:ascii="Calibri" w:hAnsi="Calibri" w:cs="Calibri"/>
                 <w:color w:val="000000"/>
@@ -14933,6 +13504,7 @@
           <w:noProof/>
           <w14:ligatures w14:val="standardContextual"/>
         </w:rPr>
+        <w:lastRenderedPageBreak/>
         <w:drawing>
           <wp:inline distT="0" distB="0" distL="0" distR="0" wp14:anchorId="67DF4988" wp14:editId="67A0B7E8">
             <wp:extent cx="5683250" cy="3295650"/>
@@ -15018,7 +13590,25 @@
           <w:sz w:val="28"/>
           <w:szCs w:val="28"/>
         </w:rPr>
-        <w:t>: "Сравнение всех трёх алгоритмов сортировки."</w:t>
+        <w:t xml:space="preserve">: "Сравнение </w:t>
+      </w:r>
+      <w:r>
+        <w:rPr>
+          <w:rFonts w:ascii="Times New Roman" w:hAnsi="Times New Roman" w:cs="Times New Roman"/>
+          <w:color w:val="000000"/>
+          <w:sz w:val="28"/>
+          <w:szCs w:val="28"/>
+        </w:rPr>
+        <w:t>двух</w:t>
+      </w:r>
+      <w:r>
+        <w:rPr>
+          <w:rFonts w:ascii="Times New Roman" w:hAnsi="Times New Roman" w:cs="Times New Roman"/>
+          <w:color w:val="000000"/>
+          <w:sz w:val="28"/>
+          <w:szCs w:val="28"/>
+        </w:rPr>
+        <w:t xml:space="preserve"> алгоритмов сортировки."</w:t>
       </w:r>
     </w:p>
     <w:p>
@@ -15145,7 +13735,6 @@
           <w:sz w:val="28"/>
           <w:szCs w:val="28"/>
         </w:rPr>
-        <w:lastRenderedPageBreak/>
         <w:t>Рис</w:t>
       </w:r>
       <w:r>
@@ -15353,6 +13942,7 @@
           <w:noProof/>
           <w14:ligatures w14:val="standardContextual"/>
         </w:rPr>
+        <w:lastRenderedPageBreak/>
         <w:drawing>
           <wp:inline distT="0" distB="0" distL="0" distR="0" wp14:anchorId="03618814" wp14:editId="142F930B">
             <wp:extent cx="3644900" cy="2362200"/>
@@ -15642,7 +14232,15 @@
           <w:sz w:val="28"/>
           <w:szCs w:val="28"/>
         </w:rPr>
-        <w:t>Описаны алгоритмы сортировки выбором и быстрой сортировки</w:t>
+        <w:t>Описаны алгоритмы сортировки выбором и сортировки</w:t>
+      </w:r>
+      <w:r>
+        <w:rPr>
+          <w:rFonts w:ascii="Times New Roman" w:eastAsia="Times New Roman" w:hAnsi="Times New Roman" w:cs="Times New Roman"/>
+          <w:sz w:val="28"/>
+          <w:szCs w:val="28"/>
+        </w:rPr>
+        <w:t xml:space="preserve"> Шелла</w:t>
       </w:r>
     </w:p>
     <w:p>
@@ -15892,7 +14490,47 @@
           <w:sz w:val="28"/>
           <w:szCs w:val="28"/>
         </w:rPr>
-        <w:t>На основе полученных результатов можно сделать вывод, что самым эффективным является встроенный метод сортировки.</w:t>
+        <w:t>На основе полученных результатов можно сделать вывод, что сам</w:t>
+      </w:r>
+      <w:r>
+        <w:rPr>
+          <w:rFonts w:ascii="Times New Roman" w:eastAsia="Times New Roman" w:hAnsi="Times New Roman" w:cs="Times New Roman"/>
+          <w:sz w:val="28"/>
+          <w:szCs w:val="28"/>
+        </w:rPr>
+        <w:t>ой</w:t>
+      </w:r>
+      <w:r>
+        <w:rPr>
+          <w:rFonts w:ascii="Times New Roman" w:eastAsia="Times New Roman" w:hAnsi="Times New Roman" w:cs="Times New Roman"/>
+          <w:sz w:val="28"/>
+          <w:szCs w:val="28"/>
+        </w:rPr>
+        <w:t xml:space="preserve"> эффективн</w:t>
+      </w:r>
+      <w:r>
+        <w:rPr>
+          <w:rFonts w:ascii="Times New Roman" w:eastAsia="Times New Roman" w:hAnsi="Times New Roman" w:cs="Times New Roman"/>
+          <w:sz w:val="28"/>
+          <w:szCs w:val="28"/>
+        </w:rPr>
+        <w:t>ой</w:t>
+      </w:r>
+      <w:r>
+        <w:rPr>
+          <w:rFonts w:ascii="Times New Roman" w:eastAsia="Times New Roman" w:hAnsi="Times New Roman" w:cs="Times New Roman"/>
+          <w:sz w:val="28"/>
+          <w:szCs w:val="28"/>
+        </w:rPr>
+        <w:t xml:space="preserve"> является </w:t>
+      </w:r>
+      <w:r>
+        <w:rPr>
+          <w:rFonts w:ascii="Times New Roman" w:eastAsia="Times New Roman" w:hAnsi="Times New Roman" w:cs="Times New Roman"/>
+          <w:sz w:val="28"/>
+          <w:szCs w:val="28"/>
+        </w:rPr>
+        <w:t>сортировка Шелла</w:t>
       </w:r>
     </w:p>
     <w:p>
@@ -16010,32 +14648,7 @@
           <w:lang w:val="en-US" w:eastAsia="en-US"/>
           <w14:ligatures w14:val="standardContextual"/>
         </w:rPr>
-        <w:lastRenderedPageBreak/>
-        <w:t xml:space="preserve">using </w:t>
-      </w:r>
-      <w:proofErr w:type="spellStart"/>
-      <w:r>
-        <w:rPr>
-          <w:rFonts w:ascii="Cascadia Mono" w:eastAsiaTheme="minorHAnsi" w:hAnsi="Cascadia Mono" w:cs="Cascadia Mono"/>
-          <w:color w:val="000000"/>
-          <w:sz w:val="19"/>
-          <w:szCs w:val="19"/>
-          <w:lang w:val="en-US" w:eastAsia="en-US"/>
-          <w14:ligatures w14:val="standardContextual"/>
-        </w:rPr>
-        <w:t>System.Diagnostics</w:t>
-      </w:r>
-      <w:proofErr w:type="spellEnd"/>
-      <w:r>
-        <w:rPr>
-          <w:rFonts w:ascii="Cascadia Mono" w:eastAsiaTheme="minorHAnsi" w:hAnsi="Cascadia Mono" w:cs="Cascadia Mono"/>
-          <w:color w:val="000000"/>
-          <w:sz w:val="19"/>
-          <w:szCs w:val="19"/>
-          <w:lang w:val="en-US" w:eastAsia="en-US"/>
-          <w14:ligatures w14:val="standardContextual"/>
-        </w:rPr>
-        <w:t>;</w:t>
+        <w:t>using System.Diagnostics;</w:t>
       </w:r>
     </w:p>
     <w:p>
@@ -16282,55 +14895,7 @@
           <w:lang w:val="en-US" w:eastAsia="en-US"/>
           <w14:ligatures w14:val="standardContextual"/>
         </w:rPr>
-        <w:t xml:space="preserve">        static void Main(</w:t>
-      </w:r>
-      <w:proofErr w:type="gramStart"/>
-      <w:r>
-        <w:rPr>
-          <w:rFonts w:ascii="Cascadia Mono" w:eastAsiaTheme="minorHAnsi" w:hAnsi="Cascadia Mono" w:cs="Cascadia Mono"/>
-          <w:color w:val="000000"/>
-          <w:sz w:val="19"/>
-          <w:szCs w:val="19"/>
-          <w:lang w:val="en-US" w:eastAsia="en-US"/>
-          <w14:ligatures w14:val="standardContextual"/>
-        </w:rPr>
-        <w:t>string[</w:t>
-      </w:r>
-      <w:proofErr w:type="gramEnd"/>
-      <w:r>
-        <w:rPr>
-          <w:rFonts w:ascii="Cascadia Mono" w:eastAsiaTheme="minorHAnsi" w:hAnsi="Cascadia Mono" w:cs="Cascadia Mono"/>
-          <w:color w:val="000000"/>
-          <w:sz w:val="19"/>
-          <w:szCs w:val="19"/>
-          <w:lang w:val="en-US" w:eastAsia="en-US"/>
-          <w14:ligatures w14:val="standardContextual"/>
-        </w:rPr>
-        <w:t xml:space="preserve">] </w:t>
-      </w:r>
-      <w:proofErr w:type="spellStart"/>
-      <w:r>
-        <w:rPr>
-          <w:rFonts w:ascii="Cascadia Mono" w:eastAsiaTheme="minorHAnsi" w:hAnsi="Cascadia Mono" w:cs="Cascadia Mono"/>
-          <w:color w:val="000000"/>
-          <w:sz w:val="19"/>
-          <w:szCs w:val="19"/>
-          <w:lang w:val="en-US" w:eastAsia="en-US"/>
-          <w14:ligatures w14:val="standardContextual"/>
-        </w:rPr>
-        <w:t>args</w:t>
-      </w:r>
-      <w:proofErr w:type="spellEnd"/>
-      <w:r>
-        <w:rPr>
-          <w:rFonts w:ascii="Cascadia Mono" w:eastAsiaTheme="minorHAnsi" w:hAnsi="Cascadia Mono" w:cs="Cascadia Mono"/>
-          <w:color w:val="000000"/>
-          <w:sz w:val="19"/>
-          <w:szCs w:val="19"/>
-          <w:lang w:val="en-US" w:eastAsia="en-US"/>
-          <w14:ligatures w14:val="standardContextual"/>
-        </w:rPr>
-        <w:t>)</w:t>
+        <w:t xml:space="preserve">        static void Main(string[] args)</w:t>
       </w:r>
     </w:p>
     <w:p>
@@ -16416,31 +14981,7 @@
           <w:lang w:val="en-US" w:eastAsia="en-US"/>
           <w14:ligatures w14:val="standardContextual"/>
         </w:rPr>
-        <w:t xml:space="preserve">            int </w:t>
-      </w:r>
-      <w:proofErr w:type="spellStart"/>
-      <w:r>
-        <w:rPr>
-          <w:rFonts w:ascii="Cascadia Mono" w:eastAsiaTheme="minorHAnsi" w:hAnsi="Cascadia Mono" w:cs="Cascadia Mono"/>
-          <w:color w:val="000000"/>
-          <w:sz w:val="19"/>
-          <w:szCs w:val="19"/>
-          <w:lang w:val="en-US" w:eastAsia="en-US"/>
-          <w14:ligatures w14:val="standardContextual"/>
-        </w:rPr>
-        <w:t>arraySize</w:t>
-      </w:r>
-      <w:proofErr w:type="spellEnd"/>
-      <w:r>
-        <w:rPr>
-          <w:rFonts w:ascii="Cascadia Mono" w:eastAsiaTheme="minorHAnsi" w:hAnsi="Cascadia Mono" w:cs="Cascadia Mono"/>
-          <w:color w:val="000000"/>
-          <w:sz w:val="19"/>
-          <w:szCs w:val="19"/>
-          <w:lang w:val="en-US" w:eastAsia="en-US"/>
-          <w14:ligatures w14:val="standardContextual"/>
-        </w:rPr>
-        <w:t xml:space="preserve"> = 1500;</w:t>
+        <w:t xml:space="preserve">            int arraySize = 1500;</w:t>
       </w:r>
     </w:p>
     <w:p>
@@ -16483,31 +15024,7 @@
           <w:lang w:val="en-US" w:eastAsia="en-US"/>
           <w14:ligatures w14:val="standardContextual"/>
         </w:rPr>
-        <w:t xml:space="preserve">            int </w:t>
-      </w:r>
-      <w:proofErr w:type="spellStart"/>
-      <w:r>
-        <w:rPr>
-          <w:rFonts w:ascii="Cascadia Mono" w:eastAsiaTheme="minorHAnsi" w:hAnsi="Cascadia Mono" w:cs="Cascadia Mono"/>
-          <w:color w:val="000000"/>
-          <w:sz w:val="19"/>
-          <w:szCs w:val="19"/>
-          <w:lang w:val="en-US" w:eastAsia="en-US"/>
-          <w14:ligatures w14:val="standardContextual"/>
-        </w:rPr>
-        <w:t>checkCount</w:t>
-      </w:r>
-      <w:proofErr w:type="spellEnd"/>
-      <w:r>
-        <w:rPr>
-          <w:rFonts w:ascii="Cascadia Mono" w:eastAsiaTheme="minorHAnsi" w:hAnsi="Cascadia Mono" w:cs="Cascadia Mono"/>
-          <w:color w:val="000000"/>
-          <w:sz w:val="19"/>
-          <w:szCs w:val="19"/>
-          <w:lang w:val="en-US" w:eastAsia="en-US"/>
-          <w14:ligatures w14:val="standardContextual"/>
-        </w:rPr>
-        <w:t xml:space="preserve"> = 10000;</w:t>
+        <w:t xml:space="preserve">            int checkCount = 10000;</w:t>
       </w:r>
     </w:p>
     <w:p>
@@ -16550,105 +15067,7 @@
           <w:lang w:val="en-US" w:eastAsia="en-US"/>
           <w14:ligatures w14:val="standardContextual"/>
         </w:rPr>
-        <w:t xml:space="preserve">            </w:t>
-      </w:r>
-      <w:proofErr w:type="spellStart"/>
-      <w:proofErr w:type="gramStart"/>
-      <w:r>
-        <w:rPr>
-          <w:rFonts w:ascii="Cascadia Mono" w:eastAsiaTheme="minorHAnsi" w:hAnsi="Cascadia Mono" w:cs="Cascadia Mono"/>
-          <w:color w:val="000000"/>
-          <w:sz w:val="19"/>
-          <w:szCs w:val="19"/>
-          <w:lang w:val="en-US" w:eastAsia="en-US"/>
-          <w14:ligatures w14:val="standardContextual"/>
-        </w:rPr>
-        <w:t>CheckSort</w:t>
-      </w:r>
-      <w:proofErr w:type="spellEnd"/>
-      <w:r>
-        <w:rPr>
-          <w:rFonts w:ascii="Cascadia Mono" w:eastAsiaTheme="minorHAnsi" w:hAnsi="Cascadia Mono" w:cs="Cascadia Mono"/>
-          <w:color w:val="000000"/>
-          <w:sz w:val="19"/>
-          <w:szCs w:val="19"/>
-          <w:lang w:val="en-US" w:eastAsia="en-US"/>
-          <w14:ligatures w14:val="standardContextual"/>
-        </w:rPr>
-        <w:t>(</w:t>
-      </w:r>
-      <w:proofErr w:type="spellStart"/>
-      <w:proofErr w:type="gramEnd"/>
-      <w:r>
-        <w:rPr>
-          <w:rFonts w:ascii="Cascadia Mono" w:eastAsiaTheme="minorHAnsi" w:hAnsi="Cascadia Mono" w:cs="Cascadia Mono"/>
-          <w:color w:val="000000"/>
-          <w:sz w:val="19"/>
-          <w:szCs w:val="19"/>
-          <w:lang w:val="en-US" w:eastAsia="en-US"/>
-          <w14:ligatures w14:val="standardContextual"/>
-        </w:rPr>
-        <w:t>checkCount</w:t>
-      </w:r>
-      <w:proofErr w:type="spellEnd"/>
-      <w:r>
-        <w:rPr>
-          <w:rFonts w:ascii="Cascadia Mono" w:eastAsiaTheme="minorHAnsi" w:hAnsi="Cascadia Mono" w:cs="Cascadia Mono"/>
-          <w:color w:val="000000"/>
-          <w:sz w:val="19"/>
-          <w:szCs w:val="19"/>
-          <w:lang w:val="en-US" w:eastAsia="en-US"/>
-          <w14:ligatures w14:val="standardContextual"/>
-        </w:rPr>
-        <w:t xml:space="preserve">, </w:t>
-      </w:r>
-      <w:proofErr w:type="spellStart"/>
-      <w:r>
-        <w:rPr>
-          <w:rFonts w:ascii="Cascadia Mono" w:eastAsiaTheme="minorHAnsi" w:hAnsi="Cascadia Mono" w:cs="Cascadia Mono"/>
-          <w:color w:val="000000"/>
-          <w:sz w:val="19"/>
-          <w:szCs w:val="19"/>
-          <w:lang w:val="en-US" w:eastAsia="en-US"/>
-          <w14:ligatures w14:val="standardContextual"/>
-        </w:rPr>
-        <w:t>arraySize</w:t>
-      </w:r>
-      <w:proofErr w:type="spellEnd"/>
-      <w:r>
-        <w:rPr>
-          <w:rFonts w:ascii="Cascadia Mono" w:eastAsiaTheme="minorHAnsi" w:hAnsi="Cascadia Mono" w:cs="Cascadia Mono"/>
-          <w:color w:val="000000"/>
-          <w:sz w:val="19"/>
-          <w:szCs w:val="19"/>
-          <w:lang w:val="en-US" w:eastAsia="en-US"/>
-          <w14:ligatures w14:val="standardContextual"/>
-        </w:rPr>
-        <w:t>, "</w:t>
-      </w:r>
-      <w:proofErr w:type="spellStart"/>
-      <w:r>
-        <w:rPr>
-          <w:rFonts w:ascii="Cascadia Mono" w:eastAsiaTheme="minorHAnsi" w:hAnsi="Cascadia Mono" w:cs="Cascadia Mono"/>
-          <w:color w:val="000000"/>
-          <w:sz w:val="19"/>
-          <w:szCs w:val="19"/>
-          <w:lang w:val="en-US" w:eastAsia="en-US"/>
-          <w14:ligatures w14:val="standardContextual"/>
-        </w:rPr>
-        <w:t>SelectionSort</w:t>
-      </w:r>
-      <w:proofErr w:type="spellEnd"/>
-      <w:r>
-        <w:rPr>
-          <w:rFonts w:ascii="Cascadia Mono" w:eastAsiaTheme="minorHAnsi" w:hAnsi="Cascadia Mono" w:cs="Cascadia Mono"/>
-          <w:color w:val="000000"/>
-          <w:sz w:val="19"/>
-          <w:szCs w:val="19"/>
-          <w:lang w:val="en-US" w:eastAsia="en-US"/>
-          <w14:ligatures w14:val="standardContextual"/>
-        </w:rPr>
-        <w:t>");</w:t>
+        <w:t xml:space="preserve">            CheckSort(checkCount, arraySize, "SelectionSort");</w:t>
       </w:r>
     </w:p>
     <w:p>
@@ -16691,105 +15110,7 @@
           <w:lang w:val="en-US" w:eastAsia="en-US"/>
           <w14:ligatures w14:val="standardContextual"/>
         </w:rPr>
-        <w:t xml:space="preserve">            </w:t>
-      </w:r>
-      <w:proofErr w:type="spellStart"/>
-      <w:proofErr w:type="gramStart"/>
-      <w:r>
-        <w:rPr>
-          <w:rFonts w:ascii="Cascadia Mono" w:eastAsiaTheme="minorHAnsi" w:hAnsi="Cascadia Mono" w:cs="Cascadia Mono"/>
-          <w:color w:val="000000"/>
-          <w:sz w:val="19"/>
-          <w:szCs w:val="19"/>
-          <w:lang w:val="en-US" w:eastAsia="en-US"/>
-          <w14:ligatures w14:val="standardContextual"/>
-        </w:rPr>
-        <w:t>CheckSort</w:t>
-      </w:r>
-      <w:proofErr w:type="spellEnd"/>
-      <w:r>
-        <w:rPr>
-          <w:rFonts w:ascii="Cascadia Mono" w:eastAsiaTheme="minorHAnsi" w:hAnsi="Cascadia Mono" w:cs="Cascadia Mono"/>
-          <w:color w:val="000000"/>
-          <w:sz w:val="19"/>
-          <w:szCs w:val="19"/>
-          <w:lang w:val="en-US" w:eastAsia="en-US"/>
-          <w14:ligatures w14:val="standardContextual"/>
-        </w:rPr>
-        <w:t>(</w:t>
-      </w:r>
-      <w:proofErr w:type="spellStart"/>
-      <w:proofErr w:type="gramEnd"/>
-      <w:r>
-        <w:rPr>
-          <w:rFonts w:ascii="Cascadia Mono" w:eastAsiaTheme="minorHAnsi" w:hAnsi="Cascadia Mono" w:cs="Cascadia Mono"/>
-          <w:color w:val="000000"/>
-          <w:sz w:val="19"/>
-          <w:szCs w:val="19"/>
-          <w:lang w:val="en-US" w:eastAsia="en-US"/>
-          <w14:ligatures w14:val="standardContextual"/>
-        </w:rPr>
-        <w:t>checkCount</w:t>
-      </w:r>
-      <w:proofErr w:type="spellEnd"/>
-      <w:r>
-        <w:rPr>
-          <w:rFonts w:ascii="Cascadia Mono" w:eastAsiaTheme="minorHAnsi" w:hAnsi="Cascadia Mono" w:cs="Cascadia Mono"/>
-          <w:color w:val="000000"/>
-          <w:sz w:val="19"/>
-          <w:szCs w:val="19"/>
-          <w:lang w:val="en-US" w:eastAsia="en-US"/>
-          <w14:ligatures w14:val="standardContextual"/>
-        </w:rPr>
-        <w:t xml:space="preserve">, </w:t>
-      </w:r>
-      <w:proofErr w:type="spellStart"/>
-      <w:r>
-        <w:rPr>
-          <w:rFonts w:ascii="Cascadia Mono" w:eastAsiaTheme="minorHAnsi" w:hAnsi="Cascadia Mono" w:cs="Cascadia Mono"/>
-          <w:color w:val="000000"/>
-          <w:sz w:val="19"/>
-          <w:szCs w:val="19"/>
-          <w:lang w:val="en-US" w:eastAsia="en-US"/>
-          <w14:ligatures w14:val="standardContextual"/>
-        </w:rPr>
-        <w:t>arraySize</w:t>
-      </w:r>
-      <w:proofErr w:type="spellEnd"/>
-      <w:r>
-        <w:rPr>
-          <w:rFonts w:ascii="Cascadia Mono" w:eastAsiaTheme="minorHAnsi" w:hAnsi="Cascadia Mono" w:cs="Cascadia Mono"/>
-          <w:color w:val="000000"/>
-          <w:sz w:val="19"/>
-          <w:szCs w:val="19"/>
-          <w:lang w:val="en-US" w:eastAsia="en-US"/>
-          <w14:ligatures w14:val="standardContextual"/>
-        </w:rPr>
-        <w:t>, "</w:t>
-      </w:r>
-      <w:proofErr w:type="spellStart"/>
-      <w:r>
-        <w:rPr>
-          <w:rFonts w:ascii="Cascadia Mono" w:eastAsiaTheme="minorHAnsi" w:hAnsi="Cascadia Mono" w:cs="Cascadia Mono"/>
-          <w:color w:val="000000"/>
-          <w:sz w:val="19"/>
-          <w:szCs w:val="19"/>
-          <w:lang w:val="en-US" w:eastAsia="en-US"/>
-          <w14:ligatures w14:val="standardContextual"/>
-        </w:rPr>
-        <w:t>QuickSort</w:t>
-      </w:r>
-      <w:proofErr w:type="spellEnd"/>
-      <w:r>
-        <w:rPr>
-          <w:rFonts w:ascii="Cascadia Mono" w:eastAsiaTheme="minorHAnsi" w:hAnsi="Cascadia Mono" w:cs="Cascadia Mono"/>
-          <w:color w:val="000000"/>
-          <w:sz w:val="19"/>
-          <w:szCs w:val="19"/>
-          <w:lang w:val="en-US" w:eastAsia="en-US"/>
-          <w14:ligatures w14:val="standardContextual"/>
-        </w:rPr>
-        <w:t>");</w:t>
+        <w:t xml:space="preserve">            CheckSort(checkCount, arraySize, "QuickSort");</w:t>
       </w:r>
     </w:p>
     <w:p>
@@ -16832,105 +15153,7 @@
           <w:lang w:val="en-US" w:eastAsia="en-US"/>
           <w14:ligatures w14:val="standardContextual"/>
         </w:rPr>
-        <w:t xml:space="preserve">            </w:t>
-      </w:r>
-      <w:proofErr w:type="spellStart"/>
-      <w:proofErr w:type="gramStart"/>
-      <w:r>
-        <w:rPr>
-          <w:rFonts w:ascii="Cascadia Mono" w:eastAsiaTheme="minorHAnsi" w:hAnsi="Cascadia Mono" w:cs="Cascadia Mono"/>
-          <w:color w:val="000000"/>
-          <w:sz w:val="19"/>
-          <w:szCs w:val="19"/>
-          <w:lang w:val="en-US" w:eastAsia="en-US"/>
-          <w14:ligatures w14:val="standardContextual"/>
-        </w:rPr>
-        <w:t>CheckSort</w:t>
-      </w:r>
-      <w:proofErr w:type="spellEnd"/>
-      <w:r>
-        <w:rPr>
-          <w:rFonts w:ascii="Cascadia Mono" w:eastAsiaTheme="minorHAnsi" w:hAnsi="Cascadia Mono" w:cs="Cascadia Mono"/>
-          <w:color w:val="000000"/>
-          <w:sz w:val="19"/>
-          <w:szCs w:val="19"/>
-          <w:lang w:val="en-US" w:eastAsia="en-US"/>
-          <w14:ligatures w14:val="standardContextual"/>
-        </w:rPr>
-        <w:t>(</w:t>
-      </w:r>
-      <w:proofErr w:type="spellStart"/>
-      <w:proofErr w:type="gramEnd"/>
-      <w:r>
-        <w:rPr>
-          <w:rFonts w:ascii="Cascadia Mono" w:eastAsiaTheme="minorHAnsi" w:hAnsi="Cascadia Mono" w:cs="Cascadia Mono"/>
-          <w:color w:val="000000"/>
-          <w:sz w:val="19"/>
-          <w:szCs w:val="19"/>
-          <w:lang w:val="en-US" w:eastAsia="en-US"/>
-          <w14:ligatures w14:val="standardContextual"/>
-        </w:rPr>
-        <w:t>checkCount</w:t>
-      </w:r>
-      <w:proofErr w:type="spellEnd"/>
-      <w:r>
-        <w:rPr>
-          <w:rFonts w:ascii="Cascadia Mono" w:eastAsiaTheme="minorHAnsi" w:hAnsi="Cascadia Mono" w:cs="Cascadia Mono"/>
-          <w:color w:val="000000"/>
-          <w:sz w:val="19"/>
-          <w:szCs w:val="19"/>
-          <w:lang w:val="en-US" w:eastAsia="en-US"/>
-          <w14:ligatures w14:val="standardContextual"/>
-        </w:rPr>
-        <w:t xml:space="preserve">, </w:t>
-      </w:r>
-      <w:proofErr w:type="spellStart"/>
-      <w:r>
-        <w:rPr>
-          <w:rFonts w:ascii="Cascadia Mono" w:eastAsiaTheme="minorHAnsi" w:hAnsi="Cascadia Mono" w:cs="Cascadia Mono"/>
-          <w:color w:val="000000"/>
-          <w:sz w:val="19"/>
-          <w:szCs w:val="19"/>
-          <w:lang w:val="en-US" w:eastAsia="en-US"/>
-          <w14:ligatures w14:val="standardContextual"/>
-        </w:rPr>
-        <w:t>arraySize</w:t>
-      </w:r>
-      <w:proofErr w:type="spellEnd"/>
-      <w:r>
-        <w:rPr>
-          <w:rFonts w:ascii="Cascadia Mono" w:eastAsiaTheme="minorHAnsi" w:hAnsi="Cascadia Mono" w:cs="Cascadia Mono"/>
-          <w:color w:val="000000"/>
-          <w:sz w:val="19"/>
-          <w:szCs w:val="19"/>
-          <w:lang w:val="en-US" w:eastAsia="en-US"/>
-          <w14:ligatures w14:val="standardContextual"/>
-        </w:rPr>
-        <w:t>, "</w:t>
-      </w:r>
-      <w:proofErr w:type="spellStart"/>
-      <w:r>
-        <w:rPr>
-          <w:rFonts w:ascii="Cascadia Mono" w:eastAsiaTheme="minorHAnsi" w:hAnsi="Cascadia Mono" w:cs="Cascadia Mono"/>
-          <w:color w:val="000000"/>
-          <w:sz w:val="19"/>
-          <w:szCs w:val="19"/>
-          <w:lang w:val="en-US" w:eastAsia="en-US"/>
-          <w14:ligatures w14:val="standardContextual"/>
-        </w:rPr>
-        <w:t>Array.Sort</w:t>
-      </w:r>
-      <w:proofErr w:type="spellEnd"/>
-      <w:r>
-        <w:rPr>
-          <w:rFonts w:ascii="Cascadia Mono" w:eastAsiaTheme="minorHAnsi" w:hAnsi="Cascadia Mono" w:cs="Cascadia Mono"/>
-          <w:color w:val="000000"/>
-          <w:sz w:val="19"/>
-          <w:szCs w:val="19"/>
-          <w:lang w:val="en-US" w:eastAsia="en-US"/>
-          <w14:ligatures w14:val="standardContextual"/>
-        </w:rPr>
-        <w:t>()");</w:t>
+        <w:t xml:space="preserve">            CheckSort(checkCount, arraySize, "Array.Sort()");</w:t>
       </w:r>
     </w:p>
     <w:p>
@@ -17005,92 +15228,7 @@
           <w:lang w:val="en-US" w:eastAsia="en-US"/>
           <w14:ligatures w14:val="standardContextual"/>
         </w:rPr>
-        <w:t xml:space="preserve">            void </w:t>
-      </w:r>
-      <w:proofErr w:type="spellStart"/>
-      <w:proofErr w:type="gramStart"/>
-      <w:r>
-        <w:rPr>
-          <w:rFonts w:ascii="Cascadia Mono" w:eastAsiaTheme="minorHAnsi" w:hAnsi="Cascadia Mono" w:cs="Cascadia Mono"/>
-          <w:color w:val="000000"/>
-          <w:sz w:val="19"/>
-          <w:szCs w:val="19"/>
-          <w:lang w:val="en-US" w:eastAsia="en-US"/>
-          <w14:ligatures w14:val="standardContextual"/>
-        </w:rPr>
-        <w:t>CheckSort</w:t>
-      </w:r>
-      <w:proofErr w:type="spellEnd"/>
-      <w:r>
-        <w:rPr>
-          <w:rFonts w:ascii="Cascadia Mono" w:eastAsiaTheme="minorHAnsi" w:hAnsi="Cascadia Mono" w:cs="Cascadia Mono"/>
-          <w:color w:val="000000"/>
-          <w:sz w:val="19"/>
-          <w:szCs w:val="19"/>
-          <w:lang w:val="en-US" w:eastAsia="en-US"/>
-          <w14:ligatures w14:val="standardContextual"/>
-        </w:rPr>
-        <w:t>(</w:t>
-      </w:r>
-      <w:proofErr w:type="gramEnd"/>
-      <w:r>
-        <w:rPr>
-          <w:rFonts w:ascii="Cascadia Mono" w:eastAsiaTheme="minorHAnsi" w:hAnsi="Cascadia Mono" w:cs="Cascadia Mono"/>
-          <w:color w:val="000000"/>
-          <w:sz w:val="19"/>
-          <w:szCs w:val="19"/>
-          <w:lang w:val="en-US" w:eastAsia="en-US"/>
-          <w14:ligatures w14:val="standardContextual"/>
-        </w:rPr>
-        <w:t xml:space="preserve">int </w:t>
-      </w:r>
-      <w:proofErr w:type="spellStart"/>
-      <w:r>
-        <w:rPr>
-          <w:rFonts w:ascii="Cascadia Mono" w:eastAsiaTheme="minorHAnsi" w:hAnsi="Cascadia Mono" w:cs="Cascadia Mono"/>
-          <w:color w:val="000000"/>
-          <w:sz w:val="19"/>
-          <w:szCs w:val="19"/>
-          <w:lang w:val="en-US" w:eastAsia="en-US"/>
-          <w14:ligatures w14:val="standardContextual"/>
-        </w:rPr>
-        <w:t>checkCount</w:t>
-      </w:r>
-      <w:proofErr w:type="spellEnd"/>
-      <w:r>
-        <w:rPr>
-          <w:rFonts w:ascii="Cascadia Mono" w:eastAsiaTheme="minorHAnsi" w:hAnsi="Cascadia Mono" w:cs="Cascadia Mono"/>
-          <w:color w:val="000000"/>
-          <w:sz w:val="19"/>
-          <w:szCs w:val="19"/>
-          <w:lang w:val="en-US" w:eastAsia="en-US"/>
-          <w14:ligatures w14:val="standardContextual"/>
-        </w:rPr>
-        <w:t xml:space="preserve">, int </w:t>
-      </w:r>
-      <w:proofErr w:type="spellStart"/>
-      <w:r>
-        <w:rPr>
-          <w:rFonts w:ascii="Cascadia Mono" w:eastAsiaTheme="minorHAnsi" w:hAnsi="Cascadia Mono" w:cs="Cascadia Mono"/>
-          <w:color w:val="000000"/>
-          <w:sz w:val="19"/>
-          <w:szCs w:val="19"/>
-          <w:lang w:val="en-US" w:eastAsia="en-US"/>
-          <w14:ligatures w14:val="standardContextual"/>
-        </w:rPr>
-        <w:t>arraySize</w:t>
-      </w:r>
-      <w:proofErr w:type="spellEnd"/>
-      <w:r>
-        <w:rPr>
-          <w:rFonts w:ascii="Cascadia Mono" w:eastAsiaTheme="minorHAnsi" w:hAnsi="Cascadia Mono" w:cs="Cascadia Mono"/>
-          <w:color w:val="000000"/>
-          <w:sz w:val="19"/>
-          <w:szCs w:val="19"/>
-          <w:lang w:val="en-US" w:eastAsia="en-US"/>
-          <w14:ligatures w14:val="standardContextual"/>
-        </w:rPr>
-        <w:t>, string sort)</w:t>
+        <w:t xml:space="preserve">            void CheckSort(int checkCount, int arraySize, string sort)</w:t>
       </w:r>
     </w:p>
     <w:p>
@@ -17219,103 +15357,7 @@
           <w:lang w:val="en-US" w:eastAsia="en-US"/>
           <w14:ligatures w14:val="standardContextual"/>
         </w:rPr>
-        <w:t xml:space="preserve">                for (int </w:t>
-      </w:r>
-      <w:proofErr w:type="spellStart"/>
-      <w:r>
-        <w:rPr>
-          <w:rFonts w:ascii="Cascadia Mono" w:eastAsiaTheme="minorHAnsi" w:hAnsi="Cascadia Mono" w:cs="Cascadia Mono"/>
-          <w:color w:val="000000"/>
-          <w:sz w:val="19"/>
-          <w:szCs w:val="19"/>
-          <w:lang w:val="en-US" w:eastAsia="en-US"/>
-          <w14:ligatures w14:val="standardContextual"/>
-        </w:rPr>
-        <w:t>i</w:t>
-      </w:r>
-      <w:proofErr w:type="spellEnd"/>
-      <w:r>
-        <w:rPr>
-          <w:rFonts w:ascii="Cascadia Mono" w:eastAsiaTheme="minorHAnsi" w:hAnsi="Cascadia Mono" w:cs="Cascadia Mono"/>
-          <w:color w:val="000000"/>
-          <w:sz w:val="19"/>
-          <w:szCs w:val="19"/>
-          <w:lang w:val="en-US" w:eastAsia="en-US"/>
-          <w14:ligatures w14:val="standardContextual"/>
-        </w:rPr>
-        <w:t xml:space="preserve"> = 0; </w:t>
-      </w:r>
-      <w:proofErr w:type="spellStart"/>
-      <w:r>
-        <w:rPr>
-          <w:rFonts w:ascii="Cascadia Mono" w:eastAsiaTheme="minorHAnsi" w:hAnsi="Cascadia Mono" w:cs="Cascadia Mono"/>
-          <w:color w:val="000000"/>
-          <w:sz w:val="19"/>
-          <w:szCs w:val="19"/>
-          <w:lang w:val="en-US" w:eastAsia="en-US"/>
-          <w14:ligatures w14:val="standardContextual"/>
-        </w:rPr>
-        <w:t>i</w:t>
-      </w:r>
-      <w:proofErr w:type="spellEnd"/>
-      <w:r>
-        <w:rPr>
-          <w:rFonts w:ascii="Cascadia Mono" w:eastAsiaTheme="minorHAnsi" w:hAnsi="Cascadia Mono" w:cs="Cascadia Mono"/>
-          <w:color w:val="000000"/>
-          <w:sz w:val="19"/>
-          <w:szCs w:val="19"/>
-          <w:lang w:val="en-US" w:eastAsia="en-US"/>
-          <w14:ligatures w14:val="standardContextual"/>
-        </w:rPr>
-        <w:t xml:space="preserve"> &lt; </w:t>
-      </w:r>
-      <w:proofErr w:type="spellStart"/>
-      <w:r>
-        <w:rPr>
-          <w:rFonts w:ascii="Cascadia Mono" w:eastAsiaTheme="minorHAnsi" w:hAnsi="Cascadia Mono" w:cs="Cascadia Mono"/>
-          <w:color w:val="000000"/>
-          <w:sz w:val="19"/>
-          <w:szCs w:val="19"/>
-          <w:lang w:val="en-US" w:eastAsia="en-US"/>
-          <w14:ligatures w14:val="standardContextual"/>
-        </w:rPr>
-        <w:t>checkCount</w:t>
-      </w:r>
-      <w:proofErr w:type="spellEnd"/>
-      <w:r>
-        <w:rPr>
-          <w:rFonts w:ascii="Cascadia Mono" w:eastAsiaTheme="minorHAnsi" w:hAnsi="Cascadia Mono" w:cs="Cascadia Mono"/>
-          <w:color w:val="000000"/>
-          <w:sz w:val="19"/>
-          <w:szCs w:val="19"/>
-          <w:lang w:val="en-US" w:eastAsia="en-US"/>
-          <w14:ligatures w14:val="standardContextual"/>
-        </w:rPr>
-        <w:t xml:space="preserve">; </w:t>
-      </w:r>
-      <w:proofErr w:type="spellStart"/>
-      <w:r>
-        <w:rPr>
-          <w:rFonts w:ascii="Cascadia Mono" w:eastAsiaTheme="minorHAnsi" w:hAnsi="Cascadia Mono" w:cs="Cascadia Mono"/>
-          <w:color w:val="000000"/>
-          <w:sz w:val="19"/>
-          <w:szCs w:val="19"/>
-          <w:lang w:val="en-US" w:eastAsia="en-US"/>
-          <w14:ligatures w14:val="standardContextual"/>
-        </w:rPr>
-        <w:t>i</w:t>
-      </w:r>
-      <w:proofErr w:type="spellEnd"/>
-      <w:r>
-        <w:rPr>
-          <w:rFonts w:ascii="Cascadia Mono" w:eastAsiaTheme="minorHAnsi" w:hAnsi="Cascadia Mono" w:cs="Cascadia Mono"/>
-          <w:color w:val="000000"/>
-          <w:sz w:val="19"/>
-          <w:szCs w:val="19"/>
-          <w:lang w:val="en-US" w:eastAsia="en-US"/>
-          <w14:ligatures w14:val="standardContextual"/>
-        </w:rPr>
-        <w:t>++)</w:t>
+        <w:t xml:space="preserve">                for (int i = 0; i &lt; checkCount; i++)</w:t>
       </w:r>
     </w:p>
     <w:p>
@@ -17401,79 +15443,7 @@
           <w:lang w:val="en-US" w:eastAsia="en-US"/>
           <w14:ligatures w14:val="standardContextual"/>
         </w:rPr>
-        <w:t xml:space="preserve">                    </w:t>
-      </w:r>
-      <w:proofErr w:type="gramStart"/>
-      <w:r>
-        <w:rPr>
-          <w:rFonts w:ascii="Cascadia Mono" w:eastAsiaTheme="minorHAnsi" w:hAnsi="Cascadia Mono" w:cs="Cascadia Mono"/>
-          <w:color w:val="000000"/>
-          <w:sz w:val="19"/>
-          <w:szCs w:val="19"/>
-          <w:lang w:val="en-US" w:eastAsia="en-US"/>
-          <w14:ligatures w14:val="standardContextual"/>
-        </w:rPr>
-        <w:t>int[</w:t>
-      </w:r>
-      <w:proofErr w:type="gramEnd"/>
-      <w:r>
-        <w:rPr>
-          <w:rFonts w:ascii="Cascadia Mono" w:eastAsiaTheme="minorHAnsi" w:hAnsi="Cascadia Mono" w:cs="Cascadia Mono"/>
-          <w:color w:val="000000"/>
-          <w:sz w:val="19"/>
-          <w:szCs w:val="19"/>
-          <w:lang w:val="en-US" w:eastAsia="en-US"/>
-          <w14:ligatures w14:val="standardContextual"/>
-        </w:rPr>
-        <w:t xml:space="preserve">] array = </w:t>
-      </w:r>
-      <w:proofErr w:type="spellStart"/>
-      <w:r>
-        <w:rPr>
-          <w:rFonts w:ascii="Cascadia Mono" w:eastAsiaTheme="minorHAnsi" w:hAnsi="Cascadia Mono" w:cs="Cascadia Mono"/>
-          <w:color w:val="000000"/>
-          <w:sz w:val="19"/>
-          <w:szCs w:val="19"/>
-          <w:lang w:val="en-US" w:eastAsia="en-US"/>
-          <w14:ligatures w14:val="standardContextual"/>
-        </w:rPr>
-        <w:t>GenerateArray</w:t>
-      </w:r>
-      <w:proofErr w:type="spellEnd"/>
-      <w:r>
-        <w:rPr>
-          <w:rFonts w:ascii="Cascadia Mono" w:eastAsiaTheme="minorHAnsi" w:hAnsi="Cascadia Mono" w:cs="Cascadia Mono"/>
-          <w:color w:val="000000"/>
-          <w:sz w:val="19"/>
-          <w:szCs w:val="19"/>
-          <w:lang w:val="en-US" w:eastAsia="en-US"/>
-          <w14:ligatures w14:val="standardContextual"/>
-        </w:rPr>
-        <w:t>(</w:t>
-      </w:r>
-      <w:proofErr w:type="spellStart"/>
-      <w:r>
-        <w:rPr>
-          <w:rFonts w:ascii="Cascadia Mono" w:eastAsiaTheme="minorHAnsi" w:hAnsi="Cascadia Mono" w:cs="Cascadia Mono"/>
-          <w:color w:val="000000"/>
-          <w:sz w:val="19"/>
-          <w:szCs w:val="19"/>
-          <w:lang w:val="en-US" w:eastAsia="en-US"/>
-          <w14:ligatures w14:val="standardContextual"/>
-        </w:rPr>
-        <w:t>arraySize</w:t>
-      </w:r>
-      <w:proofErr w:type="spellEnd"/>
-      <w:r>
-        <w:rPr>
-          <w:rFonts w:ascii="Cascadia Mono" w:eastAsiaTheme="minorHAnsi" w:hAnsi="Cascadia Mono" w:cs="Cascadia Mono"/>
-          <w:color w:val="000000"/>
-          <w:sz w:val="19"/>
-          <w:szCs w:val="19"/>
-          <w:lang w:val="en-US" w:eastAsia="en-US"/>
-          <w14:ligatures w14:val="standardContextual"/>
-        </w:rPr>
-        <w:t>);</w:t>
+        <w:t xml:space="preserve">                    int[] array = GenerateArray(arraySize);</w:t>
       </w:r>
     </w:p>
     <w:p>
@@ -17516,55 +15486,7 @@
           <w:lang w:val="en-US" w:eastAsia="en-US"/>
           <w14:ligatures w14:val="standardContextual"/>
         </w:rPr>
-        <w:t xml:space="preserve">                    Stopwatch </w:t>
-      </w:r>
-      <w:proofErr w:type="spellStart"/>
-      <w:r>
-        <w:rPr>
-          <w:rFonts w:ascii="Cascadia Mono" w:eastAsiaTheme="minorHAnsi" w:hAnsi="Cascadia Mono" w:cs="Cascadia Mono"/>
-          <w:color w:val="000000"/>
-          <w:sz w:val="19"/>
-          <w:szCs w:val="19"/>
-          <w:lang w:val="en-US" w:eastAsia="en-US"/>
-          <w14:ligatures w14:val="standardContextual"/>
-        </w:rPr>
-        <w:t>sw</w:t>
-      </w:r>
-      <w:proofErr w:type="spellEnd"/>
-      <w:r>
-        <w:rPr>
-          <w:rFonts w:ascii="Cascadia Mono" w:eastAsiaTheme="minorHAnsi" w:hAnsi="Cascadia Mono" w:cs="Cascadia Mono"/>
-          <w:color w:val="000000"/>
-          <w:sz w:val="19"/>
-          <w:szCs w:val="19"/>
-          <w:lang w:val="en-US" w:eastAsia="en-US"/>
-          <w14:ligatures w14:val="standardContextual"/>
-        </w:rPr>
-        <w:t xml:space="preserve"> = new </w:t>
-      </w:r>
-      <w:proofErr w:type="gramStart"/>
-      <w:r>
-        <w:rPr>
-          <w:rFonts w:ascii="Cascadia Mono" w:eastAsiaTheme="minorHAnsi" w:hAnsi="Cascadia Mono" w:cs="Cascadia Mono"/>
-          <w:color w:val="000000"/>
-          <w:sz w:val="19"/>
-          <w:szCs w:val="19"/>
-          <w:lang w:val="en-US" w:eastAsia="en-US"/>
-          <w14:ligatures w14:val="standardContextual"/>
-        </w:rPr>
-        <w:t>Stopwatch(</w:t>
-      </w:r>
-      <w:proofErr w:type="gramEnd"/>
-      <w:r>
-        <w:rPr>
-          <w:rFonts w:ascii="Cascadia Mono" w:eastAsiaTheme="minorHAnsi" w:hAnsi="Cascadia Mono" w:cs="Cascadia Mono"/>
-          <w:color w:val="000000"/>
-          <w:sz w:val="19"/>
-          <w:szCs w:val="19"/>
-          <w:lang w:val="en-US" w:eastAsia="en-US"/>
-          <w14:ligatures w14:val="standardContextual"/>
-        </w:rPr>
-        <w:t>);</w:t>
+        <w:t xml:space="preserve">                    Stopwatch sw = new Stopwatch();</w:t>
       </w:r>
     </w:p>
     <w:p>
@@ -17693,31 +15615,8 @@
           <w:lang w:val="en-US" w:eastAsia="en-US"/>
           <w14:ligatures w14:val="standardContextual"/>
         </w:rPr>
-        <w:t xml:space="preserve">                        case "</w:t>
-      </w:r>
-      <w:proofErr w:type="spellStart"/>
-      <w:r>
-        <w:rPr>
-          <w:rFonts w:ascii="Cascadia Mono" w:eastAsiaTheme="minorHAnsi" w:hAnsi="Cascadia Mono" w:cs="Cascadia Mono"/>
-          <w:color w:val="000000"/>
-          <w:sz w:val="19"/>
-          <w:szCs w:val="19"/>
-          <w:lang w:val="en-US" w:eastAsia="en-US"/>
-          <w14:ligatures w14:val="standardContextual"/>
-        </w:rPr>
-        <w:t>SelectionSort</w:t>
-      </w:r>
-      <w:proofErr w:type="spellEnd"/>
-      <w:r>
-        <w:rPr>
-          <w:rFonts w:ascii="Cascadia Mono" w:eastAsiaTheme="minorHAnsi" w:hAnsi="Cascadia Mono" w:cs="Cascadia Mono"/>
-          <w:color w:val="000000"/>
-          <w:sz w:val="19"/>
-          <w:szCs w:val="19"/>
-          <w:lang w:val="en-US" w:eastAsia="en-US"/>
-          <w14:ligatures w14:val="standardContextual"/>
-        </w:rPr>
-        <w:t>":</w:t>
+        <w:lastRenderedPageBreak/>
+        <w:t xml:space="preserve">                        case "SelectionSort":</w:t>
       </w:r>
     </w:p>
     <w:p>
@@ -17760,33 +15659,7 @@
           <w:lang w:val="en-US" w:eastAsia="en-US"/>
           <w14:ligatures w14:val="standardContextual"/>
         </w:rPr>
-        <w:t xml:space="preserve">                            </w:t>
-      </w:r>
-      <w:proofErr w:type="spellStart"/>
-      <w:proofErr w:type="gramStart"/>
-      <w:r>
-        <w:rPr>
-          <w:rFonts w:ascii="Cascadia Mono" w:eastAsiaTheme="minorHAnsi" w:hAnsi="Cascadia Mono" w:cs="Cascadia Mono"/>
-          <w:color w:val="000000"/>
-          <w:sz w:val="19"/>
-          <w:szCs w:val="19"/>
-          <w:lang w:val="en-US" w:eastAsia="en-US"/>
-          <w14:ligatures w14:val="standardContextual"/>
-        </w:rPr>
-        <w:t>sw.Start</w:t>
-      </w:r>
-      <w:proofErr w:type="spellEnd"/>
-      <w:proofErr w:type="gramEnd"/>
-      <w:r>
-        <w:rPr>
-          <w:rFonts w:ascii="Cascadia Mono" w:eastAsiaTheme="minorHAnsi" w:hAnsi="Cascadia Mono" w:cs="Cascadia Mono"/>
-          <w:color w:val="000000"/>
-          <w:sz w:val="19"/>
-          <w:szCs w:val="19"/>
-          <w:lang w:val="en-US" w:eastAsia="en-US"/>
-          <w14:ligatures w14:val="standardContextual"/>
-        </w:rPr>
-        <w:t>();</w:t>
+        <w:t xml:space="preserve">                            sw.Start();</w:t>
       </w:r>
     </w:p>
     <w:p>
@@ -17829,31 +15702,7 @@
           <w:lang w:val="en-US" w:eastAsia="en-US"/>
           <w14:ligatures w14:val="standardContextual"/>
         </w:rPr>
-        <w:t xml:space="preserve">                            array = </w:t>
-      </w:r>
-      <w:proofErr w:type="spellStart"/>
-      <w:r>
-        <w:rPr>
-          <w:rFonts w:ascii="Cascadia Mono" w:eastAsiaTheme="minorHAnsi" w:hAnsi="Cascadia Mono" w:cs="Cascadia Mono"/>
-          <w:color w:val="000000"/>
-          <w:sz w:val="19"/>
-          <w:szCs w:val="19"/>
-          <w:lang w:val="en-US" w:eastAsia="en-US"/>
-          <w14:ligatures w14:val="standardContextual"/>
-        </w:rPr>
-        <w:t>SelectionSort</w:t>
-      </w:r>
-      <w:proofErr w:type="spellEnd"/>
-      <w:r>
-        <w:rPr>
-          <w:rFonts w:ascii="Cascadia Mono" w:eastAsiaTheme="minorHAnsi" w:hAnsi="Cascadia Mono" w:cs="Cascadia Mono"/>
-          <w:color w:val="000000"/>
-          <w:sz w:val="19"/>
-          <w:szCs w:val="19"/>
-          <w:lang w:val="en-US" w:eastAsia="en-US"/>
-          <w14:ligatures w14:val="standardContextual"/>
-        </w:rPr>
-        <w:t>(array);</w:t>
+        <w:t xml:space="preserve">                            array = SelectionSort(array);</w:t>
       </w:r>
     </w:p>
     <w:p>
@@ -17896,33 +15745,7 @@
           <w:lang w:val="en-US" w:eastAsia="en-US"/>
           <w14:ligatures w14:val="standardContextual"/>
         </w:rPr>
-        <w:t xml:space="preserve">                            </w:t>
-      </w:r>
-      <w:proofErr w:type="spellStart"/>
-      <w:proofErr w:type="gramStart"/>
-      <w:r>
-        <w:rPr>
-          <w:rFonts w:ascii="Cascadia Mono" w:eastAsiaTheme="minorHAnsi" w:hAnsi="Cascadia Mono" w:cs="Cascadia Mono"/>
-          <w:color w:val="000000"/>
-          <w:sz w:val="19"/>
-          <w:szCs w:val="19"/>
-          <w:lang w:val="en-US" w:eastAsia="en-US"/>
-          <w14:ligatures w14:val="standardContextual"/>
-        </w:rPr>
-        <w:t>sw.Stop</w:t>
-      </w:r>
-      <w:proofErr w:type="spellEnd"/>
-      <w:proofErr w:type="gramEnd"/>
-      <w:r>
-        <w:rPr>
-          <w:rFonts w:ascii="Cascadia Mono" w:eastAsiaTheme="minorHAnsi" w:hAnsi="Cascadia Mono" w:cs="Cascadia Mono"/>
-          <w:color w:val="000000"/>
-          <w:sz w:val="19"/>
-          <w:szCs w:val="19"/>
-          <w:lang w:val="en-US" w:eastAsia="en-US"/>
-          <w14:ligatures w14:val="standardContextual"/>
-        </w:rPr>
-        <w:t>();</w:t>
+        <w:t xml:space="preserve">                            sw.Stop();</w:t>
       </w:r>
     </w:p>
     <w:p>
@@ -18008,31 +15831,7 @@
           <w:lang w:val="en-US" w:eastAsia="en-US"/>
           <w14:ligatures w14:val="standardContextual"/>
         </w:rPr>
-        <w:t xml:space="preserve">                        case "</w:t>
-      </w:r>
-      <w:proofErr w:type="spellStart"/>
-      <w:r>
-        <w:rPr>
-          <w:rFonts w:ascii="Cascadia Mono" w:eastAsiaTheme="minorHAnsi" w:hAnsi="Cascadia Mono" w:cs="Cascadia Mono"/>
-          <w:color w:val="000000"/>
-          <w:sz w:val="19"/>
-          <w:szCs w:val="19"/>
-          <w:lang w:val="en-US" w:eastAsia="en-US"/>
-          <w14:ligatures w14:val="standardContextual"/>
-        </w:rPr>
-        <w:t>QuickSort</w:t>
-      </w:r>
-      <w:proofErr w:type="spellEnd"/>
-      <w:r>
-        <w:rPr>
-          <w:rFonts w:ascii="Cascadia Mono" w:eastAsiaTheme="minorHAnsi" w:hAnsi="Cascadia Mono" w:cs="Cascadia Mono"/>
-          <w:color w:val="000000"/>
-          <w:sz w:val="19"/>
-          <w:szCs w:val="19"/>
-          <w:lang w:val="en-US" w:eastAsia="en-US"/>
-          <w14:ligatures w14:val="standardContextual"/>
-        </w:rPr>
-        <w:t>":</w:t>
+        <w:t xml:space="preserve">                        case "QuickSort":</w:t>
       </w:r>
     </w:p>
     <w:p>
@@ -18075,33 +15874,7 @@
           <w:lang w:val="en-US" w:eastAsia="en-US"/>
           <w14:ligatures w14:val="standardContextual"/>
         </w:rPr>
-        <w:t xml:space="preserve">                            </w:t>
-      </w:r>
-      <w:proofErr w:type="spellStart"/>
-      <w:proofErr w:type="gramStart"/>
-      <w:r>
-        <w:rPr>
-          <w:rFonts w:ascii="Cascadia Mono" w:eastAsiaTheme="minorHAnsi" w:hAnsi="Cascadia Mono" w:cs="Cascadia Mono"/>
-          <w:color w:val="000000"/>
-          <w:sz w:val="19"/>
-          <w:szCs w:val="19"/>
-          <w:lang w:val="en-US" w:eastAsia="en-US"/>
-          <w14:ligatures w14:val="standardContextual"/>
-        </w:rPr>
-        <w:t>sw.Start</w:t>
-      </w:r>
-      <w:proofErr w:type="spellEnd"/>
-      <w:proofErr w:type="gramEnd"/>
-      <w:r>
-        <w:rPr>
-          <w:rFonts w:ascii="Cascadia Mono" w:eastAsiaTheme="minorHAnsi" w:hAnsi="Cascadia Mono" w:cs="Cascadia Mono"/>
-          <w:color w:val="000000"/>
-          <w:sz w:val="19"/>
-          <w:szCs w:val="19"/>
-          <w:lang w:val="en-US" w:eastAsia="en-US"/>
-          <w14:ligatures w14:val="standardContextual"/>
-        </w:rPr>
-        <w:t>();</w:t>
+        <w:t xml:space="preserve">                            sw.Start();</w:t>
       </w:r>
     </w:p>
     <w:p>
@@ -18144,68 +15917,7 @@
           <w:lang w:val="en-US" w:eastAsia="en-US"/>
           <w14:ligatures w14:val="standardContextual"/>
         </w:rPr>
-        <w:t xml:space="preserve">                            array = </w:t>
-      </w:r>
-      <w:proofErr w:type="spellStart"/>
-      <w:proofErr w:type="gramStart"/>
-      <w:r>
-        <w:rPr>
-          <w:rFonts w:ascii="Cascadia Mono" w:eastAsiaTheme="minorHAnsi" w:hAnsi="Cascadia Mono" w:cs="Cascadia Mono"/>
-          <w:color w:val="000000"/>
-          <w:sz w:val="19"/>
-          <w:szCs w:val="19"/>
-          <w:lang w:val="en-US" w:eastAsia="en-US"/>
-          <w14:ligatures w14:val="standardContextual"/>
-        </w:rPr>
-        <w:t>QuickSort</w:t>
-      </w:r>
-      <w:proofErr w:type="spellEnd"/>
-      <w:r>
-        <w:rPr>
-          <w:rFonts w:ascii="Cascadia Mono" w:eastAsiaTheme="minorHAnsi" w:hAnsi="Cascadia Mono" w:cs="Cascadia Mono"/>
-          <w:color w:val="000000"/>
-          <w:sz w:val="19"/>
-          <w:szCs w:val="19"/>
-          <w:lang w:val="en-US" w:eastAsia="en-US"/>
-          <w14:ligatures w14:val="standardContextual"/>
-        </w:rPr>
-        <w:t>(</w:t>
-      </w:r>
-      <w:proofErr w:type="gramEnd"/>
-      <w:r>
-        <w:rPr>
-          <w:rFonts w:ascii="Cascadia Mono" w:eastAsiaTheme="minorHAnsi" w:hAnsi="Cascadia Mono" w:cs="Cascadia Mono"/>
-          <w:color w:val="000000"/>
-          <w:sz w:val="19"/>
-          <w:szCs w:val="19"/>
-          <w:lang w:val="en-US" w:eastAsia="en-US"/>
-          <w14:ligatures w14:val="standardContextual"/>
-        </w:rPr>
-        <w:t xml:space="preserve">array, 0, </w:t>
-      </w:r>
-      <w:proofErr w:type="spellStart"/>
-      <w:r>
-        <w:rPr>
-          <w:rFonts w:ascii="Cascadia Mono" w:eastAsiaTheme="minorHAnsi" w:hAnsi="Cascadia Mono" w:cs="Cascadia Mono"/>
-          <w:color w:val="000000"/>
-          <w:sz w:val="19"/>
-          <w:szCs w:val="19"/>
-          <w:lang w:val="en-US" w:eastAsia="en-US"/>
-          <w14:ligatures w14:val="standardContextual"/>
-        </w:rPr>
-        <w:t>array.Length</w:t>
-      </w:r>
-      <w:proofErr w:type="spellEnd"/>
-      <w:r>
-        <w:rPr>
-          <w:rFonts w:ascii="Cascadia Mono" w:eastAsiaTheme="minorHAnsi" w:hAnsi="Cascadia Mono" w:cs="Cascadia Mono"/>
-          <w:color w:val="000000"/>
-          <w:sz w:val="19"/>
-          <w:szCs w:val="19"/>
-          <w:lang w:val="en-US" w:eastAsia="en-US"/>
-          <w14:ligatures w14:val="standardContextual"/>
-        </w:rPr>
-        <w:t xml:space="preserve"> - 1);</w:t>
+        <w:t xml:space="preserve">                            array = QuickSort(array, 0, array.Length - 1);</w:t>
       </w:r>
     </w:p>
     <w:p>
@@ -18248,33 +15960,7 @@
           <w:lang w:val="en-US" w:eastAsia="en-US"/>
           <w14:ligatures w14:val="standardContextual"/>
         </w:rPr>
-        <w:t xml:space="preserve">                            </w:t>
-      </w:r>
-      <w:proofErr w:type="spellStart"/>
-      <w:proofErr w:type="gramStart"/>
-      <w:r>
-        <w:rPr>
-          <w:rFonts w:ascii="Cascadia Mono" w:eastAsiaTheme="minorHAnsi" w:hAnsi="Cascadia Mono" w:cs="Cascadia Mono"/>
-          <w:color w:val="000000"/>
-          <w:sz w:val="19"/>
-          <w:szCs w:val="19"/>
-          <w:lang w:val="en-US" w:eastAsia="en-US"/>
-          <w14:ligatures w14:val="standardContextual"/>
-        </w:rPr>
-        <w:t>sw.Stop</w:t>
-      </w:r>
-      <w:proofErr w:type="spellEnd"/>
-      <w:proofErr w:type="gramEnd"/>
-      <w:r>
-        <w:rPr>
-          <w:rFonts w:ascii="Cascadia Mono" w:eastAsiaTheme="minorHAnsi" w:hAnsi="Cascadia Mono" w:cs="Cascadia Mono"/>
-          <w:color w:val="000000"/>
-          <w:sz w:val="19"/>
-          <w:szCs w:val="19"/>
-          <w:lang w:val="en-US" w:eastAsia="en-US"/>
-          <w14:ligatures w14:val="standardContextual"/>
-        </w:rPr>
-        <w:t>();</w:t>
+        <w:t xml:space="preserve">                            sw.Stop();</w:t>
       </w:r>
     </w:p>
     <w:p>
@@ -18360,31 +16046,7 @@
           <w:lang w:val="en-US" w:eastAsia="en-US"/>
           <w14:ligatures w14:val="standardContextual"/>
         </w:rPr>
-        <w:t xml:space="preserve">                        case "</w:t>
-      </w:r>
-      <w:proofErr w:type="spellStart"/>
-      <w:r>
-        <w:rPr>
-          <w:rFonts w:ascii="Cascadia Mono" w:eastAsiaTheme="minorHAnsi" w:hAnsi="Cascadia Mono" w:cs="Cascadia Mono"/>
-          <w:color w:val="000000"/>
-          <w:sz w:val="19"/>
-          <w:szCs w:val="19"/>
-          <w:lang w:val="en-US" w:eastAsia="en-US"/>
-          <w14:ligatures w14:val="standardContextual"/>
-        </w:rPr>
-        <w:t>Array.Sort</w:t>
-      </w:r>
-      <w:proofErr w:type="spellEnd"/>
-      <w:r>
-        <w:rPr>
-          <w:rFonts w:ascii="Cascadia Mono" w:eastAsiaTheme="minorHAnsi" w:hAnsi="Cascadia Mono" w:cs="Cascadia Mono"/>
-          <w:color w:val="000000"/>
-          <w:sz w:val="19"/>
-          <w:szCs w:val="19"/>
-          <w:lang w:val="en-US" w:eastAsia="en-US"/>
-          <w14:ligatures w14:val="standardContextual"/>
-        </w:rPr>
-        <w:t>()":</w:t>
+        <w:t xml:space="preserve">                        case "Array.Sort()":</w:t>
       </w:r>
     </w:p>
     <w:p>
@@ -18427,33 +16089,7 @@
           <w:lang w:val="en-US" w:eastAsia="en-US"/>
           <w14:ligatures w14:val="standardContextual"/>
         </w:rPr>
-        <w:t xml:space="preserve">                            </w:t>
-      </w:r>
-      <w:proofErr w:type="spellStart"/>
-      <w:proofErr w:type="gramStart"/>
-      <w:r>
-        <w:rPr>
-          <w:rFonts w:ascii="Cascadia Mono" w:eastAsiaTheme="minorHAnsi" w:hAnsi="Cascadia Mono" w:cs="Cascadia Mono"/>
-          <w:color w:val="000000"/>
-          <w:sz w:val="19"/>
-          <w:szCs w:val="19"/>
-          <w:lang w:val="en-US" w:eastAsia="en-US"/>
-          <w14:ligatures w14:val="standardContextual"/>
-        </w:rPr>
-        <w:t>sw.Start</w:t>
-      </w:r>
-      <w:proofErr w:type="spellEnd"/>
-      <w:proofErr w:type="gramEnd"/>
-      <w:r>
-        <w:rPr>
-          <w:rFonts w:ascii="Cascadia Mono" w:eastAsiaTheme="minorHAnsi" w:hAnsi="Cascadia Mono" w:cs="Cascadia Mono"/>
-          <w:color w:val="000000"/>
-          <w:sz w:val="19"/>
-          <w:szCs w:val="19"/>
-          <w:lang w:val="en-US" w:eastAsia="en-US"/>
-          <w14:ligatures w14:val="standardContextual"/>
-        </w:rPr>
-        <w:t>();</w:t>
+        <w:t xml:space="preserve">                            sw.Start();</w:t>
       </w:r>
     </w:p>
     <w:p>
@@ -18496,31 +16132,7 @@
           <w:lang w:val="en-US" w:eastAsia="en-US"/>
           <w14:ligatures w14:val="standardContextual"/>
         </w:rPr>
-        <w:t xml:space="preserve">                            </w:t>
-      </w:r>
-      <w:proofErr w:type="spellStart"/>
-      <w:r>
-        <w:rPr>
-          <w:rFonts w:ascii="Cascadia Mono" w:eastAsiaTheme="minorHAnsi" w:hAnsi="Cascadia Mono" w:cs="Cascadia Mono"/>
-          <w:color w:val="000000"/>
-          <w:sz w:val="19"/>
-          <w:szCs w:val="19"/>
-          <w:lang w:val="en-US" w:eastAsia="en-US"/>
-          <w14:ligatures w14:val="standardContextual"/>
-        </w:rPr>
-        <w:t>Array.Sort</w:t>
-      </w:r>
-      <w:proofErr w:type="spellEnd"/>
-      <w:r>
-        <w:rPr>
-          <w:rFonts w:ascii="Cascadia Mono" w:eastAsiaTheme="minorHAnsi" w:hAnsi="Cascadia Mono" w:cs="Cascadia Mono"/>
-          <w:color w:val="000000"/>
-          <w:sz w:val="19"/>
-          <w:szCs w:val="19"/>
-          <w:lang w:val="en-US" w:eastAsia="en-US"/>
-          <w14:ligatures w14:val="standardContextual"/>
-        </w:rPr>
-        <w:t>(array);</w:t>
+        <w:t xml:space="preserve">                            Array.Sort(array);</w:t>
       </w:r>
     </w:p>
     <w:p>
@@ -18563,33 +16175,7 @@
           <w:lang w:val="en-US" w:eastAsia="en-US"/>
           <w14:ligatures w14:val="standardContextual"/>
         </w:rPr>
-        <w:t xml:space="preserve">                            </w:t>
-      </w:r>
-      <w:proofErr w:type="spellStart"/>
-      <w:proofErr w:type="gramStart"/>
-      <w:r>
-        <w:rPr>
-          <w:rFonts w:ascii="Cascadia Mono" w:eastAsiaTheme="minorHAnsi" w:hAnsi="Cascadia Mono" w:cs="Cascadia Mono"/>
-          <w:color w:val="000000"/>
-          <w:sz w:val="19"/>
-          <w:szCs w:val="19"/>
-          <w:lang w:val="en-US" w:eastAsia="en-US"/>
-          <w14:ligatures w14:val="standardContextual"/>
-        </w:rPr>
-        <w:t>sw.Stop</w:t>
-      </w:r>
-      <w:proofErr w:type="spellEnd"/>
-      <w:proofErr w:type="gramEnd"/>
-      <w:r>
-        <w:rPr>
-          <w:rFonts w:ascii="Cascadia Mono" w:eastAsiaTheme="minorHAnsi" w:hAnsi="Cascadia Mono" w:cs="Cascadia Mono"/>
-          <w:color w:val="000000"/>
-          <w:sz w:val="19"/>
-          <w:szCs w:val="19"/>
-          <w:lang w:val="en-US" w:eastAsia="en-US"/>
-          <w14:ligatures w14:val="standardContextual"/>
-        </w:rPr>
-        <w:t>();</w:t>
+        <w:t xml:space="preserve">                            sw.Stop();</w:t>
       </w:r>
     </w:p>
     <w:p>
@@ -18804,33 +16390,7 @@
           <w:lang w:val="en-US" w:eastAsia="en-US"/>
           <w14:ligatures w14:val="standardContextual"/>
         </w:rPr>
-        <w:t xml:space="preserve">                    time += </w:t>
-      </w:r>
-      <w:proofErr w:type="spellStart"/>
-      <w:proofErr w:type="gramStart"/>
-      <w:r>
-        <w:rPr>
-          <w:rFonts w:ascii="Cascadia Mono" w:eastAsiaTheme="minorHAnsi" w:hAnsi="Cascadia Mono" w:cs="Cascadia Mono"/>
-          <w:color w:val="000000"/>
-          <w:sz w:val="19"/>
-          <w:szCs w:val="19"/>
-          <w:lang w:val="en-US" w:eastAsia="en-US"/>
-          <w14:ligatures w14:val="standardContextual"/>
-        </w:rPr>
-        <w:t>sw.Elapsed.TotalMilliseconds</w:t>
-      </w:r>
-      <w:proofErr w:type="spellEnd"/>
-      <w:proofErr w:type="gramEnd"/>
-      <w:r>
-        <w:rPr>
-          <w:rFonts w:ascii="Cascadia Mono" w:eastAsiaTheme="minorHAnsi" w:hAnsi="Cascadia Mono" w:cs="Cascadia Mono"/>
-          <w:color w:val="000000"/>
-          <w:sz w:val="19"/>
-          <w:szCs w:val="19"/>
-          <w:lang w:val="en-US" w:eastAsia="en-US"/>
-          <w14:ligatures w14:val="standardContextual"/>
-        </w:rPr>
-        <w:t xml:space="preserve"> * 1000;</w:t>
+        <w:t xml:space="preserve">                    time += sw.Elapsed.TotalMilliseconds * 1000;</w:t>
       </w:r>
     </w:p>
     <w:p>
@@ -18916,271 +16476,7 @@
           <w:lang w:val="en-US" w:eastAsia="en-US"/>
           <w14:ligatures w14:val="standardContextual"/>
         </w:rPr>
-        <w:t xml:space="preserve">                </w:t>
-      </w:r>
-      <w:proofErr w:type="spellStart"/>
-      <w:r>
-        <w:rPr>
-          <w:rFonts w:ascii="Cascadia Mono" w:eastAsiaTheme="minorHAnsi" w:hAnsi="Cascadia Mono" w:cs="Cascadia Mono"/>
-          <w:color w:val="000000"/>
-          <w:sz w:val="19"/>
-          <w:szCs w:val="19"/>
-          <w:lang w:val="en-US" w:eastAsia="en-US"/>
-          <w14:ligatures w14:val="standardContextual"/>
-        </w:rPr>
-        <w:t>Console.WriteLine</w:t>
-      </w:r>
-      <w:proofErr w:type="spellEnd"/>
-      <w:r>
-        <w:rPr>
-          <w:rFonts w:ascii="Cascadia Mono" w:eastAsiaTheme="minorHAnsi" w:hAnsi="Cascadia Mono" w:cs="Cascadia Mono"/>
-          <w:color w:val="000000"/>
-          <w:sz w:val="19"/>
-          <w:szCs w:val="19"/>
-          <w:lang w:val="en-US" w:eastAsia="en-US"/>
-          <w14:ligatures w14:val="standardContextual"/>
-        </w:rPr>
-        <w:t>($"</w:t>
-      </w:r>
-      <w:proofErr w:type="spellStart"/>
-      <w:r>
-        <w:rPr>
-          <w:rFonts w:ascii="Cascadia Mono" w:eastAsiaTheme="minorHAnsi" w:hAnsi="Cascadia Mono" w:cs="Cascadia Mono"/>
-          <w:color w:val="000000"/>
-          <w:sz w:val="19"/>
-          <w:szCs w:val="19"/>
-          <w:lang w:val="en-US" w:eastAsia="en-US"/>
-          <w14:ligatures w14:val="standardContextual"/>
-        </w:rPr>
-        <w:t>Среднее</w:t>
-      </w:r>
-      <w:proofErr w:type="spellEnd"/>
-      <w:r>
-        <w:rPr>
-          <w:rFonts w:ascii="Cascadia Mono" w:eastAsiaTheme="minorHAnsi" w:hAnsi="Cascadia Mono" w:cs="Cascadia Mono"/>
-          <w:color w:val="000000"/>
-          <w:sz w:val="19"/>
-          <w:szCs w:val="19"/>
-          <w:lang w:val="en-US" w:eastAsia="en-US"/>
-          <w14:ligatures w14:val="standardContextual"/>
-        </w:rPr>
-        <w:t xml:space="preserve"> </w:t>
-      </w:r>
-      <w:proofErr w:type="spellStart"/>
-      <w:r>
-        <w:rPr>
-          <w:rFonts w:ascii="Cascadia Mono" w:eastAsiaTheme="minorHAnsi" w:hAnsi="Cascadia Mono" w:cs="Cascadia Mono"/>
-          <w:color w:val="000000"/>
-          <w:sz w:val="19"/>
-          <w:szCs w:val="19"/>
-          <w:lang w:val="en-US" w:eastAsia="en-US"/>
-          <w14:ligatures w14:val="standardContextual"/>
-        </w:rPr>
-        <w:t>время</w:t>
-      </w:r>
-      <w:proofErr w:type="spellEnd"/>
-      <w:r>
-        <w:rPr>
-          <w:rFonts w:ascii="Cascadia Mono" w:eastAsiaTheme="minorHAnsi" w:hAnsi="Cascadia Mono" w:cs="Cascadia Mono"/>
-          <w:color w:val="000000"/>
-          <w:sz w:val="19"/>
-          <w:szCs w:val="19"/>
-          <w:lang w:val="en-US" w:eastAsia="en-US"/>
-          <w14:ligatures w14:val="standardContextual"/>
-        </w:rPr>
-        <w:t xml:space="preserve"> {sort} в {</w:t>
-      </w:r>
-      <w:proofErr w:type="spellStart"/>
-      <w:r>
-        <w:rPr>
-          <w:rFonts w:ascii="Cascadia Mono" w:eastAsiaTheme="minorHAnsi" w:hAnsi="Cascadia Mono" w:cs="Cascadia Mono"/>
-          <w:color w:val="000000"/>
-          <w:sz w:val="19"/>
-          <w:szCs w:val="19"/>
-          <w:lang w:val="en-US" w:eastAsia="en-US"/>
-          <w14:ligatures w14:val="standardContextual"/>
-        </w:rPr>
-        <w:t>checkCount</w:t>
-      </w:r>
-      <w:proofErr w:type="spellEnd"/>
-      <w:r>
-        <w:rPr>
-          <w:rFonts w:ascii="Cascadia Mono" w:eastAsiaTheme="minorHAnsi" w:hAnsi="Cascadia Mono" w:cs="Cascadia Mono"/>
-          <w:color w:val="000000"/>
-          <w:sz w:val="19"/>
-          <w:szCs w:val="19"/>
-          <w:lang w:val="en-US" w:eastAsia="en-US"/>
-          <w14:ligatures w14:val="standardContextual"/>
-        </w:rPr>
-        <w:t xml:space="preserve">} </w:t>
-      </w:r>
-      <w:proofErr w:type="spellStart"/>
-      <w:r>
-        <w:rPr>
-          <w:rFonts w:ascii="Cascadia Mono" w:eastAsiaTheme="minorHAnsi" w:hAnsi="Cascadia Mono" w:cs="Cascadia Mono"/>
-          <w:color w:val="000000"/>
-          <w:sz w:val="19"/>
-          <w:szCs w:val="19"/>
-          <w:lang w:val="en-US" w:eastAsia="en-US"/>
-          <w14:ligatures w14:val="standardContextual"/>
-        </w:rPr>
-        <w:t>измерений</w:t>
-      </w:r>
-      <w:proofErr w:type="spellEnd"/>
-      <w:r>
-        <w:rPr>
-          <w:rFonts w:ascii="Cascadia Mono" w:eastAsiaTheme="minorHAnsi" w:hAnsi="Cascadia Mono" w:cs="Cascadia Mono"/>
-          <w:color w:val="000000"/>
-          <w:sz w:val="19"/>
-          <w:szCs w:val="19"/>
-          <w:lang w:val="en-US" w:eastAsia="en-US"/>
-          <w14:ligatures w14:val="standardContextual"/>
-        </w:rPr>
-        <w:t xml:space="preserve"> </w:t>
-      </w:r>
-      <w:proofErr w:type="spellStart"/>
-      <w:r>
-        <w:rPr>
-          <w:rFonts w:ascii="Cascadia Mono" w:eastAsiaTheme="minorHAnsi" w:hAnsi="Cascadia Mono" w:cs="Cascadia Mono"/>
-          <w:color w:val="000000"/>
-          <w:sz w:val="19"/>
-          <w:szCs w:val="19"/>
-          <w:lang w:val="en-US" w:eastAsia="en-US"/>
-          <w14:ligatures w14:val="standardContextual"/>
-        </w:rPr>
-        <w:t>при</w:t>
-      </w:r>
-      <w:proofErr w:type="spellEnd"/>
-      <w:r>
-        <w:rPr>
-          <w:rFonts w:ascii="Cascadia Mono" w:eastAsiaTheme="minorHAnsi" w:hAnsi="Cascadia Mono" w:cs="Cascadia Mono"/>
-          <w:color w:val="000000"/>
-          <w:sz w:val="19"/>
-          <w:szCs w:val="19"/>
-          <w:lang w:val="en-US" w:eastAsia="en-US"/>
-          <w14:ligatures w14:val="standardContextual"/>
-        </w:rPr>
-        <w:t xml:space="preserve"> </w:t>
-      </w:r>
-      <w:proofErr w:type="spellStart"/>
-      <w:r>
-        <w:rPr>
-          <w:rFonts w:ascii="Cascadia Mono" w:eastAsiaTheme="minorHAnsi" w:hAnsi="Cascadia Mono" w:cs="Cascadia Mono"/>
-          <w:color w:val="000000"/>
-          <w:sz w:val="19"/>
-          <w:szCs w:val="19"/>
-          <w:lang w:val="en-US" w:eastAsia="en-US"/>
-          <w14:ligatures w14:val="standardContextual"/>
-        </w:rPr>
-        <w:t>размере</w:t>
-      </w:r>
-      <w:proofErr w:type="spellEnd"/>
-      <w:r>
-        <w:rPr>
-          <w:rFonts w:ascii="Cascadia Mono" w:eastAsiaTheme="minorHAnsi" w:hAnsi="Cascadia Mono" w:cs="Cascadia Mono"/>
-          <w:color w:val="000000"/>
-          <w:sz w:val="19"/>
-          <w:szCs w:val="19"/>
-          <w:lang w:val="en-US" w:eastAsia="en-US"/>
-          <w14:ligatures w14:val="standardContextual"/>
-        </w:rPr>
-        <w:t xml:space="preserve"> </w:t>
-      </w:r>
-      <w:proofErr w:type="spellStart"/>
-      <w:r>
-        <w:rPr>
-          <w:rFonts w:ascii="Cascadia Mono" w:eastAsiaTheme="minorHAnsi" w:hAnsi="Cascadia Mono" w:cs="Cascadia Mono"/>
-          <w:color w:val="000000"/>
-          <w:sz w:val="19"/>
-          <w:szCs w:val="19"/>
-          <w:lang w:val="en-US" w:eastAsia="en-US"/>
-          <w14:ligatures w14:val="standardContextual"/>
-        </w:rPr>
-        <w:t>массива</w:t>
-      </w:r>
-      <w:proofErr w:type="spellEnd"/>
-      <w:r>
-        <w:rPr>
-          <w:rFonts w:ascii="Cascadia Mono" w:eastAsiaTheme="minorHAnsi" w:hAnsi="Cascadia Mono" w:cs="Cascadia Mono"/>
-          <w:color w:val="000000"/>
-          <w:sz w:val="19"/>
-          <w:szCs w:val="19"/>
-          <w:lang w:val="en-US" w:eastAsia="en-US"/>
-          <w14:ligatures w14:val="standardContextual"/>
-        </w:rPr>
-        <w:t xml:space="preserve"> {</w:t>
-      </w:r>
-      <w:proofErr w:type="spellStart"/>
-      <w:r>
-        <w:rPr>
-          <w:rFonts w:ascii="Cascadia Mono" w:eastAsiaTheme="minorHAnsi" w:hAnsi="Cascadia Mono" w:cs="Cascadia Mono"/>
-          <w:color w:val="000000"/>
-          <w:sz w:val="19"/>
-          <w:szCs w:val="19"/>
-          <w:lang w:val="en-US" w:eastAsia="en-US"/>
-          <w14:ligatures w14:val="standardContextual"/>
-        </w:rPr>
-        <w:t>arraySize</w:t>
-      </w:r>
-      <w:proofErr w:type="spellEnd"/>
-      <w:r>
-        <w:rPr>
-          <w:rFonts w:ascii="Cascadia Mono" w:eastAsiaTheme="minorHAnsi" w:hAnsi="Cascadia Mono" w:cs="Cascadia Mono"/>
-          <w:color w:val="000000"/>
-          <w:sz w:val="19"/>
-          <w:szCs w:val="19"/>
-          <w:lang w:val="en-US" w:eastAsia="en-US"/>
-          <w14:ligatures w14:val="standardContextual"/>
-        </w:rPr>
-        <w:t xml:space="preserve">} - {time / </w:t>
-      </w:r>
-      <w:proofErr w:type="gramStart"/>
-      <w:r>
-        <w:rPr>
-          <w:rFonts w:ascii="Cascadia Mono" w:eastAsiaTheme="minorHAnsi" w:hAnsi="Cascadia Mono" w:cs="Cascadia Mono"/>
-          <w:color w:val="000000"/>
-          <w:sz w:val="19"/>
-          <w:szCs w:val="19"/>
-          <w:lang w:val="en-US" w:eastAsia="en-US"/>
-          <w14:ligatures w14:val="standardContextual"/>
-        </w:rPr>
-        <w:t>checkCount:F</w:t>
-      </w:r>
-      <w:proofErr w:type="gramEnd"/>
-      <w:r>
-        <w:rPr>
-          <w:rFonts w:ascii="Cascadia Mono" w:eastAsiaTheme="minorHAnsi" w:hAnsi="Cascadia Mono" w:cs="Cascadia Mono"/>
-          <w:color w:val="000000"/>
-          <w:sz w:val="19"/>
-          <w:szCs w:val="19"/>
-          <w:lang w:val="en-US" w:eastAsia="en-US"/>
-          <w14:ligatures w14:val="standardContextual"/>
-        </w:rPr>
-        <w:t xml:space="preserve">6} </w:t>
-      </w:r>
-      <w:proofErr w:type="spellStart"/>
-      <w:r>
-        <w:rPr>
-          <w:rFonts w:ascii="Cascadia Mono" w:eastAsiaTheme="minorHAnsi" w:hAnsi="Cascadia Mono" w:cs="Cascadia Mono"/>
-          <w:color w:val="000000"/>
-          <w:sz w:val="19"/>
-          <w:szCs w:val="19"/>
-          <w:lang w:val="en-US" w:eastAsia="en-US"/>
-          <w14:ligatures w14:val="standardContextual"/>
-        </w:rPr>
-        <w:t>микросекунд</w:t>
-      </w:r>
-      <w:proofErr w:type="spellEnd"/>
-      <w:r>
-        <w:rPr>
-          <w:rFonts w:ascii="Cascadia Mono" w:eastAsiaTheme="minorHAnsi" w:hAnsi="Cascadia Mono" w:cs="Cascadia Mono"/>
-          <w:color w:val="000000"/>
-          <w:sz w:val="19"/>
-          <w:szCs w:val="19"/>
-          <w:lang w:val="en-US" w:eastAsia="en-US"/>
-          <w14:ligatures w14:val="standardContextual"/>
-        </w:rPr>
-        <w:t>");</w:t>
+        <w:t xml:space="preserve">                Console.WriteLine($"Среднее время {sort} в {checkCount} измерений при размере массива {arraySize} - {time / checkCount:F6} микросекунд");</w:t>
       </w:r>
     </w:p>
     <w:p>
@@ -19266,55 +16562,7 @@
           <w:lang w:val="en-US" w:eastAsia="en-US"/>
           <w14:ligatures w14:val="standardContextual"/>
         </w:rPr>
-        <w:t xml:space="preserve">            </w:t>
-      </w:r>
-      <w:proofErr w:type="gramStart"/>
-      <w:r>
-        <w:rPr>
-          <w:rFonts w:ascii="Cascadia Mono" w:eastAsiaTheme="minorHAnsi" w:hAnsi="Cascadia Mono" w:cs="Cascadia Mono"/>
-          <w:color w:val="000000"/>
-          <w:sz w:val="19"/>
-          <w:szCs w:val="19"/>
-          <w:lang w:val="en-US" w:eastAsia="en-US"/>
-          <w14:ligatures w14:val="standardContextual"/>
-        </w:rPr>
-        <w:t>int[</w:t>
-      </w:r>
-      <w:proofErr w:type="gramEnd"/>
-      <w:r>
-        <w:rPr>
-          <w:rFonts w:ascii="Cascadia Mono" w:eastAsiaTheme="minorHAnsi" w:hAnsi="Cascadia Mono" w:cs="Cascadia Mono"/>
-          <w:color w:val="000000"/>
-          <w:sz w:val="19"/>
-          <w:szCs w:val="19"/>
-          <w:lang w:val="en-US" w:eastAsia="en-US"/>
-          <w14:ligatures w14:val="standardContextual"/>
-        </w:rPr>
-        <w:t xml:space="preserve">] </w:t>
-      </w:r>
-      <w:proofErr w:type="spellStart"/>
-      <w:r>
-        <w:rPr>
-          <w:rFonts w:ascii="Cascadia Mono" w:eastAsiaTheme="minorHAnsi" w:hAnsi="Cascadia Mono" w:cs="Cascadia Mono"/>
-          <w:color w:val="000000"/>
-          <w:sz w:val="19"/>
-          <w:szCs w:val="19"/>
-          <w:lang w:val="en-US" w:eastAsia="en-US"/>
-          <w14:ligatures w14:val="standardContextual"/>
-        </w:rPr>
-        <w:t>GenerateArray</w:t>
-      </w:r>
-      <w:proofErr w:type="spellEnd"/>
-      <w:r>
-        <w:rPr>
-          <w:rFonts w:ascii="Cascadia Mono" w:eastAsiaTheme="minorHAnsi" w:hAnsi="Cascadia Mono" w:cs="Cascadia Mono"/>
-          <w:color w:val="000000"/>
-          <w:sz w:val="19"/>
-          <w:szCs w:val="19"/>
-          <w:lang w:val="en-US" w:eastAsia="en-US"/>
-          <w14:ligatures w14:val="standardContextual"/>
-        </w:rPr>
-        <w:t>(int size)</w:t>
+        <w:t xml:space="preserve">            int[] GenerateArray(int size)</w:t>
       </w:r>
     </w:p>
     <w:p>
@@ -19400,55 +16648,7 @@
           <w:lang w:val="en-US" w:eastAsia="en-US"/>
           <w14:ligatures w14:val="standardContextual"/>
         </w:rPr>
-        <w:t xml:space="preserve">                </w:t>
-      </w:r>
-      <w:proofErr w:type="gramStart"/>
-      <w:r>
-        <w:rPr>
-          <w:rFonts w:ascii="Cascadia Mono" w:eastAsiaTheme="minorHAnsi" w:hAnsi="Cascadia Mono" w:cs="Cascadia Mono"/>
-          <w:color w:val="000000"/>
-          <w:sz w:val="19"/>
-          <w:szCs w:val="19"/>
-          <w:lang w:val="en-US" w:eastAsia="en-US"/>
-          <w14:ligatures w14:val="standardContextual"/>
-        </w:rPr>
-        <w:t>int[</w:t>
-      </w:r>
-      <w:proofErr w:type="gramEnd"/>
-      <w:r>
-        <w:rPr>
-          <w:rFonts w:ascii="Cascadia Mono" w:eastAsiaTheme="minorHAnsi" w:hAnsi="Cascadia Mono" w:cs="Cascadia Mono"/>
-          <w:color w:val="000000"/>
-          <w:sz w:val="19"/>
-          <w:szCs w:val="19"/>
-          <w:lang w:val="en-US" w:eastAsia="en-US"/>
-          <w14:ligatures w14:val="standardContextual"/>
-        </w:rPr>
-        <w:t xml:space="preserve">] </w:t>
-      </w:r>
-      <w:proofErr w:type="spellStart"/>
-      <w:r>
-        <w:rPr>
-          <w:rFonts w:ascii="Cascadia Mono" w:eastAsiaTheme="minorHAnsi" w:hAnsi="Cascadia Mono" w:cs="Cascadia Mono"/>
-          <w:color w:val="000000"/>
-          <w:sz w:val="19"/>
-          <w:szCs w:val="19"/>
-          <w:lang w:val="en-US" w:eastAsia="en-US"/>
-          <w14:ligatures w14:val="standardContextual"/>
-        </w:rPr>
-        <w:t>arrayForSort</w:t>
-      </w:r>
-      <w:proofErr w:type="spellEnd"/>
-      <w:r>
-        <w:rPr>
-          <w:rFonts w:ascii="Cascadia Mono" w:eastAsiaTheme="minorHAnsi" w:hAnsi="Cascadia Mono" w:cs="Cascadia Mono"/>
-          <w:color w:val="000000"/>
-          <w:sz w:val="19"/>
-          <w:szCs w:val="19"/>
-          <w:lang w:val="en-US" w:eastAsia="en-US"/>
-          <w14:ligatures w14:val="standardContextual"/>
-        </w:rPr>
-        <w:t xml:space="preserve"> = new int[size];</w:t>
+        <w:t xml:space="preserve">                int[] arrayForSort = new int[size];</w:t>
       </w:r>
     </w:p>
     <w:p>
@@ -19491,55 +16691,7 @@
           <w:lang w:val="en-US" w:eastAsia="en-US"/>
           <w14:ligatures w14:val="standardContextual"/>
         </w:rPr>
-        <w:t xml:space="preserve">                Random </w:t>
-      </w:r>
-      <w:proofErr w:type="spellStart"/>
-      <w:r>
-        <w:rPr>
-          <w:rFonts w:ascii="Cascadia Mono" w:eastAsiaTheme="minorHAnsi" w:hAnsi="Cascadia Mono" w:cs="Cascadia Mono"/>
-          <w:color w:val="000000"/>
-          <w:sz w:val="19"/>
-          <w:szCs w:val="19"/>
-          <w:lang w:val="en-US" w:eastAsia="en-US"/>
-          <w14:ligatures w14:val="standardContextual"/>
-        </w:rPr>
-        <w:t>random</w:t>
-      </w:r>
-      <w:proofErr w:type="spellEnd"/>
-      <w:r>
-        <w:rPr>
-          <w:rFonts w:ascii="Cascadia Mono" w:eastAsiaTheme="minorHAnsi" w:hAnsi="Cascadia Mono" w:cs="Cascadia Mono"/>
-          <w:color w:val="000000"/>
-          <w:sz w:val="19"/>
-          <w:szCs w:val="19"/>
-          <w:lang w:val="en-US" w:eastAsia="en-US"/>
-          <w14:ligatures w14:val="standardContextual"/>
-        </w:rPr>
-        <w:t xml:space="preserve"> = new </w:t>
-      </w:r>
-      <w:proofErr w:type="gramStart"/>
-      <w:r>
-        <w:rPr>
-          <w:rFonts w:ascii="Cascadia Mono" w:eastAsiaTheme="minorHAnsi" w:hAnsi="Cascadia Mono" w:cs="Cascadia Mono"/>
-          <w:color w:val="000000"/>
-          <w:sz w:val="19"/>
-          <w:szCs w:val="19"/>
-          <w:lang w:val="en-US" w:eastAsia="en-US"/>
-          <w14:ligatures w14:val="standardContextual"/>
-        </w:rPr>
-        <w:t>Random(</w:t>
-      </w:r>
-      <w:proofErr w:type="gramEnd"/>
-      <w:r>
-        <w:rPr>
-          <w:rFonts w:ascii="Cascadia Mono" w:eastAsiaTheme="minorHAnsi" w:hAnsi="Cascadia Mono" w:cs="Cascadia Mono"/>
-          <w:color w:val="000000"/>
-          <w:sz w:val="19"/>
-          <w:szCs w:val="19"/>
-          <w:lang w:val="en-US" w:eastAsia="en-US"/>
-          <w14:ligatures w14:val="standardContextual"/>
-        </w:rPr>
-        <w:t>);</w:t>
+        <w:t xml:space="preserve">                Random random = new Random();</w:t>
       </w:r>
     </w:p>
     <w:p>
@@ -19582,103 +16734,7 @@
           <w:lang w:val="en-US" w:eastAsia="en-US"/>
           <w14:ligatures w14:val="standardContextual"/>
         </w:rPr>
-        <w:t xml:space="preserve">                for (int </w:t>
-      </w:r>
-      <w:proofErr w:type="spellStart"/>
-      <w:r>
-        <w:rPr>
-          <w:rFonts w:ascii="Cascadia Mono" w:eastAsiaTheme="minorHAnsi" w:hAnsi="Cascadia Mono" w:cs="Cascadia Mono"/>
-          <w:color w:val="000000"/>
-          <w:sz w:val="19"/>
-          <w:szCs w:val="19"/>
-          <w:lang w:val="en-US" w:eastAsia="en-US"/>
-          <w14:ligatures w14:val="standardContextual"/>
-        </w:rPr>
-        <w:t>i</w:t>
-      </w:r>
-      <w:proofErr w:type="spellEnd"/>
-      <w:r>
-        <w:rPr>
-          <w:rFonts w:ascii="Cascadia Mono" w:eastAsiaTheme="minorHAnsi" w:hAnsi="Cascadia Mono" w:cs="Cascadia Mono"/>
-          <w:color w:val="000000"/>
-          <w:sz w:val="19"/>
-          <w:szCs w:val="19"/>
-          <w:lang w:val="en-US" w:eastAsia="en-US"/>
-          <w14:ligatures w14:val="standardContextual"/>
-        </w:rPr>
-        <w:t xml:space="preserve"> = 0; </w:t>
-      </w:r>
-      <w:proofErr w:type="spellStart"/>
-      <w:r>
-        <w:rPr>
-          <w:rFonts w:ascii="Cascadia Mono" w:eastAsiaTheme="minorHAnsi" w:hAnsi="Cascadia Mono" w:cs="Cascadia Mono"/>
-          <w:color w:val="000000"/>
-          <w:sz w:val="19"/>
-          <w:szCs w:val="19"/>
-          <w:lang w:val="en-US" w:eastAsia="en-US"/>
-          <w14:ligatures w14:val="standardContextual"/>
-        </w:rPr>
-        <w:t>i</w:t>
-      </w:r>
-      <w:proofErr w:type="spellEnd"/>
-      <w:r>
-        <w:rPr>
-          <w:rFonts w:ascii="Cascadia Mono" w:eastAsiaTheme="minorHAnsi" w:hAnsi="Cascadia Mono" w:cs="Cascadia Mono"/>
-          <w:color w:val="000000"/>
-          <w:sz w:val="19"/>
-          <w:szCs w:val="19"/>
-          <w:lang w:val="en-US" w:eastAsia="en-US"/>
-          <w14:ligatures w14:val="standardContextual"/>
-        </w:rPr>
-        <w:t xml:space="preserve"> &lt; </w:t>
-      </w:r>
-      <w:proofErr w:type="spellStart"/>
-      <w:r>
-        <w:rPr>
-          <w:rFonts w:ascii="Cascadia Mono" w:eastAsiaTheme="minorHAnsi" w:hAnsi="Cascadia Mono" w:cs="Cascadia Mono"/>
-          <w:color w:val="000000"/>
-          <w:sz w:val="19"/>
-          <w:szCs w:val="19"/>
-          <w:lang w:val="en-US" w:eastAsia="en-US"/>
-          <w14:ligatures w14:val="standardContextual"/>
-        </w:rPr>
-        <w:t>arrayForSort.Length</w:t>
-      </w:r>
-      <w:proofErr w:type="spellEnd"/>
-      <w:r>
-        <w:rPr>
-          <w:rFonts w:ascii="Cascadia Mono" w:eastAsiaTheme="minorHAnsi" w:hAnsi="Cascadia Mono" w:cs="Cascadia Mono"/>
-          <w:color w:val="000000"/>
-          <w:sz w:val="19"/>
-          <w:szCs w:val="19"/>
-          <w:lang w:val="en-US" w:eastAsia="en-US"/>
-          <w14:ligatures w14:val="standardContextual"/>
-        </w:rPr>
-        <w:t xml:space="preserve">; </w:t>
-      </w:r>
-      <w:proofErr w:type="spellStart"/>
-      <w:r>
-        <w:rPr>
-          <w:rFonts w:ascii="Cascadia Mono" w:eastAsiaTheme="minorHAnsi" w:hAnsi="Cascadia Mono" w:cs="Cascadia Mono"/>
-          <w:color w:val="000000"/>
-          <w:sz w:val="19"/>
-          <w:szCs w:val="19"/>
-          <w:lang w:val="en-US" w:eastAsia="en-US"/>
-          <w14:ligatures w14:val="standardContextual"/>
-        </w:rPr>
-        <w:t>i</w:t>
-      </w:r>
-      <w:proofErr w:type="spellEnd"/>
-      <w:r>
-        <w:rPr>
-          <w:rFonts w:ascii="Cascadia Mono" w:eastAsiaTheme="minorHAnsi" w:hAnsi="Cascadia Mono" w:cs="Cascadia Mono"/>
-          <w:color w:val="000000"/>
-          <w:sz w:val="19"/>
-          <w:szCs w:val="19"/>
-          <w:lang w:val="en-US" w:eastAsia="en-US"/>
-          <w14:ligatures w14:val="standardContextual"/>
-        </w:rPr>
-        <w:t>++)</w:t>
+        <w:t xml:space="preserve">                for (int i = 0; i &lt; arrayForSort.Length; i++)</w:t>
       </w:r>
     </w:p>
     <w:p>
@@ -19764,81 +16820,7 @@
           <w:lang w:val="en-US" w:eastAsia="en-US"/>
           <w14:ligatures w14:val="standardContextual"/>
         </w:rPr>
-        <w:t xml:space="preserve">                    </w:t>
-      </w:r>
-      <w:proofErr w:type="spellStart"/>
-      <w:r>
-        <w:rPr>
-          <w:rFonts w:ascii="Cascadia Mono" w:eastAsiaTheme="minorHAnsi" w:hAnsi="Cascadia Mono" w:cs="Cascadia Mono"/>
-          <w:color w:val="000000"/>
-          <w:sz w:val="19"/>
-          <w:szCs w:val="19"/>
-          <w:lang w:val="en-US" w:eastAsia="en-US"/>
-          <w14:ligatures w14:val="standardContextual"/>
-        </w:rPr>
-        <w:t>arrayForSort</w:t>
-      </w:r>
-      <w:proofErr w:type="spellEnd"/>
-      <w:r>
-        <w:rPr>
-          <w:rFonts w:ascii="Cascadia Mono" w:eastAsiaTheme="minorHAnsi" w:hAnsi="Cascadia Mono" w:cs="Cascadia Mono"/>
-          <w:color w:val="000000"/>
-          <w:sz w:val="19"/>
-          <w:szCs w:val="19"/>
-          <w:lang w:val="en-US" w:eastAsia="en-US"/>
-          <w14:ligatures w14:val="standardContextual"/>
-        </w:rPr>
-        <w:t>[</w:t>
-      </w:r>
-      <w:proofErr w:type="spellStart"/>
-      <w:r>
-        <w:rPr>
-          <w:rFonts w:ascii="Cascadia Mono" w:eastAsiaTheme="minorHAnsi" w:hAnsi="Cascadia Mono" w:cs="Cascadia Mono"/>
-          <w:color w:val="000000"/>
-          <w:sz w:val="19"/>
-          <w:szCs w:val="19"/>
-          <w:lang w:val="en-US" w:eastAsia="en-US"/>
-          <w14:ligatures w14:val="standardContextual"/>
-        </w:rPr>
-        <w:t>i</w:t>
-      </w:r>
-      <w:proofErr w:type="spellEnd"/>
-      <w:r>
-        <w:rPr>
-          <w:rFonts w:ascii="Cascadia Mono" w:eastAsiaTheme="minorHAnsi" w:hAnsi="Cascadia Mono" w:cs="Cascadia Mono"/>
-          <w:color w:val="000000"/>
-          <w:sz w:val="19"/>
-          <w:szCs w:val="19"/>
-          <w:lang w:val="en-US" w:eastAsia="en-US"/>
-          <w14:ligatures w14:val="standardContextual"/>
-        </w:rPr>
-        <w:t xml:space="preserve">] = </w:t>
-      </w:r>
-      <w:proofErr w:type="spellStart"/>
-      <w:proofErr w:type="gramStart"/>
-      <w:r>
-        <w:rPr>
-          <w:rFonts w:ascii="Cascadia Mono" w:eastAsiaTheme="minorHAnsi" w:hAnsi="Cascadia Mono" w:cs="Cascadia Mono"/>
-          <w:color w:val="000000"/>
-          <w:sz w:val="19"/>
-          <w:szCs w:val="19"/>
-          <w:lang w:val="en-US" w:eastAsia="en-US"/>
-          <w14:ligatures w14:val="standardContextual"/>
-        </w:rPr>
-        <w:t>random.Next</w:t>
-      </w:r>
-      <w:proofErr w:type="spellEnd"/>
-      <w:proofErr w:type="gramEnd"/>
-      <w:r>
-        <w:rPr>
-          <w:rFonts w:ascii="Cascadia Mono" w:eastAsiaTheme="minorHAnsi" w:hAnsi="Cascadia Mono" w:cs="Cascadia Mono"/>
-          <w:color w:val="000000"/>
-          <w:sz w:val="19"/>
-          <w:szCs w:val="19"/>
-          <w:lang w:val="en-US" w:eastAsia="en-US"/>
-          <w14:ligatures w14:val="standardContextual"/>
-        </w:rPr>
-        <w:t>(-1000, 1001);</w:t>
+        <w:t xml:space="preserve">                    arrayForSort[i] = random.Next(-1000, 1001);</w:t>
       </w:r>
     </w:p>
     <w:p>
@@ -19924,31 +16906,7 @@
           <w:lang w:val="en-US" w:eastAsia="en-US"/>
           <w14:ligatures w14:val="standardContextual"/>
         </w:rPr>
-        <w:t xml:space="preserve">                return </w:t>
-      </w:r>
-      <w:proofErr w:type="spellStart"/>
-      <w:r>
-        <w:rPr>
-          <w:rFonts w:ascii="Cascadia Mono" w:eastAsiaTheme="minorHAnsi" w:hAnsi="Cascadia Mono" w:cs="Cascadia Mono"/>
-          <w:color w:val="000000"/>
-          <w:sz w:val="19"/>
-          <w:szCs w:val="19"/>
-          <w:lang w:val="en-US" w:eastAsia="en-US"/>
-          <w14:ligatures w14:val="standardContextual"/>
-        </w:rPr>
-        <w:t>arrayForSort</w:t>
-      </w:r>
-      <w:proofErr w:type="spellEnd"/>
-      <w:r>
-        <w:rPr>
-          <w:rFonts w:ascii="Cascadia Mono" w:eastAsiaTheme="minorHAnsi" w:hAnsi="Cascadia Mono" w:cs="Cascadia Mono"/>
-          <w:color w:val="000000"/>
-          <w:sz w:val="19"/>
-          <w:szCs w:val="19"/>
-          <w:lang w:val="en-US" w:eastAsia="en-US"/>
-          <w14:ligatures w14:val="standardContextual"/>
-        </w:rPr>
-        <w:t>;</w:t>
+        <w:t xml:space="preserve">                return arrayForSort;</w:t>
       </w:r>
     </w:p>
     <w:p>
@@ -20034,55 +16992,7 @@
           <w:lang w:val="en-US" w:eastAsia="en-US"/>
           <w14:ligatures w14:val="standardContextual"/>
         </w:rPr>
-        <w:t xml:space="preserve">            void </w:t>
-      </w:r>
-      <w:proofErr w:type="spellStart"/>
-      <w:r>
-        <w:rPr>
-          <w:rFonts w:ascii="Cascadia Mono" w:eastAsiaTheme="minorHAnsi" w:hAnsi="Cascadia Mono" w:cs="Cascadia Mono"/>
-          <w:color w:val="000000"/>
-          <w:sz w:val="19"/>
-          <w:szCs w:val="19"/>
-          <w:lang w:val="en-US" w:eastAsia="en-US"/>
-          <w14:ligatures w14:val="standardContextual"/>
-        </w:rPr>
-        <w:t>PrintArray</w:t>
-      </w:r>
-      <w:proofErr w:type="spellEnd"/>
-      <w:r>
-        <w:rPr>
-          <w:rFonts w:ascii="Cascadia Mono" w:eastAsiaTheme="minorHAnsi" w:hAnsi="Cascadia Mono" w:cs="Cascadia Mono"/>
-          <w:color w:val="000000"/>
-          <w:sz w:val="19"/>
-          <w:szCs w:val="19"/>
-          <w:lang w:val="en-US" w:eastAsia="en-US"/>
-          <w14:ligatures w14:val="standardContextual"/>
-        </w:rPr>
-        <w:t>(</w:t>
-      </w:r>
-      <w:proofErr w:type="gramStart"/>
-      <w:r>
-        <w:rPr>
-          <w:rFonts w:ascii="Cascadia Mono" w:eastAsiaTheme="minorHAnsi" w:hAnsi="Cascadia Mono" w:cs="Cascadia Mono"/>
-          <w:color w:val="000000"/>
-          <w:sz w:val="19"/>
-          <w:szCs w:val="19"/>
-          <w:lang w:val="en-US" w:eastAsia="en-US"/>
-          <w14:ligatures w14:val="standardContextual"/>
-        </w:rPr>
-        <w:t>int[</w:t>
-      </w:r>
-      <w:proofErr w:type="gramEnd"/>
-      <w:r>
-        <w:rPr>
-          <w:rFonts w:ascii="Cascadia Mono" w:eastAsiaTheme="minorHAnsi" w:hAnsi="Cascadia Mono" w:cs="Cascadia Mono"/>
-          <w:color w:val="000000"/>
-          <w:sz w:val="19"/>
-          <w:szCs w:val="19"/>
-          <w:lang w:val="en-US" w:eastAsia="en-US"/>
-          <w14:ligatures w14:val="standardContextual"/>
-        </w:rPr>
-        <w:t>] array)</w:t>
+        <w:t xml:space="preserve">            void PrintArray(int[] array)</w:t>
       </w:r>
     </w:p>
     <w:p>
@@ -20254,31 +17164,7 @@
           <w:lang w:val="en-US" w:eastAsia="en-US"/>
           <w14:ligatures w14:val="standardContextual"/>
         </w:rPr>
-        <w:t xml:space="preserve">                    </w:t>
-      </w:r>
-      <w:proofErr w:type="spellStart"/>
-      <w:r>
-        <w:rPr>
-          <w:rFonts w:ascii="Cascadia Mono" w:eastAsiaTheme="minorHAnsi" w:hAnsi="Cascadia Mono" w:cs="Cascadia Mono"/>
-          <w:color w:val="000000"/>
-          <w:sz w:val="19"/>
-          <w:szCs w:val="19"/>
-          <w:lang w:val="en-US" w:eastAsia="en-US"/>
-          <w14:ligatures w14:val="standardContextual"/>
-        </w:rPr>
-        <w:t>Console.Write</w:t>
-      </w:r>
-      <w:proofErr w:type="spellEnd"/>
-      <w:r>
-        <w:rPr>
-          <w:rFonts w:ascii="Cascadia Mono" w:eastAsiaTheme="minorHAnsi" w:hAnsi="Cascadia Mono" w:cs="Cascadia Mono"/>
-          <w:color w:val="000000"/>
-          <w:sz w:val="19"/>
-          <w:szCs w:val="19"/>
-          <w:lang w:val="en-US" w:eastAsia="en-US"/>
-          <w14:ligatures w14:val="standardContextual"/>
-        </w:rPr>
-        <w:t>($"{num} ");</w:t>
+        <w:t xml:space="preserve">                    Console.Write($"{num} ");</w:t>
       </w:r>
     </w:p>
     <w:p>
@@ -20450,55 +17336,7 @@
           <w:lang w:val="en-US" w:eastAsia="en-US"/>
           <w14:ligatures w14:val="standardContextual"/>
         </w:rPr>
-        <w:t xml:space="preserve">            </w:t>
-      </w:r>
-      <w:proofErr w:type="gramStart"/>
-      <w:r>
-        <w:rPr>
-          <w:rFonts w:ascii="Cascadia Mono" w:eastAsiaTheme="minorHAnsi" w:hAnsi="Cascadia Mono" w:cs="Cascadia Mono"/>
-          <w:color w:val="000000"/>
-          <w:sz w:val="19"/>
-          <w:szCs w:val="19"/>
-          <w:lang w:val="en-US" w:eastAsia="en-US"/>
-          <w14:ligatures w14:val="standardContextual"/>
-        </w:rPr>
-        <w:t>int[</w:t>
-      </w:r>
-      <w:proofErr w:type="gramEnd"/>
-      <w:r>
-        <w:rPr>
-          <w:rFonts w:ascii="Cascadia Mono" w:eastAsiaTheme="minorHAnsi" w:hAnsi="Cascadia Mono" w:cs="Cascadia Mono"/>
-          <w:color w:val="000000"/>
-          <w:sz w:val="19"/>
-          <w:szCs w:val="19"/>
-          <w:lang w:val="en-US" w:eastAsia="en-US"/>
-          <w14:ligatures w14:val="standardContextual"/>
-        </w:rPr>
-        <w:t xml:space="preserve">] </w:t>
-      </w:r>
-      <w:proofErr w:type="spellStart"/>
-      <w:r>
-        <w:rPr>
-          <w:rFonts w:ascii="Cascadia Mono" w:eastAsiaTheme="minorHAnsi" w:hAnsi="Cascadia Mono" w:cs="Cascadia Mono"/>
-          <w:color w:val="000000"/>
-          <w:sz w:val="19"/>
-          <w:szCs w:val="19"/>
-          <w:lang w:val="en-US" w:eastAsia="en-US"/>
-          <w14:ligatures w14:val="standardContextual"/>
-        </w:rPr>
-        <w:t>SelectionSort</w:t>
-      </w:r>
-      <w:proofErr w:type="spellEnd"/>
-      <w:r>
-        <w:rPr>
-          <w:rFonts w:ascii="Cascadia Mono" w:eastAsiaTheme="minorHAnsi" w:hAnsi="Cascadia Mono" w:cs="Cascadia Mono"/>
-          <w:color w:val="000000"/>
-          <w:sz w:val="19"/>
-          <w:szCs w:val="19"/>
-          <w:lang w:val="en-US" w:eastAsia="en-US"/>
-          <w14:ligatures w14:val="standardContextual"/>
-        </w:rPr>
-        <w:t>(int[] array)</w:t>
+        <w:t xml:space="preserve">            int[] SelectionSort(int[] array)</w:t>
       </w:r>
     </w:p>
     <w:p>
@@ -20541,7 +17379,6 @@
           <w:lang w:val="en-US" w:eastAsia="en-US"/>
           <w14:ligatures w14:val="standardContextual"/>
         </w:rPr>
-        <w:lastRenderedPageBreak/>
         <w:t xml:space="preserve">            {            </w:t>
       </w:r>
     </w:p>
@@ -20585,105 +17422,7 @@
           <w:lang w:val="en-US" w:eastAsia="en-US"/>
           <w14:ligatures w14:val="standardContextual"/>
         </w:rPr>
-        <w:t xml:space="preserve">                for (int </w:t>
-      </w:r>
-      <w:proofErr w:type="spellStart"/>
-      <w:r>
-        <w:rPr>
-          <w:rFonts w:ascii="Cascadia Mono" w:eastAsiaTheme="minorHAnsi" w:hAnsi="Cascadia Mono" w:cs="Cascadia Mono"/>
-          <w:color w:val="000000"/>
-          <w:sz w:val="19"/>
-          <w:szCs w:val="19"/>
-          <w:lang w:val="en-US" w:eastAsia="en-US"/>
-          <w14:ligatures w14:val="standardContextual"/>
-        </w:rPr>
-        <w:t>i</w:t>
-      </w:r>
-      <w:proofErr w:type="spellEnd"/>
-      <w:r>
-        <w:rPr>
-          <w:rFonts w:ascii="Cascadia Mono" w:eastAsiaTheme="minorHAnsi" w:hAnsi="Cascadia Mono" w:cs="Cascadia Mono"/>
-          <w:color w:val="000000"/>
-          <w:sz w:val="19"/>
-          <w:szCs w:val="19"/>
-          <w:lang w:val="en-US" w:eastAsia="en-US"/>
-          <w14:ligatures w14:val="standardContextual"/>
-        </w:rPr>
-        <w:t xml:space="preserve"> = 0; </w:t>
-      </w:r>
-      <w:proofErr w:type="spellStart"/>
-      <w:r>
-        <w:rPr>
-          <w:rFonts w:ascii="Cascadia Mono" w:eastAsiaTheme="minorHAnsi" w:hAnsi="Cascadia Mono" w:cs="Cascadia Mono"/>
-          <w:color w:val="000000"/>
-          <w:sz w:val="19"/>
-          <w:szCs w:val="19"/>
-          <w:lang w:val="en-US" w:eastAsia="en-US"/>
-          <w14:ligatures w14:val="standardContextual"/>
-        </w:rPr>
-        <w:t>i</w:t>
-      </w:r>
-      <w:proofErr w:type="spellEnd"/>
-      <w:r>
-        <w:rPr>
-          <w:rFonts w:ascii="Cascadia Mono" w:eastAsiaTheme="minorHAnsi" w:hAnsi="Cascadia Mono" w:cs="Cascadia Mono"/>
-          <w:color w:val="000000"/>
-          <w:sz w:val="19"/>
-          <w:szCs w:val="19"/>
-          <w:lang w:val="en-US" w:eastAsia="en-US"/>
-          <w14:ligatures w14:val="standardContextual"/>
-        </w:rPr>
-        <w:t xml:space="preserve"> &lt; </w:t>
-      </w:r>
-      <w:proofErr w:type="spellStart"/>
-      <w:proofErr w:type="gramStart"/>
-      <w:r>
-        <w:rPr>
-          <w:rFonts w:ascii="Cascadia Mono" w:eastAsiaTheme="minorHAnsi" w:hAnsi="Cascadia Mono" w:cs="Cascadia Mono"/>
-          <w:color w:val="000000"/>
-          <w:sz w:val="19"/>
-          <w:szCs w:val="19"/>
-          <w:lang w:val="en-US" w:eastAsia="en-US"/>
-          <w14:ligatures w14:val="standardContextual"/>
-        </w:rPr>
-        <w:t>array.Length</w:t>
-      </w:r>
-      <w:proofErr w:type="spellEnd"/>
-      <w:proofErr w:type="gramEnd"/>
-      <w:r>
-        <w:rPr>
-          <w:rFonts w:ascii="Cascadia Mono" w:eastAsiaTheme="minorHAnsi" w:hAnsi="Cascadia Mono" w:cs="Cascadia Mono"/>
-          <w:color w:val="000000"/>
-          <w:sz w:val="19"/>
-          <w:szCs w:val="19"/>
-          <w:lang w:val="en-US" w:eastAsia="en-US"/>
-          <w14:ligatures w14:val="standardContextual"/>
-        </w:rPr>
-        <w:t xml:space="preserve">; </w:t>
-      </w:r>
-      <w:proofErr w:type="spellStart"/>
-      <w:r>
-        <w:rPr>
-          <w:rFonts w:ascii="Cascadia Mono" w:eastAsiaTheme="minorHAnsi" w:hAnsi="Cascadia Mono" w:cs="Cascadia Mono"/>
-          <w:color w:val="000000"/>
-          <w:sz w:val="19"/>
-          <w:szCs w:val="19"/>
-          <w:lang w:val="en-US" w:eastAsia="en-US"/>
-          <w14:ligatures w14:val="standardContextual"/>
-        </w:rPr>
-        <w:t>i</w:t>
-      </w:r>
-      <w:proofErr w:type="spellEnd"/>
-      <w:r>
-        <w:rPr>
-          <w:rFonts w:ascii="Cascadia Mono" w:eastAsiaTheme="minorHAnsi" w:hAnsi="Cascadia Mono" w:cs="Cascadia Mono"/>
-          <w:color w:val="000000"/>
-          <w:sz w:val="19"/>
-          <w:szCs w:val="19"/>
-          <w:lang w:val="en-US" w:eastAsia="en-US"/>
-          <w14:ligatures w14:val="standardContextual"/>
-        </w:rPr>
-        <w:t>++)</w:t>
+        <w:t xml:space="preserve">                for (int i = 0; i &lt; array.Length; i++)</w:t>
       </w:r>
     </w:p>
     <w:p>
@@ -20769,31 +17508,7 @@
           <w:lang w:val="en-US" w:eastAsia="en-US"/>
           <w14:ligatures w14:val="standardContextual"/>
         </w:rPr>
-        <w:t xml:space="preserve">                    int </w:t>
-      </w:r>
-      <w:proofErr w:type="spellStart"/>
-      <w:r>
-        <w:rPr>
-          <w:rFonts w:ascii="Cascadia Mono" w:eastAsiaTheme="minorHAnsi" w:hAnsi="Cascadia Mono" w:cs="Cascadia Mono"/>
-          <w:color w:val="000000"/>
-          <w:sz w:val="19"/>
-          <w:szCs w:val="19"/>
-          <w:lang w:val="en-US" w:eastAsia="en-US"/>
-          <w14:ligatures w14:val="standardContextual"/>
-        </w:rPr>
-        <w:t>minValueIndex</w:t>
-      </w:r>
-      <w:proofErr w:type="spellEnd"/>
-      <w:r>
-        <w:rPr>
-          <w:rFonts w:ascii="Cascadia Mono" w:eastAsiaTheme="minorHAnsi" w:hAnsi="Cascadia Mono" w:cs="Cascadia Mono"/>
-          <w:color w:val="000000"/>
-          <w:sz w:val="19"/>
-          <w:szCs w:val="19"/>
-          <w:lang w:val="en-US" w:eastAsia="en-US"/>
-          <w14:ligatures w14:val="standardContextual"/>
-        </w:rPr>
-        <w:t xml:space="preserve"> = i;</w:t>
+        <w:t xml:space="preserve">                    int minValueIndex = i;</w:t>
       </w:r>
     </w:p>
     <w:p>
@@ -20836,81 +17551,7 @@
           <w:lang w:val="en-US" w:eastAsia="en-US"/>
           <w14:ligatures w14:val="standardContextual"/>
         </w:rPr>
-        <w:t xml:space="preserve">                    for (int j = </w:t>
-      </w:r>
-      <w:proofErr w:type="spellStart"/>
-      <w:r>
-        <w:rPr>
-          <w:rFonts w:ascii="Cascadia Mono" w:eastAsiaTheme="minorHAnsi" w:hAnsi="Cascadia Mono" w:cs="Cascadia Mono"/>
-          <w:color w:val="000000"/>
-          <w:sz w:val="19"/>
-          <w:szCs w:val="19"/>
-          <w:lang w:val="en-US" w:eastAsia="en-US"/>
-          <w14:ligatures w14:val="standardContextual"/>
-        </w:rPr>
-        <w:t>i</w:t>
-      </w:r>
-      <w:proofErr w:type="spellEnd"/>
-      <w:r>
-        <w:rPr>
-          <w:rFonts w:ascii="Cascadia Mono" w:eastAsiaTheme="minorHAnsi" w:hAnsi="Cascadia Mono" w:cs="Cascadia Mono"/>
-          <w:color w:val="000000"/>
-          <w:sz w:val="19"/>
-          <w:szCs w:val="19"/>
-          <w:lang w:val="en-US" w:eastAsia="en-US"/>
-          <w14:ligatures w14:val="standardContextual"/>
-        </w:rPr>
-        <w:t xml:space="preserve">; j &lt; </w:t>
-      </w:r>
-      <w:proofErr w:type="spellStart"/>
-      <w:proofErr w:type="gramStart"/>
-      <w:r>
-        <w:rPr>
-          <w:rFonts w:ascii="Cascadia Mono" w:eastAsiaTheme="minorHAnsi" w:hAnsi="Cascadia Mono" w:cs="Cascadia Mono"/>
-          <w:color w:val="000000"/>
-          <w:sz w:val="19"/>
-          <w:szCs w:val="19"/>
-          <w:lang w:val="en-US" w:eastAsia="en-US"/>
-          <w14:ligatures w14:val="standardContextual"/>
-        </w:rPr>
-        <w:t>array.Length</w:t>
-      </w:r>
-      <w:proofErr w:type="spellEnd"/>
-      <w:proofErr w:type="gramEnd"/>
-      <w:r>
-        <w:rPr>
-          <w:rFonts w:ascii="Cascadia Mono" w:eastAsiaTheme="minorHAnsi" w:hAnsi="Cascadia Mono" w:cs="Cascadia Mono"/>
-          <w:color w:val="000000"/>
-          <w:sz w:val="19"/>
-          <w:szCs w:val="19"/>
-          <w:lang w:val="en-US" w:eastAsia="en-US"/>
-          <w14:ligatures w14:val="standardContextual"/>
-        </w:rPr>
-        <w:t xml:space="preserve">; </w:t>
-      </w:r>
-      <w:proofErr w:type="spellStart"/>
-      <w:r>
-        <w:rPr>
-          <w:rFonts w:ascii="Cascadia Mono" w:eastAsiaTheme="minorHAnsi" w:hAnsi="Cascadia Mono" w:cs="Cascadia Mono"/>
-          <w:color w:val="000000"/>
-          <w:sz w:val="19"/>
-          <w:szCs w:val="19"/>
-          <w:lang w:val="en-US" w:eastAsia="en-US"/>
-          <w14:ligatures w14:val="standardContextual"/>
-        </w:rPr>
-        <w:t>j++</w:t>
-      </w:r>
-      <w:proofErr w:type="spellEnd"/>
-      <w:r>
-        <w:rPr>
-          <w:rFonts w:ascii="Cascadia Mono" w:eastAsiaTheme="minorHAnsi" w:hAnsi="Cascadia Mono" w:cs="Cascadia Mono"/>
-          <w:color w:val="000000"/>
-          <w:sz w:val="19"/>
-          <w:szCs w:val="19"/>
-          <w:lang w:val="en-US" w:eastAsia="en-US"/>
-          <w14:ligatures w14:val="standardContextual"/>
-        </w:rPr>
-        <w:t>)</w:t>
+        <w:t xml:space="preserve">                    for (int j = i; j &lt; array.Length; j++)</w:t>
       </w:r>
     </w:p>
     <w:p>
@@ -20996,31 +17637,7 @@
           <w:lang w:val="en-US" w:eastAsia="en-US"/>
           <w14:ligatures w14:val="standardContextual"/>
         </w:rPr>
-        <w:t xml:space="preserve">                        if (array[j] &lt; array[</w:t>
-      </w:r>
-      <w:proofErr w:type="spellStart"/>
-      <w:r>
-        <w:rPr>
-          <w:rFonts w:ascii="Cascadia Mono" w:eastAsiaTheme="minorHAnsi" w:hAnsi="Cascadia Mono" w:cs="Cascadia Mono"/>
-          <w:color w:val="000000"/>
-          <w:sz w:val="19"/>
-          <w:szCs w:val="19"/>
-          <w:lang w:val="en-US" w:eastAsia="en-US"/>
-          <w14:ligatures w14:val="standardContextual"/>
-        </w:rPr>
-        <w:t>minValueIndex</w:t>
-      </w:r>
-      <w:proofErr w:type="spellEnd"/>
-      <w:r>
-        <w:rPr>
-          <w:rFonts w:ascii="Cascadia Mono" w:eastAsiaTheme="minorHAnsi" w:hAnsi="Cascadia Mono" w:cs="Cascadia Mono"/>
-          <w:color w:val="000000"/>
-          <w:sz w:val="19"/>
-          <w:szCs w:val="19"/>
-          <w:lang w:val="en-US" w:eastAsia="en-US"/>
-          <w14:ligatures w14:val="standardContextual"/>
-        </w:rPr>
-        <w:t>])</w:t>
+        <w:t xml:space="preserve">                        if (array[j] &lt; array[minValueIndex])</w:t>
       </w:r>
     </w:p>
     <w:p>
@@ -21106,31 +17723,7 @@
           <w:lang w:val="en-US" w:eastAsia="en-US"/>
           <w14:ligatures w14:val="standardContextual"/>
         </w:rPr>
-        <w:t xml:space="preserve">                            </w:t>
-      </w:r>
-      <w:proofErr w:type="spellStart"/>
-      <w:r>
-        <w:rPr>
-          <w:rFonts w:ascii="Cascadia Mono" w:eastAsiaTheme="minorHAnsi" w:hAnsi="Cascadia Mono" w:cs="Cascadia Mono"/>
-          <w:color w:val="000000"/>
-          <w:sz w:val="19"/>
-          <w:szCs w:val="19"/>
-          <w:lang w:val="en-US" w:eastAsia="en-US"/>
-          <w14:ligatures w14:val="standardContextual"/>
-        </w:rPr>
-        <w:t>minValueIndex</w:t>
-      </w:r>
-      <w:proofErr w:type="spellEnd"/>
-      <w:r>
-        <w:rPr>
-          <w:rFonts w:ascii="Cascadia Mono" w:eastAsiaTheme="minorHAnsi" w:hAnsi="Cascadia Mono" w:cs="Cascadia Mono"/>
-          <w:color w:val="000000"/>
-          <w:sz w:val="19"/>
-          <w:szCs w:val="19"/>
-          <w:lang w:val="en-US" w:eastAsia="en-US"/>
-          <w14:ligatures w14:val="standardContextual"/>
-        </w:rPr>
-        <w:t xml:space="preserve"> = j;</w:t>
+        <w:t xml:space="preserve">                            minValueIndex = j;</w:t>
       </w:r>
     </w:p>
     <w:p>
@@ -21259,81 +17852,7 @@
           <w:lang w:val="en-US" w:eastAsia="en-US"/>
           <w14:ligatures w14:val="standardContextual"/>
         </w:rPr>
-        <w:t xml:space="preserve">                    array = </w:t>
-      </w:r>
-      <w:proofErr w:type="spellStart"/>
-      <w:proofErr w:type="gramStart"/>
-      <w:r>
-        <w:rPr>
-          <w:rFonts w:ascii="Cascadia Mono" w:eastAsiaTheme="minorHAnsi" w:hAnsi="Cascadia Mono" w:cs="Cascadia Mono"/>
-          <w:color w:val="000000"/>
-          <w:sz w:val="19"/>
-          <w:szCs w:val="19"/>
-          <w:lang w:val="en-US" w:eastAsia="en-US"/>
-          <w14:ligatures w14:val="standardContextual"/>
-        </w:rPr>
-        <w:t>SwapElements</w:t>
-      </w:r>
-      <w:proofErr w:type="spellEnd"/>
-      <w:r>
-        <w:rPr>
-          <w:rFonts w:ascii="Cascadia Mono" w:eastAsiaTheme="minorHAnsi" w:hAnsi="Cascadia Mono" w:cs="Cascadia Mono"/>
-          <w:color w:val="000000"/>
-          <w:sz w:val="19"/>
-          <w:szCs w:val="19"/>
-          <w:lang w:val="en-US" w:eastAsia="en-US"/>
-          <w14:ligatures w14:val="standardContextual"/>
-        </w:rPr>
-        <w:t>(</w:t>
-      </w:r>
-      <w:proofErr w:type="spellStart"/>
-      <w:proofErr w:type="gramEnd"/>
-      <w:r>
-        <w:rPr>
-          <w:rFonts w:ascii="Cascadia Mono" w:eastAsiaTheme="minorHAnsi" w:hAnsi="Cascadia Mono" w:cs="Cascadia Mono"/>
-          <w:color w:val="000000"/>
-          <w:sz w:val="19"/>
-          <w:szCs w:val="19"/>
-          <w:lang w:val="en-US" w:eastAsia="en-US"/>
-          <w14:ligatures w14:val="standardContextual"/>
-        </w:rPr>
-        <w:t>i</w:t>
-      </w:r>
-      <w:proofErr w:type="spellEnd"/>
-      <w:r>
-        <w:rPr>
-          <w:rFonts w:ascii="Cascadia Mono" w:eastAsiaTheme="minorHAnsi" w:hAnsi="Cascadia Mono" w:cs="Cascadia Mono"/>
-          <w:color w:val="000000"/>
-          <w:sz w:val="19"/>
-          <w:szCs w:val="19"/>
-          <w:lang w:val="en-US" w:eastAsia="en-US"/>
-          <w14:ligatures w14:val="standardContextual"/>
-        </w:rPr>
-        <w:t xml:space="preserve">, </w:t>
-      </w:r>
-      <w:proofErr w:type="spellStart"/>
-      <w:r>
-        <w:rPr>
-          <w:rFonts w:ascii="Cascadia Mono" w:eastAsiaTheme="minorHAnsi" w:hAnsi="Cascadia Mono" w:cs="Cascadia Mono"/>
-          <w:color w:val="000000"/>
-          <w:sz w:val="19"/>
-          <w:szCs w:val="19"/>
-          <w:lang w:val="en-US" w:eastAsia="en-US"/>
-          <w14:ligatures w14:val="standardContextual"/>
-        </w:rPr>
-        <w:t>minValueIndex</w:t>
-      </w:r>
-      <w:proofErr w:type="spellEnd"/>
-      <w:r>
-        <w:rPr>
-          <w:rFonts w:ascii="Cascadia Mono" w:eastAsiaTheme="minorHAnsi" w:hAnsi="Cascadia Mono" w:cs="Cascadia Mono"/>
-          <w:color w:val="000000"/>
-          <w:sz w:val="19"/>
-          <w:szCs w:val="19"/>
-          <w:lang w:val="en-US" w:eastAsia="en-US"/>
-          <w14:ligatures w14:val="standardContextual"/>
-        </w:rPr>
-        <w:t>, array);</w:t>
+        <w:t xml:space="preserve">                    array = SwapElements(i, minValueIndex, array);</w:t>
       </w:r>
     </w:p>
     <w:p>
@@ -21505,55 +18024,7 @@
           <w:lang w:val="en-US" w:eastAsia="en-US"/>
           <w14:ligatures w14:val="standardContextual"/>
         </w:rPr>
-        <w:t xml:space="preserve">            </w:t>
-      </w:r>
-      <w:proofErr w:type="gramStart"/>
-      <w:r>
-        <w:rPr>
-          <w:rFonts w:ascii="Cascadia Mono" w:eastAsiaTheme="minorHAnsi" w:hAnsi="Cascadia Mono" w:cs="Cascadia Mono"/>
-          <w:color w:val="000000"/>
-          <w:sz w:val="19"/>
-          <w:szCs w:val="19"/>
-          <w:lang w:val="en-US" w:eastAsia="en-US"/>
-          <w14:ligatures w14:val="standardContextual"/>
-        </w:rPr>
-        <w:t>int[</w:t>
-      </w:r>
-      <w:proofErr w:type="gramEnd"/>
-      <w:r>
-        <w:rPr>
-          <w:rFonts w:ascii="Cascadia Mono" w:eastAsiaTheme="minorHAnsi" w:hAnsi="Cascadia Mono" w:cs="Cascadia Mono"/>
-          <w:color w:val="000000"/>
-          <w:sz w:val="19"/>
-          <w:szCs w:val="19"/>
-          <w:lang w:val="en-US" w:eastAsia="en-US"/>
-          <w14:ligatures w14:val="standardContextual"/>
-        </w:rPr>
-        <w:t xml:space="preserve">] </w:t>
-      </w:r>
-      <w:proofErr w:type="spellStart"/>
-      <w:r>
-        <w:rPr>
-          <w:rFonts w:ascii="Cascadia Mono" w:eastAsiaTheme="minorHAnsi" w:hAnsi="Cascadia Mono" w:cs="Cascadia Mono"/>
-          <w:color w:val="000000"/>
-          <w:sz w:val="19"/>
-          <w:szCs w:val="19"/>
-          <w:lang w:val="en-US" w:eastAsia="en-US"/>
-          <w14:ligatures w14:val="standardContextual"/>
-        </w:rPr>
-        <w:t>QuickSort</w:t>
-      </w:r>
-      <w:proofErr w:type="spellEnd"/>
-      <w:r>
-        <w:rPr>
-          <w:rFonts w:ascii="Cascadia Mono" w:eastAsiaTheme="minorHAnsi" w:hAnsi="Cascadia Mono" w:cs="Cascadia Mono"/>
-          <w:color w:val="000000"/>
-          <w:sz w:val="19"/>
-          <w:szCs w:val="19"/>
-          <w:lang w:val="en-US" w:eastAsia="en-US"/>
-          <w14:ligatures w14:val="standardContextual"/>
-        </w:rPr>
-        <w:t>(int[] array, int from, int to)</w:t>
+        <w:t xml:space="preserve">            int[] QuickSort(int[] array, int from, int to)</w:t>
       </w:r>
     </w:p>
     <w:p>
@@ -21811,31 +18282,7 @@
           <w:lang w:val="en-US" w:eastAsia="en-US"/>
           <w14:ligatures w14:val="standardContextual"/>
         </w:rPr>
-        <w:t xml:space="preserve">                int </w:t>
-      </w:r>
-      <w:proofErr w:type="spellStart"/>
-      <w:r>
-        <w:rPr>
-          <w:rFonts w:ascii="Cascadia Mono" w:eastAsiaTheme="minorHAnsi" w:hAnsi="Cascadia Mono" w:cs="Cascadia Mono"/>
-          <w:color w:val="000000"/>
-          <w:sz w:val="19"/>
-          <w:szCs w:val="19"/>
-          <w:lang w:val="en-US" w:eastAsia="en-US"/>
-          <w14:ligatures w14:val="standardContextual"/>
-        </w:rPr>
-        <w:t>keyIndex</w:t>
-      </w:r>
-      <w:proofErr w:type="spellEnd"/>
-      <w:r>
-        <w:rPr>
-          <w:rFonts w:ascii="Cascadia Mono" w:eastAsiaTheme="minorHAnsi" w:hAnsi="Cascadia Mono" w:cs="Cascadia Mono"/>
-          <w:color w:val="000000"/>
-          <w:sz w:val="19"/>
-          <w:szCs w:val="19"/>
-          <w:lang w:val="en-US" w:eastAsia="en-US"/>
-          <w14:ligatures w14:val="standardContextual"/>
-        </w:rPr>
-        <w:t xml:space="preserve"> = to;</w:t>
+        <w:t xml:space="preserve">                int keyIndex = to;</w:t>
       </w:r>
     </w:p>
     <w:p>
@@ -21878,31 +18325,7 @@
           <w:lang w:val="en-US" w:eastAsia="en-US"/>
           <w14:ligatures w14:val="standardContextual"/>
         </w:rPr>
-        <w:t xml:space="preserve">                int </w:t>
-      </w:r>
-      <w:proofErr w:type="spellStart"/>
-      <w:r>
-        <w:rPr>
-          <w:rFonts w:ascii="Cascadia Mono" w:eastAsiaTheme="minorHAnsi" w:hAnsi="Cascadia Mono" w:cs="Cascadia Mono"/>
-          <w:color w:val="000000"/>
-          <w:sz w:val="19"/>
-          <w:szCs w:val="19"/>
-          <w:lang w:val="en-US" w:eastAsia="en-US"/>
-          <w14:ligatures w14:val="standardContextual"/>
-        </w:rPr>
-        <w:t>i</w:t>
-      </w:r>
-      <w:proofErr w:type="spellEnd"/>
-      <w:r>
-        <w:rPr>
-          <w:rFonts w:ascii="Cascadia Mono" w:eastAsiaTheme="minorHAnsi" w:hAnsi="Cascadia Mono" w:cs="Cascadia Mono"/>
-          <w:color w:val="000000"/>
-          <w:sz w:val="19"/>
-          <w:szCs w:val="19"/>
-          <w:lang w:val="en-US" w:eastAsia="en-US"/>
-          <w14:ligatures w14:val="standardContextual"/>
-        </w:rPr>
-        <w:t xml:space="preserve"> = from;</w:t>
+        <w:t xml:space="preserve">                int i = from;</w:t>
       </w:r>
     </w:p>
     <w:p>
@@ -21945,31 +18368,8 @@
           <w:lang w:val="en-US" w:eastAsia="en-US"/>
           <w14:ligatures w14:val="standardContextual"/>
         </w:rPr>
-        <w:t xml:space="preserve">                for (int j = from; j &lt; to; </w:t>
-      </w:r>
-      <w:proofErr w:type="spellStart"/>
-      <w:r>
-        <w:rPr>
-          <w:rFonts w:ascii="Cascadia Mono" w:eastAsiaTheme="minorHAnsi" w:hAnsi="Cascadia Mono" w:cs="Cascadia Mono"/>
-          <w:color w:val="000000"/>
-          <w:sz w:val="19"/>
-          <w:szCs w:val="19"/>
-          <w:lang w:val="en-US" w:eastAsia="en-US"/>
-          <w14:ligatures w14:val="standardContextual"/>
-        </w:rPr>
-        <w:t>j++</w:t>
-      </w:r>
-      <w:proofErr w:type="spellEnd"/>
-      <w:r>
-        <w:rPr>
-          <w:rFonts w:ascii="Cascadia Mono" w:eastAsiaTheme="minorHAnsi" w:hAnsi="Cascadia Mono" w:cs="Cascadia Mono"/>
-          <w:color w:val="000000"/>
-          <w:sz w:val="19"/>
-          <w:szCs w:val="19"/>
-          <w:lang w:val="en-US" w:eastAsia="en-US"/>
-          <w14:ligatures w14:val="standardContextual"/>
-        </w:rPr>
-        <w:t>)</w:t>
+        <w:lastRenderedPageBreak/>
+        <w:t xml:space="preserve">                for (int j = from; j &lt; to; j++)</w:t>
       </w:r>
     </w:p>
     <w:p>
@@ -22055,31 +18455,7 @@
           <w:lang w:val="en-US" w:eastAsia="en-US"/>
           <w14:ligatures w14:val="standardContextual"/>
         </w:rPr>
-        <w:t xml:space="preserve">                    if (array[j] &lt; array[</w:t>
-      </w:r>
-      <w:proofErr w:type="spellStart"/>
-      <w:r>
-        <w:rPr>
-          <w:rFonts w:ascii="Cascadia Mono" w:eastAsiaTheme="minorHAnsi" w:hAnsi="Cascadia Mono" w:cs="Cascadia Mono"/>
-          <w:color w:val="000000"/>
-          <w:sz w:val="19"/>
-          <w:szCs w:val="19"/>
-          <w:lang w:val="en-US" w:eastAsia="en-US"/>
-          <w14:ligatures w14:val="standardContextual"/>
-        </w:rPr>
-        <w:t>keyIndex</w:t>
-      </w:r>
-      <w:proofErr w:type="spellEnd"/>
-      <w:r>
-        <w:rPr>
-          <w:rFonts w:ascii="Cascadia Mono" w:eastAsiaTheme="minorHAnsi" w:hAnsi="Cascadia Mono" w:cs="Cascadia Mono"/>
-          <w:color w:val="000000"/>
-          <w:sz w:val="19"/>
-          <w:szCs w:val="19"/>
-          <w:lang w:val="en-US" w:eastAsia="en-US"/>
-          <w14:ligatures w14:val="standardContextual"/>
-        </w:rPr>
-        <w:t>])</w:t>
+        <w:t xml:space="preserve">                    if (array[j] &lt; array[keyIndex])</w:t>
       </w:r>
     </w:p>
     <w:p>
@@ -22165,57 +18541,7 @@
           <w:lang w:val="en-US" w:eastAsia="en-US"/>
           <w14:ligatures w14:val="standardContextual"/>
         </w:rPr>
-        <w:t xml:space="preserve">                        array = </w:t>
-      </w:r>
-      <w:proofErr w:type="spellStart"/>
-      <w:proofErr w:type="gramStart"/>
-      <w:r>
-        <w:rPr>
-          <w:rFonts w:ascii="Cascadia Mono" w:eastAsiaTheme="minorHAnsi" w:hAnsi="Cascadia Mono" w:cs="Cascadia Mono"/>
-          <w:color w:val="000000"/>
-          <w:sz w:val="19"/>
-          <w:szCs w:val="19"/>
-          <w:lang w:val="en-US" w:eastAsia="en-US"/>
-          <w14:ligatures w14:val="standardContextual"/>
-        </w:rPr>
-        <w:t>SwapElements</w:t>
-      </w:r>
-      <w:proofErr w:type="spellEnd"/>
-      <w:r>
-        <w:rPr>
-          <w:rFonts w:ascii="Cascadia Mono" w:eastAsiaTheme="minorHAnsi" w:hAnsi="Cascadia Mono" w:cs="Cascadia Mono"/>
-          <w:color w:val="000000"/>
-          <w:sz w:val="19"/>
-          <w:szCs w:val="19"/>
-          <w:lang w:val="en-US" w:eastAsia="en-US"/>
-          <w14:ligatures w14:val="standardContextual"/>
-        </w:rPr>
-        <w:t>(</w:t>
-      </w:r>
-      <w:proofErr w:type="spellStart"/>
-      <w:proofErr w:type="gramEnd"/>
-      <w:r>
-        <w:rPr>
-          <w:rFonts w:ascii="Cascadia Mono" w:eastAsiaTheme="minorHAnsi" w:hAnsi="Cascadia Mono" w:cs="Cascadia Mono"/>
-          <w:color w:val="000000"/>
-          <w:sz w:val="19"/>
-          <w:szCs w:val="19"/>
-          <w:lang w:val="en-US" w:eastAsia="en-US"/>
-          <w14:ligatures w14:val="standardContextual"/>
-        </w:rPr>
-        <w:t>i</w:t>
-      </w:r>
-      <w:proofErr w:type="spellEnd"/>
-      <w:r>
-        <w:rPr>
-          <w:rFonts w:ascii="Cascadia Mono" w:eastAsiaTheme="minorHAnsi" w:hAnsi="Cascadia Mono" w:cs="Cascadia Mono"/>
-          <w:color w:val="000000"/>
-          <w:sz w:val="19"/>
-          <w:szCs w:val="19"/>
-          <w:lang w:val="en-US" w:eastAsia="en-US"/>
-          <w14:ligatures w14:val="standardContextual"/>
-        </w:rPr>
-        <w:t>, j, array);</w:t>
+        <w:t xml:space="preserve">                        array = SwapElements(i, j, array);</w:t>
       </w:r>
     </w:p>
     <w:p>
@@ -22258,31 +18584,7 @@
           <w:lang w:val="en-US" w:eastAsia="en-US"/>
           <w14:ligatures w14:val="standardContextual"/>
         </w:rPr>
-        <w:t xml:space="preserve">                        </w:t>
-      </w:r>
-      <w:proofErr w:type="spellStart"/>
-      <w:r>
-        <w:rPr>
-          <w:rFonts w:ascii="Cascadia Mono" w:eastAsiaTheme="minorHAnsi" w:hAnsi="Cascadia Mono" w:cs="Cascadia Mono"/>
-          <w:color w:val="000000"/>
-          <w:sz w:val="19"/>
-          <w:szCs w:val="19"/>
-          <w:lang w:val="en-US" w:eastAsia="en-US"/>
-          <w14:ligatures w14:val="standardContextual"/>
-        </w:rPr>
-        <w:t>i</w:t>
-      </w:r>
-      <w:proofErr w:type="spellEnd"/>
-      <w:r>
-        <w:rPr>
-          <w:rFonts w:ascii="Cascadia Mono" w:eastAsiaTheme="minorHAnsi" w:hAnsi="Cascadia Mono" w:cs="Cascadia Mono"/>
-          <w:color w:val="000000"/>
-          <w:sz w:val="19"/>
-          <w:szCs w:val="19"/>
-          <w:lang w:val="en-US" w:eastAsia="en-US"/>
-          <w14:ligatures w14:val="standardContextual"/>
-        </w:rPr>
-        <w:t>++;</w:t>
+        <w:t xml:space="preserve">                        i++;</w:t>
       </w:r>
     </w:p>
     <w:p>
@@ -22411,81 +18713,7 @@
           <w:lang w:val="en-US" w:eastAsia="en-US"/>
           <w14:ligatures w14:val="standardContextual"/>
         </w:rPr>
-        <w:t xml:space="preserve">                array = </w:t>
-      </w:r>
-      <w:proofErr w:type="spellStart"/>
-      <w:proofErr w:type="gramStart"/>
-      <w:r>
-        <w:rPr>
-          <w:rFonts w:ascii="Cascadia Mono" w:eastAsiaTheme="minorHAnsi" w:hAnsi="Cascadia Mono" w:cs="Cascadia Mono"/>
-          <w:color w:val="000000"/>
-          <w:sz w:val="19"/>
-          <w:szCs w:val="19"/>
-          <w:lang w:val="en-US" w:eastAsia="en-US"/>
-          <w14:ligatures w14:val="standardContextual"/>
-        </w:rPr>
-        <w:t>SwapElements</w:t>
-      </w:r>
-      <w:proofErr w:type="spellEnd"/>
-      <w:r>
-        <w:rPr>
-          <w:rFonts w:ascii="Cascadia Mono" w:eastAsiaTheme="minorHAnsi" w:hAnsi="Cascadia Mono" w:cs="Cascadia Mono"/>
-          <w:color w:val="000000"/>
-          <w:sz w:val="19"/>
-          <w:szCs w:val="19"/>
-          <w:lang w:val="en-US" w:eastAsia="en-US"/>
-          <w14:ligatures w14:val="standardContextual"/>
-        </w:rPr>
-        <w:t>(</w:t>
-      </w:r>
-      <w:proofErr w:type="spellStart"/>
-      <w:proofErr w:type="gramEnd"/>
-      <w:r>
-        <w:rPr>
-          <w:rFonts w:ascii="Cascadia Mono" w:eastAsiaTheme="minorHAnsi" w:hAnsi="Cascadia Mono" w:cs="Cascadia Mono"/>
-          <w:color w:val="000000"/>
-          <w:sz w:val="19"/>
-          <w:szCs w:val="19"/>
-          <w:lang w:val="en-US" w:eastAsia="en-US"/>
-          <w14:ligatures w14:val="standardContextual"/>
-        </w:rPr>
-        <w:t>keyIndex</w:t>
-      </w:r>
-      <w:proofErr w:type="spellEnd"/>
-      <w:r>
-        <w:rPr>
-          <w:rFonts w:ascii="Cascadia Mono" w:eastAsiaTheme="minorHAnsi" w:hAnsi="Cascadia Mono" w:cs="Cascadia Mono"/>
-          <w:color w:val="000000"/>
-          <w:sz w:val="19"/>
-          <w:szCs w:val="19"/>
-          <w:lang w:val="en-US" w:eastAsia="en-US"/>
-          <w14:ligatures w14:val="standardContextual"/>
-        </w:rPr>
-        <w:t xml:space="preserve">, </w:t>
-      </w:r>
-      <w:proofErr w:type="spellStart"/>
-      <w:r>
-        <w:rPr>
-          <w:rFonts w:ascii="Cascadia Mono" w:eastAsiaTheme="minorHAnsi" w:hAnsi="Cascadia Mono" w:cs="Cascadia Mono"/>
-          <w:color w:val="000000"/>
-          <w:sz w:val="19"/>
-          <w:szCs w:val="19"/>
-          <w:lang w:val="en-US" w:eastAsia="en-US"/>
-          <w14:ligatures w14:val="standardContextual"/>
-        </w:rPr>
-        <w:t>i</w:t>
-      </w:r>
-      <w:proofErr w:type="spellEnd"/>
-      <w:r>
-        <w:rPr>
-          <w:rFonts w:ascii="Cascadia Mono" w:eastAsiaTheme="minorHAnsi" w:hAnsi="Cascadia Mono" w:cs="Cascadia Mono"/>
-          <w:color w:val="000000"/>
-          <w:sz w:val="19"/>
-          <w:szCs w:val="19"/>
-          <w:lang w:val="en-US" w:eastAsia="en-US"/>
-          <w14:ligatures w14:val="standardContextual"/>
-        </w:rPr>
-        <w:t>, array);</w:t>
+        <w:t xml:space="preserve">                array = SwapElements(keyIndex, i, array);</w:t>
       </w:r>
     </w:p>
     <w:p>
@@ -22528,55 +18756,7 @@
           <w:lang w:val="en-US" w:eastAsia="en-US"/>
           <w14:ligatures w14:val="standardContextual"/>
         </w:rPr>
-        <w:t xml:space="preserve">                </w:t>
-      </w:r>
-      <w:proofErr w:type="spellStart"/>
-      <w:r>
-        <w:rPr>
-          <w:rFonts w:ascii="Cascadia Mono" w:eastAsiaTheme="minorHAnsi" w:hAnsi="Cascadia Mono" w:cs="Cascadia Mono"/>
-          <w:color w:val="000000"/>
-          <w:sz w:val="19"/>
-          <w:szCs w:val="19"/>
-          <w:lang w:val="en-US" w:eastAsia="en-US"/>
-          <w14:ligatures w14:val="standardContextual"/>
-        </w:rPr>
-        <w:t>keyIndex</w:t>
-      </w:r>
-      <w:proofErr w:type="spellEnd"/>
-      <w:r>
-        <w:rPr>
-          <w:rFonts w:ascii="Cascadia Mono" w:eastAsiaTheme="minorHAnsi" w:hAnsi="Cascadia Mono" w:cs="Cascadia Mono"/>
-          <w:color w:val="000000"/>
-          <w:sz w:val="19"/>
-          <w:szCs w:val="19"/>
-          <w:lang w:val="en-US" w:eastAsia="en-US"/>
-          <w14:ligatures w14:val="standardContextual"/>
-        </w:rPr>
-        <w:t xml:space="preserve"> = </w:t>
-      </w:r>
-      <w:proofErr w:type="spellStart"/>
-      <w:r>
-        <w:rPr>
-          <w:rFonts w:ascii="Cascadia Mono" w:eastAsiaTheme="minorHAnsi" w:hAnsi="Cascadia Mono" w:cs="Cascadia Mono"/>
-          <w:color w:val="000000"/>
-          <w:sz w:val="19"/>
-          <w:szCs w:val="19"/>
-          <w:lang w:val="en-US" w:eastAsia="en-US"/>
-          <w14:ligatures w14:val="standardContextual"/>
-        </w:rPr>
-        <w:t>i</w:t>
-      </w:r>
-      <w:proofErr w:type="spellEnd"/>
-      <w:r>
-        <w:rPr>
-          <w:rFonts w:ascii="Cascadia Mono" w:eastAsiaTheme="minorHAnsi" w:hAnsi="Cascadia Mono" w:cs="Cascadia Mono"/>
-          <w:color w:val="000000"/>
-          <w:sz w:val="19"/>
-          <w:szCs w:val="19"/>
-          <w:lang w:val="en-US" w:eastAsia="en-US"/>
-          <w14:ligatures w14:val="standardContextual"/>
-        </w:rPr>
-        <w:t xml:space="preserve">;                </w:t>
+        <w:t xml:space="preserve">                keyIndex = i;                </w:t>
       </w:r>
     </w:p>
     <w:p>
@@ -22619,68 +18799,7 @@
           <w:lang w:val="en-US" w:eastAsia="en-US"/>
           <w14:ligatures w14:val="standardContextual"/>
         </w:rPr>
-        <w:t xml:space="preserve">                </w:t>
-      </w:r>
-      <w:proofErr w:type="spellStart"/>
-      <w:proofErr w:type="gramStart"/>
-      <w:r>
-        <w:rPr>
-          <w:rFonts w:ascii="Cascadia Mono" w:eastAsiaTheme="minorHAnsi" w:hAnsi="Cascadia Mono" w:cs="Cascadia Mono"/>
-          <w:color w:val="000000"/>
-          <w:sz w:val="19"/>
-          <w:szCs w:val="19"/>
-          <w:lang w:val="en-US" w:eastAsia="en-US"/>
-          <w14:ligatures w14:val="standardContextual"/>
-        </w:rPr>
-        <w:t>QuickSort</w:t>
-      </w:r>
-      <w:proofErr w:type="spellEnd"/>
-      <w:r>
-        <w:rPr>
-          <w:rFonts w:ascii="Cascadia Mono" w:eastAsiaTheme="minorHAnsi" w:hAnsi="Cascadia Mono" w:cs="Cascadia Mono"/>
-          <w:color w:val="000000"/>
-          <w:sz w:val="19"/>
-          <w:szCs w:val="19"/>
-          <w:lang w:val="en-US" w:eastAsia="en-US"/>
-          <w14:ligatures w14:val="standardContextual"/>
-        </w:rPr>
-        <w:t>(</w:t>
-      </w:r>
-      <w:proofErr w:type="gramEnd"/>
-      <w:r>
-        <w:rPr>
-          <w:rFonts w:ascii="Cascadia Mono" w:eastAsiaTheme="minorHAnsi" w:hAnsi="Cascadia Mono" w:cs="Cascadia Mono"/>
-          <w:color w:val="000000"/>
-          <w:sz w:val="19"/>
-          <w:szCs w:val="19"/>
-          <w:lang w:val="en-US" w:eastAsia="en-US"/>
-          <w14:ligatures w14:val="standardContextual"/>
-        </w:rPr>
-        <w:t xml:space="preserve">array, from, </w:t>
-      </w:r>
-      <w:proofErr w:type="spellStart"/>
-      <w:r>
-        <w:rPr>
-          <w:rFonts w:ascii="Cascadia Mono" w:eastAsiaTheme="minorHAnsi" w:hAnsi="Cascadia Mono" w:cs="Cascadia Mono"/>
-          <w:color w:val="000000"/>
-          <w:sz w:val="19"/>
-          <w:szCs w:val="19"/>
-          <w:lang w:val="en-US" w:eastAsia="en-US"/>
-          <w14:ligatures w14:val="standardContextual"/>
-        </w:rPr>
-        <w:t>keyIndex</w:t>
-      </w:r>
-      <w:proofErr w:type="spellEnd"/>
-      <w:r>
-        <w:rPr>
-          <w:rFonts w:ascii="Cascadia Mono" w:eastAsiaTheme="minorHAnsi" w:hAnsi="Cascadia Mono" w:cs="Cascadia Mono"/>
-          <w:color w:val="000000"/>
-          <w:sz w:val="19"/>
-          <w:szCs w:val="19"/>
-          <w:lang w:val="en-US" w:eastAsia="en-US"/>
-          <w14:ligatures w14:val="standardContextual"/>
-        </w:rPr>
-        <w:t xml:space="preserve"> - 1);</w:t>
+        <w:t xml:space="preserve">                QuickSort(array, from, keyIndex - 1);</w:t>
       </w:r>
     </w:p>
     <w:p>
@@ -22723,68 +18842,7 @@
           <w:lang w:val="en-US" w:eastAsia="en-US"/>
           <w14:ligatures w14:val="standardContextual"/>
         </w:rPr>
-        <w:t xml:space="preserve">                </w:t>
-      </w:r>
-      <w:proofErr w:type="spellStart"/>
-      <w:proofErr w:type="gramStart"/>
-      <w:r>
-        <w:rPr>
-          <w:rFonts w:ascii="Cascadia Mono" w:eastAsiaTheme="minorHAnsi" w:hAnsi="Cascadia Mono" w:cs="Cascadia Mono"/>
-          <w:color w:val="000000"/>
-          <w:sz w:val="19"/>
-          <w:szCs w:val="19"/>
-          <w:lang w:val="en-US" w:eastAsia="en-US"/>
-          <w14:ligatures w14:val="standardContextual"/>
-        </w:rPr>
-        <w:t>QuickSort</w:t>
-      </w:r>
-      <w:proofErr w:type="spellEnd"/>
-      <w:r>
-        <w:rPr>
-          <w:rFonts w:ascii="Cascadia Mono" w:eastAsiaTheme="minorHAnsi" w:hAnsi="Cascadia Mono" w:cs="Cascadia Mono"/>
-          <w:color w:val="000000"/>
-          <w:sz w:val="19"/>
-          <w:szCs w:val="19"/>
-          <w:lang w:val="en-US" w:eastAsia="en-US"/>
-          <w14:ligatures w14:val="standardContextual"/>
-        </w:rPr>
-        <w:t>(</w:t>
-      </w:r>
-      <w:proofErr w:type="gramEnd"/>
-      <w:r>
-        <w:rPr>
-          <w:rFonts w:ascii="Cascadia Mono" w:eastAsiaTheme="minorHAnsi" w:hAnsi="Cascadia Mono" w:cs="Cascadia Mono"/>
-          <w:color w:val="000000"/>
-          <w:sz w:val="19"/>
-          <w:szCs w:val="19"/>
-          <w:lang w:val="en-US" w:eastAsia="en-US"/>
-          <w14:ligatures w14:val="standardContextual"/>
-        </w:rPr>
-        <w:t xml:space="preserve">array, </w:t>
-      </w:r>
-      <w:proofErr w:type="spellStart"/>
-      <w:r>
-        <w:rPr>
-          <w:rFonts w:ascii="Cascadia Mono" w:eastAsiaTheme="minorHAnsi" w:hAnsi="Cascadia Mono" w:cs="Cascadia Mono"/>
-          <w:color w:val="000000"/>
-          <w:sz w:val="19"/>
-          <w:szCs w:val="19"/>
-          <w:lang w:val="en-US" w:eastAsia="en-US"/>
-          <w14:ligatures w14:val="standardContextual"/>
-        </w:rPr>
-        <w:t>keyIndex</w:t>
-      </w:r>
-      <w:proofErr w:type="spellEnd"/>
-      <w:r>
-        <w:rPr>
-          <w:rFonts w:ascii="Cascadia Mono" w:eastAsiaTheme="minorHAnsi" w:hAnsi="Cascadia Mono" w:cs="Cascadia Mono"/>
-          <w:color w:val="000000"/>
-          <w:sz w:val="19"/>
-          <w:szCs w:val="19"/>
-          <w:lang w:val="en-US" w:eastAsia="en-US"/>
-          <w14:ligatures w14:val="standardContextual"/>
-        </w:rPr>
-        <w:t xml:space="preserve"> + 1, to);</w:t>
+        <w:t xml:space="preserve">                QuickSort(array, keyIndex + 1, to);</w:t>
       </w:r>
     </w:p>
     <w:p>
@@ -22913,55 +18971,7 @@
           <w:lang w:val="en-US" w:eastAsia="en-US"/>
           <w14:ligatures w14:val="standardContextual"/>
         </w:rPr>
-        <w:t xml:space="preserve">            </w:t>
-      </w:r>
-      <w:proofErr w:type="gramStart"/>
-      <w:r>
-        <w:rPr>
-          <w:rFonts w:ascii="Cascadia Mono" w:eastAsiaTheme="minorHAnsi" w:hAnsi="Cascadia Mono" w:cs="Cascadia Mono"/>
-          <w:color w:val="000000"/>
-          <w:sz w:val="19"/>
-          <w:szCs w:val="19"/>
-          <w:lang w:val="en-US" w:eastAsia="en-US"/>
-          <w14:ligatures w14:val="standardContextual"/>
-        </w:rPr>
-        <w:t>int[</w:t>
-      </w:r>
-      <w:proofErr w:type="gramEnd"/>
-      <w:r>
-        <w:rPr>
-          <w:rFonts w:ascii="Cascadia Mono" w:eastAsiaTheme="minorHAnsi" w:hAnsi="Cascadia Mono" w:cs="Cascadia Mono"/>
-          <w:color w:val="000000"/>
-          <w:sz w:val="19"/>
-          <w:szCs w:val="19"/>
-          <w:lang w:val="en-US" w:eastAsia="en-US"/>
-          <w14:ligatures w14:val="standardContextual"/>
-        </w:rPr>
-        <w:t xml:space="preserve">] </w:t>
-      </w:r>
-      <w:proofErr w:type="spellStart"/>
-      <w:r>
-        <w:rPr>
-          <w:rFonts w:ascii="Cascadia Mono" w:eastAsiaTheme="minorHAnsi" w:hAnsi="Cascadia Mono" w:cs="Cascadia Mono"/>
-          <w:color w:val="000000"/>
-          <w:sz w:val="19"/>
-          <w:szCs w:val="19"/>
-          <w:lang w:val="en-US" w:eastAsia="en-US"/>
-          <w14:ligatures w14:val="standardContextual"/>
-        </w:rPr>
-        <w:t>SwapElements</w:t>
-      </w:r>
-      <w:proofErr w:type="spellEnd"/>
-      <w:r>
-        <w:rPr>
-          <w:rFonts w:ascii="Cascadia Mono" w:eastAsiaTheme="minorHAnsi" w:hAnsi="Cascadia Mono" w:cs="Cascadia Mono"/>
-          <w:color w:val="000000"/>
-          <w:sz w:val="19"/>
-          <w:szCs w:val="19"/>
-          <w:lang w:val="en-US" w:eastAsia="en-US"/>
-          <w14:ligatures w14:val="standardContextual"/>
-        </w:rPr>
-        <w:t>(int index1, int index2, int[] array)</w:t>
+        <w:t xml:space="preserve">            int[] SwapElements(int index1, int index2, int[] array)</w:t>
       </w:r>
     </w:p>
     <w:p>
@@ -23499,6 +19509,92 @@
 <file path=word/numbering.xml><?xml version="1.0" encoding="utf-8"?>
 <w:numbering xmlns:wpc="http://schemas.microsoft.com/office/word/2010/wordprocessingCanvas" xmlns:cx="http://schemas.microsoft.com/office/drawing/2014/chartex" xmlns:cx1="http://schemas.microsoft.com/office/drawing/2015/9/8/chartex" xmlns:cx2="http://schemas.microsoft.com/office/drawing/2015/10/21/chartex" xmlns:cx3="http://schemas.microsoft.com/office/drawing/2016/5/9/chartex" xmlns:cx4="http://schemas.microsoft.com/office/drawing/2016/5/10/chartex" xmlns:cx5="http://schemas.microsoft.com/office/drawing/2016/5/11/chartex" xmlns:cx6="http://schemas.microsoft.com/office/drawing/2016/5/12/chartex" xmlns:cx7="http://schemas.microsoft.com/office/drawing/2016/5/13/chartex" xmlns:cx8="http://schemas.microsoft.com/office/drawing/2016/5/14/chartex" xmlns:mc="http://schemas.openxmlformats.org/markup-compatibility/2006" xmlns:aink="http://schemas.microsoft.com/office/drawing/2016/ink" xmlns:am3d="http://schemas.microsoft.com/office/drawing/2017/model3d" xmlns:o="urn:schemas-microsoft-com:office:office" xmlns:r="http://schemas.openxmlformats.org/officeDocument/2006/relationships" xmlns:m="http://schemas.openxmlformats.org/officeDocument/2006/math" xmlns:v="urn:schemas-microsoft-com:vml" xmlns:wp14="http://schemas.microsoft.com/office/word/2010/wordprocessingDrawing" xmlns:wp="http://schemas.openxmlformats.org/drawingml/2006/wordprocessingDrawing" xmlns:w10="urn:schemas-microsoft-com:office:word" xmlns:w="http://schemas.openxmlformats.org/wordprocessingml/2006/main" xmlns:w14="http://schemas.microsoft.com/office/word/2010/wordml" xmlns:w15="http://schemas.microsoft.com/office/word/2012/wordml" xmlns:w16cex="http://schemas.microsoft.com/office/word/2018/wordml/cex" xmlns:w16cid="http://schemas.microsoft.com/office/word/2016/wordml/cid" xmlns:w16="http://schemas.microsoft.com/office/word/2018/wordml" xmlns:w16sdtdh="http://schemas.microsoft.com/office/word/2020/wordml/sdtdatahash" xmlns:w16se="http://schemas.microsoft.com/office/word/2015/wordml/symex" xmlns:wpg="http://schemas.microsoft.com/office/word/2010/wordprocessingGroup" xmlns:wpi="http://schemas.microsoft.com/office/word/2010/wordprocessingInk" xmlns:wne="http://schemas.microsoft.com/office/word/2006/wordml" xmlns:wps="http://schemas.microsoft.com/office/word/2010/wordprocessingShape" mc:Ignorable="w14 w15 w16se w16cid w16 w16cex w16sdtdh wp14">
   <w:abstractNum w:abstractNumId="0" w15:restartNumberingAfterBreak="0">
+    <w:nsid w:val="07FD2A63"/>
+    <w:multiLevelType w:val="hybridMultilevel"/>
+    <w:tmpl w:val="BDAE4870"/>
+    <w:lvl w:ilvl="0" w:tplc="0419000F">
+      <w:start w:val="1"/>
+      <w:numFmt w:val="decimal"/>
+      <w:lvlText w:val="%1."/>
+      <w:lvlJc w:val="left"/>
+      <w:pPr>
+        <w:ind w:left="720" w:hanging="360"/>
+      </w:pPr>
+    </w:lvl>
+    <w:lvl w:ilvl="1" w:tplc="04190019" w:tentative="1">
+      <w:start w:val="1"/>
+      <w:numFmt w:val="lowerLetter"/>
+      <w:lvlText w:val="%2."/>
+      <w:lvlJc w:val="left"/>
+      <w:pPr>
+        <w:ind w:left="1440" w:hanging="360"/>
+      </w:pPr>
+    </w:lvl>
+    <w:lvl w:ilvl="2" w:tplc="0419001B" w:tentative="1">
+      <w:start w:val="1"/>
+      <w:numFmt w:val="lowerRoman"/>
+      <w:lvlText w:val="%3."/>
+      <w:lvlJc w:val="right"/>
+      <w:pPr>
+        <w:ind w:left="2160" w:hanging="180"/>
+      </w:pPr>
+    </w:lvl>
+    <w:lvl w:ilvl="3" w:tplc="0419000F" w:tentative="1">
+      <w:start w:val="1"/>
+      <w:numFmt w:val="decimal"/>
+      <w:lvlText w:val="%4."/>
+      <w:lvlJc w:val="left"/>
+      <w:pPr>
+        <w:ind w:left="2880" w:hanging="360"/>
+      </w:pPr>
+    </w:lvl>
+    <w:lvl w:ilvl="4" w:tplc="04190019" w:tentative="1">
+      <w:start w:val="1"/>
+      <w:numFmt w:val="lowerLetter"/>
+      <w:lvlText w:val="%5."/>
+      <w:lvlJc w:val="left"/>
+      <w:pPr>
+        <w:ind w:left="3600" w:hanging="360"/>
+      </w:pPr>
+    </w:lvl>
+    <w:lvl w:ilvl="5" w:tplc="0419001B" w:tentative="1">
+      <w:start w:val="1"/>
+      <w:numFmt w:val="lowerRoman"/>
+      <w:lvlText w:val="%6."/>
+      <w:lvlJc w:val="right"/>
+      <w:pPr>
+        <w:ind w:left="4320" w:hanging="180"/>
+      </w:pPr>
+    </w:lvl>
+    <w:lvl w:ilvl="6" w:tplc="0419000F" w:tentative="1">
+      <w:start w:val="1"/>
+      <w:numFmt w:val="decimal"/>
+      <w:lvlText w:val="%7."/>
+      <w:lvlJc w:val="left"/>
+      <w:pPr>
+        <w:ind w:left="5040" w:hanging="360"/>
+      </w:pPr>
+    </w:lvl>
+    <w:lvl w:ilvl="7" w:tplc="04190019" w:tentative="1">
+      <w:start w:val="1"/>
+      <w:numFmt w:val="lowerLetter"/>
+      <w:lvlText w:val="%8."/>
+      <w:lvlJc w:val="left"/>
+      <w:pPr>
+        <w:ind w:left="5760" w:hanging="360"/>
+      </w:pPr>
+    </w:lvl>
+    <w:lvl w:ilvl="8" w:tplc="0419001B" w:tentative="1">
+      <w:start w:val="1"/>
+      <w:numFmt w:val="lowerRoman"/>
+      <w:lvlText w:val="%9."/>
+      <w:lvlJc w:val="right"/>
+      <w:pPr>
+        <w:ind w:left="6480" w:hanging="180"/>
+      </w:pPr>
+    </w:lvl>
+  </w:abstractNum>
+  <w:abstractNum w:abstractNumId="1" w15:restartNumberingAfterBreak="0">
     <w:nsid w:val="133F0A78"/>
     <w:multiLevelType w:val="multilevel"/>
     <w:tmpl w:val="0419001F"/>
@@ -23584,7 +19680,7 @@
       </w:pPr>
     </w:lvl>
   </w:abstractNum>
-  <w:abstractNum w:abstractNumId="1" w15:restartNumberingAfterBreak="0">
+  <w:abstractNum w:abstractNumId="2" w15:restartNumberingAfterBreak="0">
     <w:nsid w:val="1DC07DF1"/>
     <w:multiLevelType w:val="multilevel"/>
     <w:tmpl w:val="D6228554"/>
@@ -23733,7 +19829,7 @@
       </w:rPr>
     </w:lvl>
   </w:abstractNum>
-  <w:abstractNum w:abstractNumId="2" w15:restartNumberingAfterBreak="0">
+  <w:abstractNum w:abstractNumId="3" w15:restartNumberingAfterBreak="0">
     <w:nsid w:val="298479DE"/>
     <w:multiLevelType w:val="hybridMultilevel"/>
     <w:tmpl w:val="29EC96DC"/>
@@ -23819,7 +19915,7 @@
       </w:pPr>
     </w:lvl>
   </w:abstractNum>
-  <w:abstractNum w:abstractNumId="3" w15:restartNumberingAfterBreak="0">
+  <w:abstractNum w:abstractNumId="4" w15:restartNumberingAfterBreak="0">
     <w:nsid w:val="352466EF"/>
     <w:multiLevelType w:val="multilevel"/>
     <w:tmpl w:val="3280C98E"/>
@@ -23968,7 +20064,7 @@
       </w:rPr>
     </w:lvl>
   </w:abstractNum>
-  <w:abstractNum w:abstractNumId="4" w15:restartNumberingAfterBreak="0">
+  <w:abstractNum w:abstractNumId="5" w15:restartNumberingAfterBreak="0">
     <w:nsid w:val="359A0E2F"/>
     <w:multiLevelType w:val="multilevel"/>
     <w:tmpl w:val="B1B05294"/>
@@ -24081,7 +20177,7 @@
       </w:pPr>
     </w:lvl>
   </w:abstractNum>
-  <w:abstractNum w:abstractNumId="5" w15:restartNumberingAfterBreak="0">
+  <w:abstractNum w:abstractNumId="6" w15:restartNumberingAfterBreak="0">
     <w:nsid w:val="36261309"/>
     <w:multiLevelType w:val="multilevel"/>
     <w:tmpl w:val="0419001F"/>
@@ -24167,7 +20263,7 @@
       </w:pPr>
     </w:lvl>
   </w:abstractNum>
-  <w:abstractNum w:abstractNumId="6" w15:restartNumberingAfterBreak="0">
+  <w:abstractNum w:abstractNumId="7" w15:restartNumberingAfterBreak="0">
     <w:nsid w:val="38C80EA9"/>
     <w:multiLevelType w:val="multilevel"/>
     <w:tmpl w:val="35EE4958"/>
@@ -24280,7 +20376,7 @@
       </w:pPr>
     </w:lvl>
   </w:abstractNum>
-  <w:abstractNum w:abstractNumId="7" w15:restartNumberingAfterBreak="0">
+  <w:abstractNum w:abstractNumId="8" w15:restartNumberingAfterBreak="0">
     <w:nsid w:val="3B846781"/>
     <w:multiLevelType w:val="hybridMultilevel"/>
     <w:tmpl w:val="87E837C6"/>
@@ -24369,7 +20465,7 @@
       </w:pPr>
     </w:lvl>
   </w:abstractNum>
-  <w:abstractNum w:abstractNumId="8" w15:restartNumberingAfterBreak="0">
+  <w:abstractNum w:abstractNumId="9" w15:restartNumberingAfterBreak="0">
     <w:nsid w:val="4D991FCD"/>
     <w:multiLevelType w:val="multilevel"/>
     <w:tmpl w:val="60BEBC3C"/>
@@ -24482,7 +20578,7 @@
       </w:pPr>
     </w:lvl>
   </w:abstractNum>
-  <w:abstractNum w:abstractNumId="9" w15:restartNumberingAfterBreak="0">
+  <w:abstractNum w:abstractNumId="10" w15:restartNumberingAfterBreak="0">
     <w:nsid w:val="53E83BB4"/>
     <w:multiLevelType w:val="multilevel"/>
     <w:tmpl w:val="0419001F"/>
@@ -24568,7 +20664,7 @@
       </w:pPr>
     </w:lvl>
   </w:abstractNum>
-  <w:abstractNum w:abstractNumId="10" w15:restartNumberingAfterBreak="0">
+  <w:abstractNum w:abstractNumId="11" w15:restartNumberingAfterBreak="0">
     <w:nsid w:val="57F11108"/>
     <w:multiLevelType w:val="hybridMultilevel"/>
     <w:tmpl w:val="AAEC9BF0"/>
@@ -24681,7 +20777,7 @@
       </w:rPr>
     </w:lvl>
   </w:abstractNum>
-  <w:abstractNum w:abstractNumId="11" w15:restartNumberingAfterBreak="0">
+  <w:abstractNum w:abstractNumId="12" w15:restartNumberingAfterBreak="0">
     <w:nsid w:val="58FA4091"/>
     <w:multiLevelType w:val="multilevel"/>
     <w:tmpl w:val="84F8C466"/>
@@ -24830,7 +20926,7 @@
       </w:rPr>
     </w:lvl>
   </w:abstractNum>
-  <w:abstractNum w:abstractNumId="12" w15:restartNumberingAfterBreak="0">
+  <w:abstractNum w:abstractNumId="13" w15:restartNumberingAfterBreak="0">
     <w:nsid w:val="5A3869EB"/>
     <w:multiLevelType w:val="multilevel"/>
     <w:tmpl w:val="47C839CE"/>
@@ -24979,47 +21075,160 @@
       </w:rPr>
     </w:lvl>
   </w:abstractNum>
+  <w:abstractNum w:abstractNumId="14" w15:restartNumberingAfterBreak="0">
+    <w:nsid w:val="788E4371"/>
+    <w:multiLevelType w:val="hybridMultilevel"/>
+    <w:tmpl w:val="EB7470CA"/>
+    <w:lvl w:ilvl="0" w:tplc="04190001">
+      <w:start w:val="1"/>
+      <w:numFmt w:val="bullet"/>
+      <w:lvlText w:val=""/>
+      <w:lvlJc w:val="left"/>
+      <w:pPr>
+        <w:ind w:left="720" w:hanging="360"/>
+      </w:pPr>
+      <w:rPr>
+        <w:rFonts w:ascii="Symbol" w:hAnsi="Symbol" w:hint="default"/>
+      </w:rPr>
+    </w:lvl>
+    <w:lvl w:ilvl="1" w:tplc="04190003" w:tentative="1">
+      <w:start w:val="1"/>
+      <w:numFmt w:val="bullet"/>
+      <w:lvlText w:val="o"/>
+      <w:lvlJc w:val="left"/>
+      <w:pPr>
+        <w:ind w:left="1440" w:hanging="360"/>
+      </w:pPr>
+      <w:rPr>
+        <w:rFonts w:ascii="Courier New" w:hAnsi="Courier New" w:cs="Courier New" w:hint="default"/>
+      </w:rPr>
+    </w:lvl>
+    <w:lvl w:ilvl="2" w:tplc="04190005" w:tentative="1">
+      <w:start w:val="1"/>
+      <w:numFmt w:val="bullet"/>
+      <w:lvlText w:val=""/>
+      <w:lvlJc w:val="left"/>
+      <w:pPr>
+        <w:ind w:left="2160" w:hanging="360"/>
+      </w:pPr>
+      <w:rPr>
+        <w:rFonts w:ascii="Wingdings" w:hAnsi="Wingdings" w:hint="default"/>
+      </w:rPr>
+    </w:lvl>
+    <w:lvl w:ilvl="3" w:tplc="04190001" w:tentative="1">
+      <w:start w:val="1"/>
+      <w:numFmt w:val="bullet"/>
+      <w:lvlText w:val=""/>
+      <w:lvlJc w:val="left"/>
+      <w:pPr>
+        <w:ind w:left="2880" w:hanging="360"/>
+      </w:pPr>
+      <w:rPr>
+        <w:rFonts w:ascii="Symbol" w:hAnsi="Symbol" w:hint="default"/>
+      </w:rPr>
+    </w:lvl>
+    <w:lvl w:ilvl="4" w:tplc="04190003" w:tentative="1">
+      <w:start w:val="1"/>
+      <w:numFmt w:val="bullet"/>
+      <w:lvlText w:val="o"/>
+      <w:lvlJc w:val="left"/>
+      <w:pPr>
+        <w:ind w:left="3600" w:hanging="360"/>
+      </w:pPr>
+      <w:rPr>
+        <w:rFonts w:ascii="Courier New" w:hAnsi="Courier New" w:cs="Courier New" w:hint="default"/>
+      </w:rPr>
+    </w:lvl>
+    <w:lvl w:ilvl="5" w:tplc="04190005" w:tentative="1">
+      <w:start w:val="1"/>
+      <w:numFmt w:val="bullet"/>
+      <w:lvlText w:val=""/>
+      <w:lvlJc w:val="left"/>
+      <w:pPr>
+        <w:ind w:left="4320" w:hanging="360"/>
+      </w:pPr>
+      <w:rPr>
+        <w:rFonts w:ascii="Wingdings" w:hAnsi="Wingdings" w:hint="default"/>
+      </w:rPr>
+    </w:lvl>
+    <w:lvl w:ilvl="6" w:tplc="04190001" w:tentative="1">
+      <w:start w:val="1"/>
+      <w:numFmt w:val="bullet"/>
+      <w:lvlText w:val=""/>
+      <w:lvlJc w:val="left"/>
+      <w:pPr>
+        <w:ind w:left="5040" w:hanging="360"/>
+      </w:pPr>
+      <w:rPr>
+        <w:rFonts w:ascii="Symbol" w:hAnsi="Symbol" w:hint="default"/>
+      </w:rPr>
+    </w:lvl>
+    <w:lvl w:ilvl="7" w:tplc="04190003" w:tentative="1">
+      <w:start w:val="1"/>
+      <w:numFmt w:val="bullet"/>
+      <w:lvlText w:val="o"/>
+      <w:lvlJc w:val="left"/>
+      <w:pPr>
+        <w:ind w:left="5760" w:hanging="360"/>
+      </w:pPr>
+      <w:rPr>
+        <w:rFonts w:ascii="Courier New" w:hAnsi="Courier New" w:cs="Courier New" w:hint="default"/>
+      </w:rPr>
+    </w:lvl>
+    <w:lvl w:ilvl="8" w:tplc="04190005" w:tentative="1">
+      <w:start w:val="1"/>
+      <w:numFmt w:val="bullet"/>
+      <w:lvlText w:val=""/>
+      <w:lvlJc w:val="left"/>
+      <w:pPr>
+        <w:ind w:left="6480" w:hanging="360"/>
+      </w:pPr>
+      <w:rPr>
+        <w:rFonts w:ascii="Wingdings" w:hAnsi="Wingdings" w:hint="default"/>
+      </w:rPr>
+    </w:lvl>
+  </w:abstractNum>
   <w:num w:numId="1">
+    <w:abstractNumId w:val="8"/>
+  </w:num>
+  <w:num w:numId="2">
+    <w:abstractNumId w:val="3"/>
+  </w:num>
+  <w:num w:numId="3">
+    <w:abstractNumId w:val="1"/>
+  </w:num>
+  <w:num w:numId="4">
+    <w:abstractNumId w:val="11"/>
+  </w:num>
+  <w:num w:numId="5">
     <w:abstractNumId w:val="7"/>
   </w:num>
-  <w:num w:numId="2">
+  <w:num w:numId="6">
+    <w:abstractNumId w:val="13"/>
+  </w:num>
+  <w:num w:numId="7">
+    <w:abstractNumId w:val="9"/>
+  </w:num>
+  <w:num w:numId="8">
+    <w:abstractNumId w:val="5"/>
+  </w:num>
+  <w:num w:numId="9">
+    <w:abstractNumId w:val="10"/>
+  </w:num>
+  <w:num w:numId="10">
+    <w:abstractNumId w:val="6"/>
+  </w:num>
+  <w:num w:numId="11">
+    <w:abstractNumId w:val="12"/>
+  </w:num>
+  <w:num w:numId="12">
     <w:abstractNumId w:val="2"/>
   </w:num>
-  <w:num w:numId="3">
-    <w:abstractNumId w:val="0"/>
-  </w:num>
-  <w:num w:numId="4">
-    <w:abstractNumId w:val="10"/>
-  </w:num>
-  <w:num w:numId="5">
-    <w:abstractNumId w:val="6"/>
-  </w:num>
-  <w:num w:numId="6">
-    <w:abstractNumId w:val="12"/>
-  </w:num>
-  <w:num w:numId="7">
-    <w:abstractNumId w:val="8"/>
-  </w:num>
-  <w:num w:numId="8">
+  <w:num w:numId="13">
     <w:abstractNumId w:val="4"/>
   </w:num>
-  <w:num w:numId="9">
-    <w:abstractNumId w:val="9"/>
-  </w:num>
-  <w:num w:numId="10">
+  <w:num w:numId="14">
     <w:abstractNumId w:val="5"/>
-  </w:num>
-  <w:num w:numId="11">
-    <w:abstractNumId w:val="11"/>
-  </w:num>
-  <w:num w:numId="12">
-    <w:abstractNumId w:val="1"/>
-  </w:num>
-  <w:num w:numId="13">
-    <w:abstractNumId w:val="3"/>
-  </w:num>
-  <w:num w:numId="14">
-    <w:abstractNumId w:val="4"/>
     <w:lvlOverride w:ilvl="0">
       <w:startOverride w:val="1"/>
     </w:lvlOverride>
@@ -25047,6 +21256,12 @@
     <w:lvlOverride w:ilvl="8">
       <w:startOverride w:val="1"/>
     </w:lvlOverride>
+  </w:num>
+  <w:num w:numId="15">
+    <w:abstractNumId w:val="14"/>
+  </w:num>
+  <w:num w:numId="16">
+    <w:abstractNumId w:val="0"/>
   </w:num>
 </w:numbering>
 </file>
@@ -25665,6 +21880,57 @@
         <w:insideV w:val="single" w:sz="4" w:space="0" w:color="auto"/>
       </w:tblBorders>
     </w:tblPr>
+  </w:style>
+  <w:style w:type="paragraph" w:styleId="aa">
+    <w:name w:val="Normal (Web)"/>
+    <w:basedOn w:val="a"/>
+    <w:uiPriority w:val="99"/>
+    <w:unhideWhenUsed/>
+    <w:rsid w:val="009A131A"/>
+    <w:pPr>
+      <w:spacing w:before="100" w:beforeAutospacing="1" w:after="100" w:afterAutospacing="1" w:line="240" w:lineRule="auto"/>
+    </w:pPr>
+    <w:rPr>
+      <w:rFonts w:ascii="Times New Roman" w:eastAsia="Times New Roman" w:hAnsi="Times New Roman" w:cs="Times New Roman"/>
+      <w:sz w:val="24"/>
+      <w:szCs w:val="24"/>
+    </w:rPr>
+  </w:style>
+  <w:style w:type="character" w:customStyle="1" w:styleId="katex-mathml">
+    <w:name w:val="katex-mathml"/>
+    <w:basedOn w:val="a0"/>
+    <w:rsid w:val="009A131A"/>
+  </w:style>
+  <w:style w:type="character" w:customStyle="1" w:styleId="mord">
+    <w:name w:val="mord"/>
+    <w:basedOn w:val="a0"/>
+    <w:rsid w:val="009A131A"/>
+  </w:style>
+  <w:style w:type="character" w:customStyle="1" w:styleId="mopen">
+    <w:name w:val="mopen"/>
+    <w:basedOn w:val="a0"/>
+    <w:rsid w:val="009A131A"/>
+  </w:style>
+  <w:style w:type="character" w:customStyle="1" w:styleId="mclose">
+    <w:name w:val="mclose"/>
+    <w:basedOn w:val="a0"/>
+    <w:rsid w:val="009A131A"/>
+  </w:style>
+  <w:style w:type="character" w:customStyle="1" w:styleId="mop">
+    <w:name w:val="mop"/>
+    <w:basedOn w:val="a0"/>
+    <w:rsid w:val="009A131A"/>
+  </w:style>
+  <w:style w:type="character" w:styleId="ab">
+    <w:name w:val="Emphasis"/>
+    <w:basedOn w:val="a0"/>
+    <w:uiPriority w:val="20"/>
+    <w:qFormat/>
+    <w:rsid w:val="008D6C95"/>
+    <w:rPr>
+      <w:i/>
+      <w:iCs/>
+    </w:rPr>
   </w:style>
 </w:styles>
 </file>
